--- a/docs/memoria/Retroconver_Memoria_v1.docx
+++ b/docs/memoria/Retroconver_Memoria_v1.docx
@@ -2211,7 +2211,7 @@
           </w:tcPr>
           <w:p>
             <w:r>
-              <w:t xml:space="preserve">Organización del repositorio, proyecto Android base, navegación, configuración de Room, módulo Perfil y módulo Galería (incluido el reescalado a 720p).</w:t>
+              <w:t xml:space="preserve">Organización del repositorio, planificación, proyecto Android base, navegación, configuración de Room, módulo Perfil y módulo Galería (incluido el reescalado a 720p).</w:t>
             </w:r>
           </w:p>
         </w:tc>
@@ -2259,7 +2259,7 @@
           </w:tcPr>
           <w:p>
             <w:r>
-              <w:t xml:space="preserve">Guía de estilo y tema retro en Compose, bocetos, esquema de datos, módulo Muro (publicaciones y comentarios) y módulo Mensajes.</w:t>
+              <w:t xml:space="preserve">README, memoria, guía de estilo y tema retro en Compose, bocetos, esquema de datos, módulo Muro (publicaciones y comentarios) y módulo Mensajes.</w:t>
             </w:r>
           </w:p>
         </w:tc>
@@ -3287,7 +3287,7 @@
           </w:tcPr>
           <w:p>
             <w:r>
-              <w:t xml:space="preserve">5</w:t>
+              <w:t xml:space="preserve">3</w:t>
             </w:r>
           </w:p>
         </w:tc>
@@ -3309,7 +3309,7 @@
           </w:tcPr>
           <w:p>
             <w:r>
-              <w:t xml:space="preserve">1</w:t>
+              <w:t xml:space="preserve">3</w:t>
             </w:r>
           </w:p>
         </w:tc>
@@ -3643,7 +3643,7 @@
                 <w:b/>
                 <w:bCs/>
               </w:rPr>
-              <w:t xml:space="preserve">16</w:t>
+              <w:t xml:space="preserve">14</w:t>
             </w:r>
           </w:p>
         </w:tc>
@@ -3670,7 +3670,7 @@
                 <w:b/>
                 <w:bCs/>
               </w:rPr>
-              <w:t xml:space="preserve">11</w:t>
+              <w:t xml:space="preserve">13</w:t>
             </w:r>
           </w:p>
         </w:tc>
@@ -3686,7 +3686,7 @@
         <w:spacing w:after="120"/>
       </w:pPr>
       <w:r>
-        <w:t xml:space="preserve">La entrega 1 recae más en Yeray porque prepara la organización del repositorio. A partir de la entrega 2 el reparto se equilibra por módulos.</w:t>
+        <w:t xml:space="preserve">El reparto queda equilibrado: cada integrante tiene un número parecido de tareas en todas las entregas.</w:t>
       </w:r>
     </w:p>
     <w:p>
@@ -3998,7 +3998,7 @@
           </w:tcPr>
           <w:p>
             <w:r>
-              <w:t xml:space="preserve">Yeray</w:t>
+              <w:t xml:space="preserve">David</w:t>
             </w:r>
           </w:p>
         </w:tc>
@@ -4273,7 +4273,7 @@
           </w:tcPr>
           <w:p>
             <w:r>
-              <w:t xml:space="preserve">Yeray</w:t>
+              <w:t xml:space="preserve">David</w:t>
             </w:r>
           </w:p>
         </w:tc>

--- a/docs/memoria/Retroconver_Memoria_v1.docx
+++ b/docs/memoria/Retroconver_Memoria_v1.docx
@@ -2604,6 +2604,14 @@
     </w:p>
     <w:p>
       <w:pPr>
+        <w:spacing w:after="120"/>
+      </w:pPr>
+      <w:r>
+        <w:t xml:space="preserve">El trabajo está dividido en 82 issues: 37 tareas principales y 45 subtareas. Las subtareas son sub-issues de GitHub, de modo que cada tarea principal muestra en el tablero cuántas de sus subtareas están terminadas.</w:t>
+      </w:r>
+    </w:p>
+    <w:p>
+      <w:pPr>
         <w:pStyle w:val="Heading2"/>
       </w:pPr>
       <w:r>
@@ -3156,9 +3164,10 @@
         <w:tblLayout w:type="fixed"/>
       </w:tblPr>
       <w:tblGrid>
-        <w:gridCol w:w="5026"/>
-        <w:gridCol w:w="2000"/>
-        <w:gridCol w:w="2000"/>
+        <w:gridCol w:w="4526"/>
+        <w:gridCol w:w="1500"/>
+        <w:gridCol w:w="1500"/>
+        <w:gridCol w:w="1500"/>
       </w:tblGrid>
       <w:tr>
         <w:trPr>
@@ -3166,7 +3175,7 @@
         </w:trPr>
         <w:tc>
           <w:tcPr>
-            <w:tcW w:type="dxa" w:w="5026"/>
+            <w:tcW w:type="dxa" w:w="4526"/>
             <w:tcBorders>
               <w:top w:val="single" w:color="BFBFBF" w:sz="4"/>
               <w:left w:val="single" w:color="BFBFBF" w:sz="4"/>
@@ -3193,7 +3202,7 @@
         </w:tc>
         <w:tc>
           <w:tcPr>
-            <w:tcW w:type="dxa" w:w="2000"/>
+            <w:tcW w:type="dxa" w:w="1500"/>
             <w:tcBorders>
               <w:top w:val="single" w:color="BFBFBF" w:sz="4"/>
               <w:left w:val="single" w:color="BFBFBF" w:sz="4"/>
@@ -3220,7 +3229,7 @@
         </w:tc>
         <w:tc>
           <w:tcPr>
-            <w:tcW w:type="dxa" w:w="2000"/>
+            <w:tcW w:type="dxa" w:w="1500"/>
             <w:tcBorders>
               <w:top w:val="single" w:color="BFBFBF" w:sz="4"/>
               <w:left w:val="single" w:color="BFBFBF" w:sz="4"/>
@@ -3245,364 +3254,16 @@
             </w:r>
           </w:p>
         </w:tc>
-      </w:tr>
-      <w:tr>
-        <w:tc>
-          <w:tcPr>
-            <w:tcW w:type="dxa" w:w="5026"/>
-            <w:tcBorders>
-              <w:top w:val="single" w:color="BFBFBF" w:sz="4"/>
-              <w:left w:val="single" w:color="BFBFBF" w:sz="4"/>
-              <w:bottom w:val="single" w:color="BFBFBF" w:sz="4"/>
-              <w:right w:val="single" w:color="BFBFBF" w:sz="4"/>
-            </w:tcBorders>
-            <w:tcMar>
-              <w:top w:type="dxa" w:w="60"/>
-              <w:left w:type="dxa" w:w="100"/>
-              <w:bottom w:type="dxa" w:w="60"/>
-              <w:right w:type="dxa" w:w="100"/>
-            </w:tcMar>
-          </w:tcPr>
-          <w:p>
-            <w:r>
-              <w:t xml:space="preserve">Entrega 1 · Organización</w:t>
-            </w:r>
-          </w:p>
-        </w:tc>
-        <w:tc>
-          <w:tcPr>
-            <w:tcW w:type="dxa" w:w="2000"/>
-            <w:tcBorders>
-              <w:top w:val="single" w:color="BFBFBF" w:sz="4"/>
-              <w:left w:val="single" w:color="BFBFBF" w:sz="4"/>
-              <w:bottom w:val="single" w:color="BFBFBF" w:sz="4"/>
-              <w:right w:val="single" w:color="BFBFBF" w:sz="4"/>
-            </w:tcBorders>
-            <w:tcMar>
-              <w:top w:type="dxa" w:w="60"/>
-              <w:left w:type="dxa" w:w="100"/>
-              <w:bottom w:type="dxa" w:w="60"/>
-              <w:right w:type="dxa" w:w="100"/>
-            </w:tcMar>
-          </w:tcPr>
-          <w:p>
-            <w:r>
-              <w:t xml:space="preserve">3</w:t>
-            </w:r>
-          </w:p>
-        </w:tc>
-        <w:tc>
-          <w:tcPr>
-            <w:tcW w:type="dxa" w:w="2000"/>
-            <w:tcBorders>
-              <w:top w:val="single" w:color="BFBFBF" w:sz="4"/>
-              <w:left w:val="single" w:color="BFBFBF" w:sz="4"/>
-              <w:bottom w:val="single" w:color="BFBFBF" w:sz="4"/>
-              <w:right w:val="single" w:color="BFBFBF" w:sz="4"/>
-            </w:tcBorders>
-            <w:tcMar>
-              <w:top w:type="dxa" w:w="60"/>
-              <w:left w:type="dxa" w:w="100"/>
-              <w:bottom w:type="dxa" w:w="60"/>
-              <w:right w:type="dxa" w:w="100"/>
-            </w:tcMar>
-          </w:tcPr>
-          <w:p>
-            <w:r>
-              <w:t xml:space="preserve">3</w:t>
-            </w:r>
-          </w:p>
-        </w:tc>
-      </w:tr>
-      <w:tr>
-        <w:tc>
-          <w:tcPr>
-            <w:tcW w:type="dxa" w:w="5026"/>
-            <w:tcBorders>
-              <w:top w:val="single" w:color="BFBFBF" w:sz="4"/>
-              <w:left w:val="single" w:color="BFBFBF" w:sz="4"/>
-              <w:bottom w:val="single" w:color="BFBFBF" w:sz="4"/>
-              <w:right w:val="single" w:color="BFBFBF" w:sz="4"/>
-            </w:tcBorders>
-            <w:shd w:fill="F2F2F2" w:color="auto" w:val="clear"/>
-            <w:tcMar>
-              <w:top w:type="dxa" w:w="60"/>
-              <w:left w:type="dxa" w:w="100"/>
-              <w:bottom w:type="dxa" w:w="60"/>
-              <w:right w:type="dxa" w:w="100"/>
-            </w:tcMar>
-          </w:tcPr>
-          <w:p>
-            <w:r>
-              <w:t xml:space="preserve">Entrega 2 · Diseño y base técnica</w:t>
-            </w:r>
-          </w:p>
-        </w:tc>
-        <w:tc>
-          <w:tcPr>
-            <w:tcW w:type="dxa" w:w="2000"/>
-            <w:tcBorders>
-              <w:top w:val="single" w:color="BFBFBF" w:sz="4"/>
-              <w:left w:val="single" w:color="BFBFBF" w:sz="4"/>
-              <w:bottom w:val="single" w:color="BFBFBF" w:sz="4"/>
-              <w:right w:val="single" w:color="BFBFBF" w:sz="4"/>
-            </w:tcBorders>
-            <w:shd w:fill="F2F2F2" w:color="auto" w:val="clear"/>
-            <w:tcMar>
-              <w:top w:type="dxa" w:w="60"/>
-              <w:left w:type="dxa" w:w="100"/>
-              <w:bottom w:type="dxa" w:w="60"/>
-              <w:right w:type="dxa" w:w="100"/>
-            </w:tcMar>
-          </w:tcPr>
-          <w:p>
-            <w:r>
-              <w:t xml:space="preserve">3</w:t>
-            </w:r>
-          </w:p>
-        </w:tc>
-        <w:tc>
-          <w:tcPr>
-            <w:tcW w:type="dxa" w:w="2000"/>
-            <w:tcBorders>
-              <w:top w:val="single" w:color="BFBFBF" w:sz="4"/>
-              <w:left w:val="single" w:color="BFBFBF" w:sz="4"/>
-              <w:bottom w:val="single" w:color="BFBFBF" w:sz="4"/>
-              <w:right w:val="single" w:color="BFBFBF" w:sz="4"/>
-            </w:tcBorders>
-            <w:shd w:fill="F2F2F2" w:color="auto" w:val="clear"/>
-            <w:tcMar>
-              <w:top w:type="dxa" w:w="60"/>
-              <w:left w:type="dxa" w:w="100"/>
-              <w:bottom w:type="dxa" w:w="60"/>
-              <w:right w:type="dxa" w:w="100"/>
-            </w:tcMar>
-          </w:tcPr>
-          <w:p>
-            <w:r>
-              <w:t xml:space="preserve">3</w:t>
-            </w:r>
-          </w:p>
-        </w:tc>
-      </w:tr>
-      <w:tr>
-        <w:tc>
-          <w:tcPr>
-            <w:tcW w:type="dxa" w:w="5026"/>
-            <w:tcBorders>
-              <w:top w:val="single" w:color="BFBFBF" w:sz="4"/>
-              <w:left w:val="single" w:color="BFBFBF" w:sz="4"/>
-              <w:bottom w:val="single" w:color="BFBFBF" w:sz="4"/>
-              <w:right w:val="single" w:color="BFBFBF" w:sz="4"/>
-            </w:tcBorders>
-            <w:tcMar>
-              <w:top w:type="dxa" w:w="60"/>
-              <w:left w:type="dxa" w:w="100"/>
-              <w:bottom w:type="dxa" w:w="60"/>
-              <w:right w:type="dxa" w:w="100"/>
-            </w:tcMar>
-          </w:tcPr>
-          <w:p>
-            <w:r>
-              <w:t xml:space="preserve">Entrega 3 · Flujo principal</w:t>
-            </w:r>
-          </w:p>
-        </w:tc>
-        <w:tc>
-          <w:tcPr>
-            <w:tcW w:type="dxa" w:w="2000"/>
-            <w:tcBorders>
-              <w:top w:val="single" w:color="BFBFBF" w:sz="4"/>
-              <w:left w:val="single" w:color="BFBFBF" w:sz="4"/>
-              <w:bottom w:val="single" w:color="BFBFBF" w:sz="4"/>
-              <w:right w:val="single" w:color="BFBFBF" w:sz="4"/>
-            </w:tcBorders>
-            <w:tcMar>
-              <w:top w:type="dxa" w:w="60"/>
-              <w:left w:type="dxa" w:w="100"/>
-              <w:bottom w:type="dxa" w:w="60"/>
-              <w:right w:type="dxa" w:w="100"/>
-            </w:tcMar>
-          </w:tcPr>
-          <w:p>
-            <w:r>
-              <w:t xml:space="preserve">4</w:t>
-            </w:r>
-          </w:p>
-        </w:tc>
-        <w:tc>
-          <w:tcPr>
-            <w:tcW w:type="dxa" w:w="2000"/>
-            <w:tcBorders>
-              <w:top w:val="single" w:color="BFBFBF" w:sz="4"/>
-              <w:left w:val="single" w:color="BFBFBF" w:sz="4"/>
-              <w:bottom w:val="single" w:color="BFBFBF" w:sz="4"/>
-              <w:right w:val="single" w:color="BFBFBF" w:sz="4"/>
-            </w:tcBorders>
-            <w:tcMar>
-              <w:top w:type="dxa" w:w="60"/>
-              <w:left w:type="dxa" w:w="100"/>
-              <w:bottom w:type="dxa" w:w="60"/>
-              <w:right w:type="dxa" w:w="100"/>
-            </w:tcMar>
-          </w:tcPr>
-          <w:p>
-            <w:r>
-              <w:t xml:space="preserve">3</w:t>
-            </w:r>
-          </w:p>
-        </w:tc>
-      </w:tr>
-      <w:tr>
-        <w:tc>
-          <w:tcPr>
-            <w:tcW w:type="dxa" w:w="5026"/>
-            <w:tcBorders>
-              <w:top w:val="single" w:color="BFBFBF" w:sz="4"/>
-              <w:left w:val="single" w:color="BFBFBF" w:sz="4"/>
-              <w:bottom w:val="single" w:color="BFBFBF" w:sz="4"/>
-              <w:right w:val="single" w:color="BFBFBF" w:sz="4"/>
-            </w:tcBorders>
-            <w:shd w:fill="F2F2F2" w:color="auto" w:val="clear"/>
-            <w:tcMar>
-              <w:top w:type="dxa" w:w="60"/>
-              <w:left w:type="dxa" w:w="100"/>
-              <w:bottom w:type="dxa" w:w="60"/>
-              <w:right w:type="dxa" w:w="100"/>
-            </w:tcMar>
-          </w:tcPr>
-          <w:p>
-            <w:r>
-              <w:t xml:space="preserve">Entrega 4 · Versión candidata</w:t>
-            </w:r>
-          </w:p>
-        </w:tc>
-        <w:tc>
-          <w:tcPr>
-            <w:tcW w:type="dxa" w:w="2000"/>
-            <w:tcBorders>
-              <w:top w:val="single" w:color="BFBFBF" w:sz="4"/>
-              <w:left w:val="single" w:color="BFBFBF" w:sz="4"/>
-              <w:bottom w:val="single" w:color="BFBFBF" w:sz="4"/>
-              <w:right w:val="single" w:color="BFBFBF" w:sz="4"/>
-            </w:tcBorders>
-            <w:shd w:fill="F2F2F2" w:color="auto" w:val="clear"/>
-            <w:tcMar>
-              <w:top w:type="dxa" w:w="60"/>
-              <w:left w:type="dxa" w:w="100"/>
-              <w:bottom w:type="dxa" w:w="60"/>
-              <w:right w:type="dxa" w:w="100"/>
-            </w:tcMar>
-          </w:tcPr>
-          <w:p>
-            <w:r>
-              <w:t xml:space="preserve">3</w:t>
-            </w:r>
-          </w:p>
-        </w:tc>
-        <w:tc>
-          <w:tcPr>
-            <w:tcW w:type="dxa" w:w="2000"/>
-            <w:tcBorders>
-              <w:top w:val="single" w:color="BFBFBF" w:sz="4"/>
-              <w:left w:val="single" w:color="BFBFBF" w:sz="4"/>
-              <w:bottom w:val="single" w:color="BFBFBF" w:sz="4"/>
-              <w:right w:val="single" w:color="BFBFBF" w:sz="4"/>
-            </w:tcBorders>
-            <w:shd w:fill="F2F2F2" w:color="auto" w:val="clear"/>
-            <w:tcMar>
-              <w:top w:type="dxa" w:w="60"/>
-              <w:left w:type="dxa" w:w="100"/>
-              <w:bottom w:type="dxa" w:w="60"/>
-              <w:right w:type="dxa" w:w="100"/>
-            </w:tcMar>
-          </w:tcPr>
-          <w:p>
-            <w:r>
-              <w:t xml:space="preserve">3</w:t>
-            </w:r>
-          </w:p>
-        </w:tc>
-      </w:tr>
-      <w:tr>
-        <w:tc>
-          <w:tcPr>
-            <w:tcW w:type="dxa" w:w="5026"/>
-            <w:tcBorders>
-              <w:top w:val="single" w:color="BFBFBF" w:sz="4"/>
-              <w:left w:val="single" w:color="BFBFBF" w:sz="4"/>
-              <w:bottom w:val="single" w:color="BFBFBF" w:sz="4"/>
-              <w:right w:val="single" w:color="BFBFBF" w:sz="4"/>
-            </w:tcBorders>
-            <w:tcMar>
-              <w:top w:type="dxa" w:w="60"/>
-              <w:left w:type="dxa" w:w="100"/>
-              <w:bottom w:type="dxa" w:w="60"/>
-              <w:right w:type="dxa" w:w="100"/>
-            </w:tcMar>
-          </w:tcPr>
-          <w:p>
-            <w:r>
-              <w:t xml:space="preserve">Entrega final</w:t>
-            </w:r>
-          </w:p>
-        </w:tc>
-        <w:tc>
-          <w:tcPr>
-            <w:tcW w:type="dxa" w:w="2000"/>
-            <w:tcBorders>
-              <w:top w:val="single" w:color="BFBFBF" w:sz="4"/>
-              <w:left w:val="single" w:color="BFBFBF" w:sz="4"/>
-              <w:bottom w:val="single" w:color="BFBFBF" w:sz="4"/>
-              <w:right w:val="single" w:color="BFBFBF" w:sz="4"/>
-            </w:tcBorders>
-            <w:tcMar>
-              <w:top w:type="dxa" w:w="60"/>
-              <w:left w:type="dxa" w:w="100"/>
-              <w:bottom w:type="dxa" w:w="60"/>
-              <w:right w:type="dxa" w:w="100"/>
-            </w:tcMar>
-          </w:tcPr>
-          <w:p>
-            <w:r>
-              <w:t xml:space="preserve">1</w:t>
-            </w:r>
-          </w:p>
-        </w:tc>
-        <w:tc>
-          <w:tcPr>
-            <w:tcW w:type="dxa" w:w="2000"/>
-            <w:tcBorders>
-              <w:top w:val="single" w:color="BFBFBF" w:sz="4"/>
-              <w:left w:val="single" w:color="BFBFBF" w:sz="4"/>
-              <w:bottom w:val="single" w:color="BFBFBF" w:sz="4"/>
-              <w:right w:val="single" w:color="BFBFBF" w:sz="4"/>
-            </w:tcBorders>
-            <w:tcMar>
-              <w:top w:type="dxa" w:w="60"/>
-              <w:left w:type="dxa" w:w="100"/>
-              <w:bottom w:type="dxa" w:w="60"/>
-              <w:right w:type="dxa" w:w="100"/>
-            </w:tcMar>
-          </w:tcPr>
-          <w:p>
-            <w:r>
-              <w:t xml:space="preserve">1</w:t>
-            </w:r>
-          </w:p>
-        </w:tc>
-      </w:tr>
-      <w:tr>
-        <w:tc>
-          <w:tcPr>
-            <w:tcW w:type="dxa" w:w="5026"/>
-            <w:tcBorders>
-              <w:top w:val="single" w:color="BFBFBF" w:sz="4"/>
-              <w:left w:val="single" w:color="BFBFBF" w:sz="4"/>
-              <w:bottom w:val="single" w:color="BFBFBF" w:sz="4"/>
-              <w:right w:val="single" w:color="BFBFBF" w:sz="4"/>
-            </w:tcBorders>
-            <w:shd w:fill="F2F2F2" w:color="auto" w:val="clear"/>
+        <w:tc>
+          <w:tcPr>
+            <w:tcW w:type="dxa" w:w="1500"/>
+            <w:tcBorders>
+              <w:top w:val="single" w:color="BFBFBF" w:sz="4"/>
+              <w:left w:val="single" w:color="BFBFBF" w:sz="4"/>
+              <w:bottom w:val="single" w:color="BFBFBF" w:sz="4"/>
+              <w:right w:val="single" w:color="BFBFBF" w:sz="4"/>
+            </w:tcBorders>
+            <w:shd w:fill="DCE8F5" w:color="auto" w:val="clear"/>
             <w:tcMar>
               <w:top w:type="dxa" w:w="60"/>
               <w:left w:type="dxa" w:w="100"/>
@@ -3620,16 +3281,569 @@
             </w:r>
           </w:p>
         </w:tc>
-        <w:tc>
-          <w:tcPr>
-            <w:tcW w:type="dxa" w:w="2000"/>
-            <w:tcBorders>
-              <w:top w:val="single" w:color="BFBFBF" w:sz="4"/>
-              <w:left w:val="single" w:color="BFBFBF" w:sz="4"/>
-              <w:bottom w:val="single" w:color="BFBFBF" w:sz="4"/>
-              <w:right w:val="single" w:color="BFBFBF" w:sz="4"/>
-            </w:tcBorders>
-            <w:shd w:fill="F2F2F2" w:color="auto" w:val="clear"/>
+      </w:tr>
+      <w:tr>
+        <w:tc>
+          <w:tcPr>
+            <w:tcW w:type="dxa" w:w="4526"/>
+            <w:tcBorders>
+              <w:top w:val="single" w:color="BFBFBF" w:sz="4"/>
+              <w:left w:val="single" w:color="BFBFBF" w:sz="4"/>
+              <w:bottom w:val="single" w:color="BFBFBF" w:sz="4"/>
+              <w:right w:val="single" w:color="BFBFBF" w:sz="4"/>
+            </w:tcBorders>
+            <w:tcMar>
+              <w:top w:type="dxa" w:w="60"/>
+              <w:left w:type="dxa" w:w="100"/>
+              <w:bottom w:type="dxa" w:w="60"/>
+              <w:right w:type="dxa" w:w="100"/>
+            </w:tcMar>
+          </w:tcPr>
+          <w:p>
+            <w:r>
+              <w:t xml:space="preserve">Entrega 1 · Organización</w:t>
+            </w:r>
+          </w:p>
+        </w:tc>
+        <w:tc>
+          <w:tcPr>
+            <w:tcW w:type="dxa" w:w="1500"/>
+            <w:tcBorders>
+              <w:top w:val="single" w:color="BFBFBF" w:sz="4"/>
+              <w:left w:val="single" w:color="BFBFBF" w:sz="4"/>
+              <w:bottom w:val="single" w:color="BFBFBF" w:sz="4"/>
+              <w:right w:val="single" w:color="BFBFBF" w:sz="4"/>
+            </w:tcBorders>
+            <w:tcMar>
+              <w:top w:type="dxa" w:w="60"/>
+              <w:left w:type="dxa" w:w="100"/>
+              <w:bottom w:type="dxa" w:w="60"/>
+              <w:right w:type="dxa" w:w="100"/>
+            </w:tcMar>
+          </w:tcPr>
+          <w:p>
+            <w:r>
+              <w:t xml:space="preserve">3</w:t>
+            </w:r>
+          </w:p>
+        </w:tc>
+        <w:tc>
+          <w:tcPr>
+            <w:tcW w:type="dxa" w:w="1500"/>
+            <w:tcBorders>
+              <w:top w:val="single" w:color="BFBFBF" w:sz="4"/>
+              <w:left w:val="single" w:color="BFBFBF" w:sz="4"/>
+              <w:bottom w:val="single" w:color="BFBFBF" w:sz="4"/>
+              <w:right w:val="single" w:color="BFBFBF" w:sz="4"/>
+            </w:tcBorders>
+            <w:tcMar>
+              <w:top w:type="dxa" w:w="60"/>
+              <w:left w:type="dxa" w:w="100"/>
+              <w:bottom w:type="dxa" w:w="60"/>
+              <w:right w:type="dxa" w:w="100"/>
+            </w:tcMar>
+          </w:tcPr>
+          <w:p>
+            <w:r>
+              <w:t xml:space="preserve">3</w:t>
+            </w:r>
+          </w:p>
+        </w:tc>
+        <w:tc>
+          <w:tcPr>
+            <w:tcW w:type="dxa" w:w="1500"/>
+            <w:tcBorders>
+              <w:top w:val="single" w:color="BFBFBF" w:sz="4"/>
+              <w:left w:val="single" w:color="BFBFBF" w:sz="4"/>
+              <w:bottom w:val="single" w:color="BFBFBF" w:sz="4"/>
+              <w:right w:val="single" w:color="BFBFBF" w:sz="4"/>
+            </w:tcBorders>
+            <w:tcMar>
+              <w:top w:type="dxa" w:w="60"/>
+              <w:left w:type="dxa" w:w="100"/>
+              <w:bottom w:type="dxa" w:w="60"/>
+              <w:right w:type="dxa" w:w="100"/>
+            </w:tcMar>
+          </w:tcPr>
+          <w:p>
+            <w:r>
+              <w:t xml:space="preserve">6</w:t>
+            </w:r>
+          </w:p>
+        </w:tc>
+      </w:tr>
+      <w:tr>
+        <w:tc>
+          <w:tcPr>
+            <w:tcW w:type="dxa" w:w="4526"/>
+            <w:tcBorders>
+              <w:top w:val="single" w:color="BFBFBF" w:sz="4"/>
+              <w:left w:val="single" w:color="BFBFBF" w:sz="4"/>
+              <w:bottom w:val="single" w:color="BFBFBF" w:sz="4"/>
+              <w:right w:val="single" w:color="BFBFBF" w:sz="4"/>
+            </w:tcBorders>
+            <w:shd w:fill="F2F2F2" w:color="auto" w:val="clear"/>
+            <w:tcMar>
+              <w:top w:type="dxa" w:w="60"/>
+              <w:left w:type="dxa" w:w="100"/>
+              <w:bottom w:type="dxa" w:w="60"/>
+              <w:right w:type="dxa" w:w="100"/>
+            </w:tcMar>
+          </w:tcPr>
+          <w:p>
+            <w:r>
+              <w:t xml:space="preserve">Entrega 2 · Diseño y base técnica</w:t>
+            </w:r>
+          </w:p>
+        </w:tc>
+        <w:tc>
+          <w:tcPr>
+            <w:tcW w:type="dxa" w:w="1500"/>
+            <w:tcBorders>
+              <w:top w:val="single" w:color="BFBFBF" w:sz="4"/>
+              <w:left w:val="single" w:color="BFBFBF" w:sz="4"/>
+              <w:bottom w:val="single" w:color="BFBFBF" w:sz="4"/>
+              <w:right w:val="single" w:color="BFBFBF" w:sz="4"/>
+            </w:tcBorders>
+            <w:shd w:fill="F2F2F2" w:color="auto" w:val="clear"/>
+            <w:tcMar>
+              <w:top w:type="dxa" w:w="60"/>
+              <w:left w:type="dxa" w:w="100"/>
+              <w:bottom w:type="dxa" w:w="60"/>
+              <w:right w:type="dxa" w:w="100"/>
+            </w:tcMar>
+          </w:tcPr>
+          <w:p>
+            <w:r>
+              <w:t xml:space="preserve">12</w:t>
+            </w:r>
+          </w:p>
+        </w:tc>
+        <w:tc>
+          <w:tcPr>
+            <w:tcW w:type="dxa" w:w="1500"/>
+            <w:tcBorders>
+              <w:top w:val="single" w:color="BFBFBF" w:sz="4"/>
+              <w:left w:val="single" w:color="BFBFBF" w:sz="4"/>
+              <w:bottom w:val="single" w:color="BFBFBF" w:sz="4"/>
+              <w:right w:val="single" w:color="BFBFBF" w:sz="4"/>
+            </w:tcBorders>
+            <w:shd w:fill="F2F2F2" w:color="auto" w:val="clear"/>
+            <w:tcMar>
+              <w:top w:type="dxa" w:w="60"/>
+              <w:left w:type="dxa" w:w="100"/>
+              <w:bottom w:type="dxa" w:w="60"/>
+              <w:right w:type="dxa" w:w="100"/>
+            </w:tcMar>
+          </w:tcPr>
+          <w:p>
+            <w:r>
+              <w:t xml:space="preserve">12</w:t>
+            </w:r>
+          </w:p>
+        </w:tc>
+        <w:tc>
+          <w:tcPr>
+            <w:tcW w:type="dxa" w:w="1500"/>
+            <w:tcBorders>
+              <w:top w:val="single" w:color="BFBFBF" w:sz="4"/>
+              <w:left w:val="single" w:color="BFBFBF" w:sz="4"/>
+              <w:bottom w:val="single" w:color="BFBFBF" w:sz="4"/>
+              <w:right w:val="single" w:color="BFBFBF" w:sz="4"/>
+            </w:tcBorders>
+            <w:shd w:fill="F2F2F2" w:color="auto" w:val="clear"/>
+            <w:tcMar>
+              <w:top w:type="dxa" w:w="60"/>
+              <w:left w:type="dxa" w:w="100"/>
+              <w:bottom w:type="dxa" w:w="60"/>
+              <w:right w:type="dxa" w:w="100"/>
+            </w:tcMar>
+          </w:tcPr>
+          <w:p>
+            <w:r>
+              <w:t xml:space="preserve">24</w:t>
+            </w:r>
+          </w:p>
+        </w:tc>
+      </w:tr>
+      <w:tr>
+        <w:tc>
+          <w:tcPr>
+            <w:tcW w:type="dxa" w:w="4526"/>
+            <w:tcBorders>
+              <w:top w:val="single" w:color="BFBFBF" w:sz="4"/>
+              <w:left w:val="single" w:color="BFBFBF" w:sz="4"/>
+              <w:bottom w:val="single" w:color="BFBFBF" w:sz="4"/>
+              <w:right w:val="single" w:color="BFBFBF" w:sz="4"/>
+            </w:tcBorders>
+            <w:tcMar>
+              <w:top w:type="dxa" w:w="60"/>
+              <w:left w:type="dxa" w:w="100"/>
+              <w:bottom w:type="dxa" w:w="60"/>
+              <w:right w:type="dxa" w:w="100"/>
+            </w:tcMar>
+          </w:tcPr>
+          <w:p>
+            <w:r>
+              <w:t xml:space="preserve">Entrega 3 · Flujo principal</w:t>
+            </w:r>
+          </w:p>
+        </w:tc>
+        <w:tc>
+          <w:tcPr>
+            <w:tcW w:type="dxa" w:w="1500"/>
+            <w:tcBorders>
+              <w:top w:val="single" w:color="BFBFBF" w:sz="4"/>
+              <w:left w:val="single" w:color="BFBFBF" w:sz="4"/>
+              <w:bottom w:val="single" w:color="BFBFBF" w:sz="4"/>
+              <w:right w:val="single" w:color="BFBFBF" w:sz="4"/>
+            </w:tcBorders>
+            <w:tcMar>
+              <w:top w:type="dxa" w:w="60"/>
+              <w:left w:type="dxa" w:w="100"/>
+              <w:bottom w:type="dxa" w:w="60"/>
+              <w:right w:type="dxa" w:w="100"/>
+            </w:tcMar>
+          </w:tcPr>
+          <w:p>
+            <w:r>
+              <w:t xml:space="preserve">11</w:t>
+            </w:r>
+          </w:p>
+        </w:tc>
+        <w:tc>
+          <w:tcPr>
+            <w:tcW w:type="dxa" w:w="1500"/>
+            <w:tcBorders>
+              <w:top w:val="single" w:color="BFBFBF" w:sz="4"/>
+              <w:left w:val="single" w:color="BFBFBF" w:sz="4"/>
+              <w:bottom w:val="single" w:color="BFBFBF" w:sz="4"/>
+              <w:right w:val="single" w:color="BFBFBF" w:sz="4"/>
+            </w:tcBorders>
+            <w:tcMar>
+              <w:top w:type="dxa" w:w="60"/>
+              <w:left w:type="dxa" w:w="100"/>
+              <w:bottom w:type="dxa" w:w="60"/>
+              <w:right w:type="dxa" w:w="100"/>
+            </w:tcMar>
+          </w:tcPr>
+          <w:p>
+            <w:r>
+              <w:t xml:space="preserve">10</w:t>
+            </w:r>
+          </w:p>
+        </w:tc>
+        <w:tc>
+          <w:tcPr>
+            <w:tcW w:type="dxa" w:w="1500"/>
+            <w:tcBorders>
+              <w:top w:val="single" w:color="BFBFBF" w:sz="4"/>
+              <w:left w:val="single" w:color="BFBFBF" w:sz="4"/>
+              <w:bottom w:val="single" w:color="BFBFBF" w:sz="4"/>
+              <w:right w:val="single" w:color="BFBFBF" w:sz="4"/>
+            </w:tcBorders>
+            <w:tcMar>
+              <w:top w:type="dxa" w:w="60"/>
+              <w:left w:type="dxa" w:w="100"/>
+              <w:bottom w:type="dxa" w:w="60"/>
+              <w:right w:type="dxa" w:w="100"/>
+            </w:tcMar>
+          </w:tcPr>
+          <w:p>
+            <w:r>
+              <w:t xml:space="preserve">21</w:t>
+            </w:r>
+          </w:p>
+        </w:tc>
+      </w:tr>
+      <w:tr>
+        <w:tc>
+          <w:tcPr>
+            <w:tcW w:type="dxa" w:w="4526"/>
+            <w:tcBorders>
+              <w:top w:val="single" w:color="BFBFBF" w:sz="4"/>
+              <w:left w:val="single" w:color="BFBFBF" w:sz="4"/>
+              <w:bottom w:val="single" w:color="BFBFBF" w:sz="4"/>
+              <w:right w:val="single" w:color="BFBFBF" w:sz="4"/>
+            </w:tcBorders>
+            <w:shd w:fill="F2F2F2" w:color="auto" w:val="clear"/>
+            <w:tcMar>
+              <w:top w:type="dxa" w:w="60"/>
+              <w:left w:type="dxa" w:w="100"/>
+              <w:bottom w:type="dxa" w:w="60"/>
+              <w:right w:type="dxa" w:w="100"/>
+            </w:tcMar>
+          </w:tcPr>
+          <w:p>
+            <w:r>
+              <w:t xml:space="preserve">Entrega 4 · Versión candidata</w:t>
+            </w:r>
+          </w:p>
+        </w:tc>
+        <w:tc>
+          <w:tcPr>
+            <w:tcW w:type="dxa" w:w="1500"/>
+            <w:tcBorders>
+              <w:top w:val="single" w:color="BFBFBF" w:sz="4"/>
+              <w:left w:val="single" w:color="BFBFBF" w:sz="4"/>
+              <w:bottom w:val="single" w:color="BFBFBF" w:sz="4"/>
+              <w:right w:val="single" w:color="BFBFBF" w:sz="4"/>
+            </w:tcBorders>
+            <w:shd w:fill="F2F2F2" w:color="auto" w:val="clear"/>
+            <w:tcMar>
+              <w:top w:type="dxa" w:w="60"/>
+              <w:left w:type="dxa" w:w="100"/>
+              <w:bottom w:type="dxa" w:w="60"/>
+              <w:right w:type="dxa" w:w="100"/>
+            </w:tcMar>
+          </w:tcPr>
+          <w:p>
+            <w:r>
+              <w:t xml:space="preserve">12</w:t>
+            </w:r>
+          </w:p>
+        </w:tc>
+        <w:tc>
+          <w:tcPr>
+            <w:tcW w:type="dxa" w:w="1500"/>
+            <w:tcBorders>
+              <w:top w:val="single" w:color="BFBFBF" w:sz="4"/>
+              <w:left w:val="single" w:color="BFBFBF" w:sz="4"/>
+              <w:bottom w:val="single" w:color="BFBFBF" w:sz="4"/>
+              <w:right w:val="single" w:color="BFBFBF" w:sz="4"/>
+            </w:tcBorders>
+            <w:shd w:fill="F2F2F2" w:color="auto" w:val="clear"/>
+            <w:tcMar>
+              <w:top w:type="dxa" w:w="60"/>
+              <w:left w:type="dxa" w:w="100"/>
+              <w:bottom w:type="dxa" w:w="60"/>
+              <w:right w:type="dxa" w:w="100"/>
+            </w:tcMar>
+          </w:tcPr>
+          <w:p>
+            <w:r>
+              <w:t xml:space="preserve">11</w:t>
+            </w:r>
+          </w:p>
+        </w:tc>
+        <w:tc>
+          <w:tcPr>
+            <w:tcW w:type="dxa" w:w="1500"/>
+            <w:tcBorders>
+              <w:top w:val="single" w:color="BFBFBF" w:sz="4"/>
+              <w:left w:val="single" w:color="BFBFBF" w:sz="4"/>
+              <w:bottom w:val="single" w:color="BFBFBF" w:sz="4"/>
+              <w:right w:val="single" w:color="BFBFBF" w:sz="4"/>
+            </w:tcBorders>
+            <w:shd w:fill="F2F2F2" w:color="auto" w:val="clear"/>
+            <w:tcMar>
+              <w:top w:type="dxa" w:w="60"/>
+              <w:left w:type="dxa" w:w="100"/>
+              <w:bottom w:type="dxa" w:w="60"/>
+              <w:right w:type="dxa" w:w="100"/>
+            </w:tcMar>
+          </w:tcPr>
+          <w:p>
+            <w:r>
+              <w:t xml:space="preserve">23</w:t>
+            </w:r>
+          </w:p>
+        </w:tc>
+      </w:tr>
+      <w:tr>
+        <w:tc>
+          <w:tcPr>
+            <w:tcW w:type="dxa" w:w="4526"/>
+            <w:tcBorders>
+              <w:top w:val="single" w:color="BFBFBF" w:sz="4"/>
+              <w:left w:val="single" w:color="BFBFBF" w:sz="4"/>
+              <w:bottom w:val="single" w:color="BFBFBF" w:sz="4"/>
+              <w:right w:val="single" w:color="BFBFBF" w:sz="4"/>
+            </w:tcBorders>
+            <w:tcMar>
+              <w:top w:type="dxa" w:w="60"/>
+              <w:left w:type="dxa" w:w="100"/>
+              <w:bottom w:type="dxa" w:w="60"/>
+              <w:right w:type="dxa" w:w="100"/>
+            </w:tcMar>
+          </w:tcPr>
+          <w:p>
+            <w:r>
+              <w:t xml:space="preserve">Entrega final</w:t>
+            </w:r>
+          </w:p>
+        </w:tc>
+        <w:tc>
+          <w:tcPr>
+            <w:tcW w:type="dxa" w:w="1500"/>
+            <w:tcBorders>
+              <w:top w:val="single" w:color="BFBFBF" w:sz="4"/>
+              <w:left w:val="single" w:color="BFBFBF" w:sz="4"/>
+              <w:bottom w:val="single" w:color="BFBFBF" w:sz="4"/>
+              <w:right w:val="single" w:color="BFBFBF" w:sz="4"/>
+            </w:tcBorders>
+            <w:tcMar>
+              <w:top w:type="dxa" w:w="60"/>
+              <w:left w:type="dxa" w:w="100"/>
+              <w:bottom w:type="dxa" w:w="60"/>
+              <w:right w:type="dxa" w:w="100"/>
+            </w:tcMar>
+          </w:tcPr>
+          <w:p>
+            <w:r>
+              <w:t xml:space="preserve">2</w:t>
+            </w:r>
+          </w:p>
+        </w:tc>
+        <w:tc>
+          <w:tcPr>
+            <w:tcW w:type="dxa" w:w="1500"/>
+            <w:tcBorders>
+              <w:top w:val="single" w:color="BFBFBF" w:sz="4"/>
+              <w:left w:val="single" w:color="BFBFBF" w:sz="4"/>
+              <w:bottom w:val="single" w:color="BFBFBF" w:sz="4"/>
+              <w:right w:val="single" w:color="BFBFBF" w:sz="4"/>
+            </w:tcBorders>
+            <w:tcMar>
+              <w:top w:type="dxa" w:w="60"/>
+              <w:left w:type="dxa" w:w="100"/>
+              <w:bottom w:type="dxa" w:w="60"/>
+              <w:right w:type="dxa" w:w="100"/>
+            </w:tcMar>
+          </w:tcPr>
+          <w:p>
+            <w:r>
+              <w:t xml:space="preserve">3</w:t>
+            </w:r>
+          </w:p>
+        </w:tc>
+        <w:tc>
+          <w:tcPr>
+            <w:tcW w:type="dxa" w:w="1500"/>
+            <w:tcBorders>
+              <w:top w:val="single" w:color="BFBFBF" w:sz="4"/>
+              <w:left w:val="single" w:color="BFBFBF" w:sz="4"/>
+              <w:bottom w:val="single" w:color="BFBFBF" w:sz="4"/>
+              <w:right w:val="single" w:color="BFBFBF" w:sz="4"/>
+            </w:tcBorders>
+            <w:tcMar>
+              <w:top w:type="dxa" w:w="60"/>
+              <w:left w:type="dxa" w:w="100"/>
+              <w:bottom w:type="dxa" w:w="60"/>
+              <w:right w:type="dxa" w:w="100"/>
+            </w:tcMar>
+          </w:tcPr>
+          <w:p>
+            <w:r>
+              <w:t xml:space="preserve">5</w:t>
+            </w:r>
+          </w:p>
+        </w:tc>
+      </w:tr>
+      <w:tr>
+        <w:tc>
+          <w:tcPr>
+            <w:tcW w:type="dxa" w:w="4526"/>
+            <w:tcBorders>
+              <w:top w:val="single" w:color="BFBFBF" w:sz="4"/>
+              <w:left w:val="single" w:color="BFBFBF" w:sz="4"/>
+              <w:bottom w:val="single" w:color="BFBFBF" w:sz="4"/>
+              <w:right w:val="single" w:color="BFBFBF" w:sz="4"/>
+            </w:tcBorders>
+            <w:shd w:fill="F2F2F2" w:color="auto" w:val="clear"/>
+            <w:tcMar>
+              <w:top w:type="dxa" w:w="60"/>
+              <w:left w:type="dxa" w:w="100"/>
+              <w:bottom w:type="dxa" w:w="60"/>
+              <w:right w:type="dxa" w:w="100"/>
+            </w:tcMar>
+          </w:tcPr>
+          <w:p>
+            <w:r>
+              <w:t xml:space="preserve">Si hay tiempo (extras)</w:t>
+            </w:r>
+          </w:p>
+        </w:tc>
+        <w:tc>
+          <w:tcPr>
+            <w:tcW w:type="dxa" w:w="1500"/>
+            <w:tcBorders>
+              <w:top w:val="single" w:color="BFBFBF" w:sz="4"/>
+              <w:left w:val="single" w:color="BFBFBF" w:sz="4"/>
+              <w:bottom w:val="single" w:color="BFBFBF" w:sz="4"/>
+              <w:right w:val="single" w:color="BFBFBF" w:sz="4"/>
+            </w:tcBorders>
+            <w:shd w:fill="F2F2F2" w:color="auto" w:val="clear"/>
+            <w:tcMar>
+              <w:top w:type="dxa" w:w="60"/>
+              <w:left w:type="dxa" w:w="100"/>
+              <w:bottom w:type="dxa" w:w="60"/>
+              <w:right w:type="dxa" w:w="100"/>
+            </w:tcMar>
+          </w:tcPr>
+          <w:p>
+            <w:r>
+              <w:t xml:space="preserve">1</w:t>
+            </w:r>
+          </w:p>
+        </w:tc>
+        <w:tc>
+          <w:tcPr>
+            <w:tcW w:type="dxa" w:w="1500"/>
+            <w:tcBorders>
+              <w:top w:val="single" w:color="BFBFBF" w:sz="4"/>
+              <w:left w:val="single" w:color="BFBFBF" w:sz="4"/>
+              <w:bottom w:val="single" w:color="BFBFBF" w:sz="4"/>
+              <w:right w:val="single" w:color="BFBFBF" w:sz="4"/>
+            </w:tcBorders>
+            <w:shd w:fill="F2F2F2" w:color="auto" w:val="clear"/>
+            <w:tcMar>
+              <w:top w:type="dxa" w:w="60"/>
+              <w:left w:type="dxa" w:w="100"/>
+              <w:bottom w:type="dxa" w:w="60"/>
+              <w:right w:type="dxa" w:w="100"/>
+            </w:tcMar>
+          </w:tcPr>
+          <w:p>
+            <w:r>
+              <w:t xml:space="preserve">2</w:t>
+            </w:r>
+          </w:p>
+        </w:tc>
+        <w:tc>
+          <w:tcPr>
+            <w:tcW w:type="dxa" w:w="1500"/>
+            <w:tcBorders>
+              <w:top w:val="single" w:color="BFBFBF" w:sz="4"/>
+              <w:left w:val="single" w:color="BFBFBF" w:sz="4"/>
+              <w:bottom w:val="single" w:color="BFBFBF" w:sz="4"/>
+              <w:right w:val="single" w:color="BFBFBF" w:sz="4"/>
+            </w:tcBorders>
+            <w:shd w:fill="F2F2F2" w:color="auto" w:val="clear"/>
+            <w:tcMar>
+              <w:top w:type="dxa" w:w="60"/>
+              <w:left w:type="dxa" w:w="100"/>
+              <w:bottom w:type="dxa" w:w="60"/>
+              <w:right w:type="dxa" w:w="100"/>
+            </w:tcMar>
+          </w:tcPr>
+          <w:p>
+            <w:r>
+              <w:t xml:space="preserve">3</w:t>
+            </w:r>
+          </w:p>
+        </w:tc>
+      </w:tr>
+      <w:tr>
+        <w:tc>
+          <w:tcPr>
+            <w:tcW w:type="dxa" w:w="4526"/>
+            <w:tcBorders>
+              <w:top w:val="single" w:color="BFBFBF" w:sz="4"/>
+              <w:left w:val="single" w:color="BFBFBF" w:sz="4"/>
+              <w:bottom w:val="single" w:color="BFBFBF" w:sz="4"/>
+              <w:right w:val="single" w:color="BFBFBF" w:sz="4"/>
+            </w:tcBorders>
             <w:tcMar>
               <w:top w:type="dxa" w:w="60"/>
               <w:left w:type="dxa" w:w="100"/>
@@ -3643,20 +3857,19 @@
                 <w:b/>
                 <w:bCs/>
               </w:rPr>
-              <w:t xml:space="preserve">14</w:t>
-            </w:r>
-          </w:p>
-        </w:tc>
-        <w:tc>
-          <w:tcPr>
-            <w:tcW w:type="dxa" w:w="2000"/>
-            <w:tcBorders>
-              <w:top w:val="single" w:color="BFBFBF" w:sz="4"/>
-              <w:left w:val="single" w:color="BFBFBF" w:sz="4"/>
-              <w:bottom w:val="single" w:color="BFBFBF" w:sz="4"/>
-              <w:right w:val="single" w:color="BFBFBF" w:sz="4"/>
-            </w:tcBorders>
-            <w:shd w:fill="F2F2F2" w:color="auto" w:val="clear"/>
+              <w:t xml:space="preserve">Total</w:t>
+            </w:r>
+          </w:p>
+        </w:tc>
+        <w:tc>
+          <w:tcPr>
+            <w:tcW w:type="dxa" w:w="1500"/>
+            <w:tcBorders>
+              <w:top w:val="single" w:color="BFBFBF" w:sz="4"/>
+              <w:left w:val="single" w:color="BFBFBF" w:sz="4"/>
+              <w:bottom w:val="single" w:color="BFBFBF" w:sz="4"/>
+              <w:right w:val="single" w:color="BFBFBF" w:sz="4"/>
+            </w:tcBorders>
             <w:tcMar>
               <w:top w:type="dxa" w:w="60"/>
               <w:left w:type="dxa" w:w="100"/>
@@ -3670,7 +3883,59 @@
                 <w:b/>
                 <w:bCs/>
               </w:rPr>
-              <w:t xml:space="preserve">13</w:t>
+              <w:t xml:space="preserve">41</w:t>
+            </w:r>
+          </w:p>
+        </w:tc>
+        <w:tc>
+          <w:tcPr>
+            <w:tcW w:type="dxa" w:w="1500"/>
+            <w:tcBorders>
+              <w:top w:val="single" w:color="BFBFBF" w:sz="4"/>
+              <w:left w:val="single" w:color="BFBFBF" w:sz="4"/>
+              <w:bottom w:val="single" w:color="BFBFBF" w:sz="4"/>
+              <w:right w:val="single" w:color="BFBFBF" w:sz="4"/>
+            </w:tcBorders>
+            <w:tcMar>
+              <w:top w:type="dxa" w:w="60"/>
+              <w:left w:type="dxa" w:w="100"/>
+              <w:bottom w:type="dxa" w:w="60"/>
+              <w:right w:type="dxa" w:w="100"/>
+            </w:tcMar>
+          </w:tcPr>
+          <w:p>
+            <w:r>
+              <w:rPr>
+                <w:b/>
+                <w:bCs/>
+              </w:rPr>
+              <w:t xml:space="preserve">41</w:t>
+            </w:r>
+          </w:p>
+        </w:tc>
+        <w:tc>
+          <w:tcPr>
+            <w:tcW w:type="dxa" w:w="1500"/>
+            <w:tcBorders>
+              <w:top w:val="single" w:color="BFBFBF" w:sz="4"/>
+              <w:left w:val="single" w:color="BFBFBF" w:sz="4"/>
+              <w:bottom w:val="single" w:color="BFBFBF" w:sz="4"/>
+              <w:right w:val="single" w:color="BFBFBF" w:sz="4"/>
+            </w:tcBorders>
+            <w:tcMar>
+              <w:top w:type="dxa" w:w="60"/>
+              <w:left w:type="dxa" w:w="100"/>
+              <w:bottom w:type="dxa" w:w="60"/>
+              <w:right w:type="dxa" w:w="100"/>
+            </w:tcMar>
+          </w:tcPr>
+          <w:p>
+            <w:r>
+              <w:rPr>
+                <w:b/>
+                <w:bCs/>
+              </w:rPr>
+              <w:t xml:space="preserve">82</w:t>
             </w:r>
           </w:p>
         </w:tc>
@@ -3699,6 +3964,15 @@
     </w:p>
     <w:p>
       <w:pPr>
+        <w:spacing w:after="120"/>
+      </w:pPr>
+      <w:r>
+        <w:t xml:space="preserve">Las tareas principales aparecen en negrita y sus subtareas debajo, marcadas con ↳.</w:t>
+      </w:r>
+    </w:p>
+    <w:p>
+      <w:pPr>
+        <w:keepNext/>
         <w:spacing w:after="100" w:before="200"/>
       </w:pPr>
       <w:r>
@@ -3883,6 +4157,10 @@
           </w:tcPr>
           <w:p>
             <w:r>
+              <w:rPr>
+                <w:b/>
+                <w:bCs/>
+              </w:rPr>
               <w:t xml:space="preserve">Configurar GitHub Project (tablero Kanban)</w:t>
             </w:r>
           </w:p>
@@ -3975,6 +4253,10 @@
           </w:tcPr>
           <w:p>
             <w:r>
+              <w:rPr>
+                <w:b/>
+                <w:bCs/>
+              </w:rPr>
               <w:t xml:space="preserve">README inicial del repositorio</w:t>
             </w:r>
           </w:p>
@@ -4067,6 +4349,10 @@
           </w:tcPr>
           <w:p>
             <w:r>
+              <w:rPr>
+                <w:b/>
+                <w:bCs/>
+              </w:rPr>
               <w:t xml:space="preserve">Plantillas de issues y PR, guía de contribución y .gitignore</w:t>
             </w:r>
           </w:p>
@@ -4159,6 +4445,10 @@
           </w:tcPr>
           <w:p>
             <w:r>
+              <w:rPr>
+                <w:b/>
+                <w:bCs/>
+              </w:rPr>
               <w:t xml:space="preserve">Planificación inicial y dependencias entre tareas</w:t>
             </w:r>
           </w:p>
@@ -4251,6 +4541,10 @@
           </w:tcPr>
           <w:p>
             <w:r>
+              <w:rPr>
+                <w:b/>
+                <w:bCs/>
+              </w:rPr>
               <w:t xml:space="preserve">Primera versión de la memoria (Word)</w:t>
             </w:r>
           </w:p>
@@ -4343,6 +4637,10 @@
           </w:tcPr>
           <w:p>
             <w:r>
+              <w:rPr>
+                <w:b/>
+                <w:bCs/>
+              </w:rPr>
               <w:t xml:space="preserve">Guía de estilo retro (paleta, tipografía y referencias)</w:t>
             </w:r>
           </w:p>
@@ -4397,6 +4695,7 @@
     </w:tbl>
     <w:p>
       <w:pPr>
+        <w:keepNext/>
         <w:spacing w:after="100" w:before="200"/>
       </w:pPr>
       <w:r>
@@ -4581,6 +4880,10 @@
           </w:tcPr>
           <w:p>
             <w:r>
+              <w:rPr>
+                <w:b/>
+                <w:bCs/>
+              </w:rPr>
               <w:t xml:space="preserve">Crear proyecto Android (Kotlin + Jetpack Compose) y estructura de paquetes</w:t>
             </w:r>
           </w:p>
@@ -4650,7 +4953,7 @@
           </w:tcPr>
           <w:p>
             <w:r>
-              <w:t xml:space="preserve">#8</w:t>
+              <w:t xml:space="preserve">#34</w:t>
             </w:r>
           </w:p>
         </w:tc>
@@ -4673,7 +4976,7 @@
           </w:tcPr>
           <w:p>
             <w:r>
-              <w:t xml:space="preserve">Navegación principal entre pantallas</w:t>
+              <w:t xml:space="preserve">↳ Configurar dependencias en el catálogo de versiones</w:t>
             </w:r>
           </w:p>
         </w:tc>
@@ -4719,7 +5022,7 @@
           </w:tcPr>
           <w:p>
             <w:r>
-              <w:t xml:space="preserve">#7</w:t>
+              <w:t xml:space="preserve">—</w:t>
             </w:r>
           </w:p>
         </w:tc>
@@ -4743,7 +5046,7 @@
           </w:tcPr>
           <w:p>
             <w:r>
-              <w:t xml:space="preserve">#9</w:t>
+              <w:t xml:space="preserve">#35</w:t>
             </w:r>
           </w:p>
         </w:tc>
@@ -4765,7 +5068,7 @@
           </w:tcPr>
           <w:p>
             <w:r>
-              <w:t xml:space="preserve">Configurar la base de datos Room</w:t>
+              <w:t xml:space="preserve">↳ Crear estructura de paquetes, Application y MainActivity</w:t>
             </w:r>
           </w:p>
         </w:tc>
@@ -4809,7 +5112,7 @@
           </w:tcPr>
           <w:p>
             <w:r>
-              <w:t xml:space="preserve">#7</w:t>
+              <w:t xml:space="preserve">#34</w:t>
             </w:r>
           </w:p>
         </w:tc>
@@ -4834,7 +5137,7 @@
           </w:tcPr>
           <w:p>
             <w:r>
-              <w:t xml:space="preserve">#10</w:t>
+              <w:t xml:space="preserve">#8</w:t>
             </w:r>
           </w:p>
         </w:tc>
@@ -4857,7 +5160,11 @@
           </w:tcPr>
           <w:p>
             <w:r>
-              <w:t xml:space="preserve">Bocetos de pantallas y recorrido principal</w:t>
+              <w:rPr>
+                <w:b/>
+                <w:bCs/>
+              </w:rPr>
+              <w:t xml:space="preserve">Navegación principal entre pantallas</w:t>
             </w:r>
           </w:p>
         </w:tc>
@@ -4880,7 +5187,7 @@
           </w:tcPr>
           <w:p>
             <w:r>
-              <w:t xml:space="preserve">David</w:t>
+              <w:t xml:space="preserve">Yeray</w:t>
             </w:r>
           </w:p>
         </w:tc>
@@ -4903,7 +5210,7 @@
           </w:tcPr>
           <w:p>
             <w:r>
-              <w:t xml:space="preserve">#6</w:t>
+              <w:t xml:space="preserve">#7</w:t>
             </w:r>
           </w:p>
         </w:tc>
@@ -4927,7 +5234,7 @@
           </w:tcPr>
           <w:p>
             <w:r>
-              <w:t xml:space="preserve">#11</w:t>
+              <w:t xml:space="preserve">#36</w:t>
             </w:r>
           </w:p>
         </w:tc>
@@ -4949,7 +5256,7 @@
           </w:tcPr>
           <w:p>
             <w:r>
-              <w:t xml:space="preserve">Esquema de datos (entidades y relaciones)</w:t>
+              <w:t xml:space="preserve">↳ Definir rutas y barra de navegación inferior</w:t>
             </w:r>
           </w:p>
         </w:tc>
@@ -4971,7 +5278,7 @@
           </w:tcPr>
           <w:p>
             <w:r>
-              <w:t xml:space="preserve">David</w:t>
+              <w:t xml:space="preserve">Yeray</w:t>
             </w:r>
           </w:p>
         </w:tc>
@@ -4993,7 +5300,7 @@
           </w:tcPr>
           <w:p>
             <w:r>
-              <w:t xml:space="preserve">—</w:t>
+              <w:t xml:space="preserve">#35</w:t>
             </w:r>
           </w:p>
         </w:tc>
@@ -5018,6 +5325,1122 @@
           </w:tcPr>
           <w:p>
             <w:r>
+              <w:t xml:space="preserve">#37</w:t>
+            </w:r>
+          </w:p>
+        </w:tc>
+        <w:tc>
+          <w:tcPr>
+            <w:tcW w:type="dxa" w:w="5326"/>
+            <w:tcBorders>
+              <w:top w:val="single" w:color="BFBFBF" w:sz="4"/>
+              <w:left w:val="single" w:color="BFBFBF" w:sz="4"/>
+              <w:bottom w:val="single" w:color="BFBFBF" w:sz="4"/>
+              <w:right w:val="single" w:color="BFBFBF" w:sz="4"/>
+            </w:tcBorders>
+            <w:shd w:fill="F2F2F2" w:color="auto" w:val="clear"/>
+            <w:tcMar>
+              <w:top w:type="dxa" w:w="60"/>
+              <w:left w:type="dxa" w:w="100"/>
+              <w:bottom w:type="dxa" w:w="60"/>
+              <w:right w:type="dxa" w:w="100"/>
+            </w:tcMar>
+          </w:tcPr>
+          <w:p>
+            <w:r>
+              <w:t xml:space="preserve">↳ Pantallas provisionales de las cuatro secciones</w:t>
+            </w:r>
+          </w:p>
+        </w:tc>
+        <w:tc>
+          <w:tcPr>
+            <w:tcW w:type="dxa" w:w="1400"/>
+            <w:tcBorders>
+              <w:top w:val="single" w:color="BFBFBF" w:sz="4"/>
+              <w:left w:val="single" w:color="BFBFBF" w:sz="4"/>
+              <w:bottom w:val="single" w:color="BFBFBF" w:sz="4"/>
+              <w:right w:val="single" w:color="BFBFBF" w:sz="4"/>
+            </w:tcBorders>
+            <w:shd w:fill="F2F2F2" w:color="auto" w:val="clear"/>
+            <w:tcMar>
+              <w:top w:type="dxa" w:w="60"/>
+              <w:left w:type="dxa" w:w="100"/>
+              <w:bottom w:type="dxa" w:w="60"/>
+              <w:right w:type="dxa" w:w="100"/>
+            </w:tcMar>
+          </w:tcPr>
+          <w:p>
+            <w:r>
+              <w:t xml:space="preserve">Yeray</w:t>
+            </w:r>
+          </w:p>
+        </w:tc>
+        <w:tc>
+          <w:tcPr>
+            <w:tcW w:type="dxa" w:w="1500"/>
+            <w:tcBorders>
+              <w:top w:val="single" w:color="BFBFBF" w:sz="4"/>
+              <w:left w:val="single" w:color="BFBFBF" w:sz="4"/>
+              <w:bottom w:val="single" w:color="BFBFBF" w:sz="4"/>
+              <w:right w:val="single" w:color="BFBFBF" w:sz="4"/>
+            </w:tcBorders>
+            <w:shd w:fill="F2F2F2" w:color="auto" w:val="clear"/>
+            <w:tcMar>
+              <w:top w:type="dxa" w:w="60"/>
+              <w:left w:type="dxa" w:w="100"/>
+              <w:bottom w:type="dxa" w:w="60"/>
+              <w:right w:type="dxa" w:w="100"/>
+            </w:tcMar>
+          </w:tcPr>
+          <w:p>
+            <w:r>
+              <w:t xml:space="preserve">#36</w:t>
+            </w:r>
+          </w:p>
+        </w:tc>
+      </w:tr>
+      <w:tr>
+        <w:tc>
+          <w:tcPr>
+            <w:tcW w:type="dxa" w:w="800"/>
+            <w:tcBorders>
+              <w:top w:val="single" w:color="BFBFBF" w:sz="4"/>
+              <w:left w:val="single" w:color="BFBFBF" w:sz="4"/>
+              <w:bottom w:val="single" w:color="BFBFBF" w:sz="4"/>
+              <w:right w:val="single" w:color="BFBFBF" w:sz="4"/>
+            </w:tcBorders>
+            <w:tcMar>
+              <w:top w:type="dxa" w:w="60"/>
+              <w:left w:type="dxa" w:w="100"/>
+              <w:bottom w:type="dxa" w:w="60"/>
+              <w:right w:type="dxa" w:w="100"/>
+            </w:tcMar>
+          </w:tcPr>
+          <w:p>
+            <w:r>
+              <w:t xml:space="preserve">#9</w:t>
+            </w:r>
+          </w:p>
+        </w:tc>
+        <w:tc>
+          <w:tcPr>
+            <w:tcW w:type="dxa" w:w="5326"/>
+            <w:tcBorders>
+              <w:top w:val="single" w:color="BFBFBF" w:sz="4"/>
+              <w:left w:val="single" w:color="BFBFBF" w:sz="4"/>
+              <w:bottom w:val="single" w:color="BFBFBF" w:sz="4"/>
+              <w:right w:val="single" w:color="BFBFBF" w:sz="4"/>
+            </w:tcBorders>
+            <w:tcMar>
+              <w:top w:type="dxa" w:w="60"/>
+              <w:left w:type="dxa" w:w="100"/>
+              <w:bottom w:type="dxa" w:w="60"/>
+              <w:right w:type="dxa" w:w="100"/>
+            </w:tcMar>
+          </w:tcPr>
+          <w:p>
+            <w:r>
+              <w:rPr>
+                <w:b/>
+                <w:bCs/>
+              </w:rPr>
+              <w:t xml:space="preserve">Configurar la base de datos Room</w:t>
+            </w:r>
+          </w:p>
+        </w:tc>
+        <w:tc>
+          <w:tcPr>
+            <w:tcW w:type="dxa" w:w="1400"/>
+            <w:tcBorders>
+              <w:top w:val="single" w:color="BFBFBF" w:sz="4"/>
+              <w:left w:val="single" w:color="BFBFBF" w:sz="4"/>
+              <w:bottom w:val="single" w:color="BFBFBF" w:sz="4"/>
+              <w:right w:val="single" w:color="BFBFBF" w:sz="4"/>
+            </w:tcBorders>
+            <w:tcMar>
+              <w:top w:type="dxa" w:w="60"/>
+              <w:left w:type="dxa" w:w="100"/>
+              <w:bottom w:type="dxa" w:w="60"/>
+              <w:right w:type="dxa" w:w="100"/>
+            </w:tcMar>
+          </w:tcPr>
+          <w:p>
+            <w:r>
+              <w:t xml:space="preserve">Yeray</w:t>
+            </w:r>
+          </w:p>
+        </w:tc>
+        <w:tc>
+          <w:tcPr>
+            <w:tcW w:type="dxa" w:w="1500"/>
+            <w:tcBorders>
+              <w:top w:val="single" w:color="BFBFBF" w:sz="4"/>
+              <w:left w:val="single" w:color="BFBFBF" w:sz="4"/>
+              <w:bottom w:val="single" w:color="BFBFBF" w:sz="4"/>
+              <w:right w:val="single" w:color="BFBFBF" w:sz="4"/>
+            </w:tcBorders>
+            <w:tcMar>
+              <w:top w:type="dxa" w:w="60"/>
+              <w:left w:type="dxa" w:w="100"/>
+              <w:bottom w:type="dxa" w:w="60"/>
+              <w:right w:type="dxa" w:w="100"/>
+            </w:tcMar>
+          </w:tcPr>
+          <w:p>
+            <w:r>
+              <w:t xml:space="preserve">#7</w:t>
+            </w:r>
+          </w:p>
+        </w:tc>
+      </w:tr>
+      <w:tr>
+        <w:tc>
+          <w:tcPr>
+            <w:tcW w:type="dxa" w:w="800"/>
+            <w:tcBorders>
+              <w:top w:val="single" w:color="BFBFBF" w:sz="4"/>
+              <w:left w:val="single" w:color="BFBFBF" w:sz="4"/>
+              <w:bottom w:val="single" w:color="BFBFBF" w:sz="4"/>
+              <w:right w:val="single" w:color="BFBFBF" w:sz="4"/>
+            </w:tcBorders>
+            <w:shd w:fill="F2F2F2" w:color="auto" w:val="clear"/>
+            <w:tcMar>
+              <w:top w:type="dxa" w:w="60"/>
+              <w:left w:type="dxa" w:w="100"/>
+              <w:bottom w:type="dxa" w:w="60"/>
+              <w:right w:type="dxa" w:w="100"/>
+            </w:tcMar>
+          </w:tcPr>
+          <w:p>
+            <w:r>
+              <w:t xml:space="preserve">#38</w:t>
+            </w:r>
+          </w:p>
+        </w:tc>
+        <w:tc>
+          <w:tcPr>
+            <w:tcW w:type="dxa" w:w="5326"/>
+            <w:tcBorders>
+              <w:top w:val="single" w:color="BFBFBF" w:sz="4"/>
+              <w:left w:val="single" w:color="BFBFBF" w:sz="4"/>
+              <w:bottom w:val="single" w:color="BFBFBF" w:sz="4"/>
+              <w:right w:val="single" w:color="BFBFBF" w:sz="4"/>
+            </w:tcBorders>
+            <w:shd w:fill="F2F2F2" w:color="auto" w:val="clear"/>
+            <w:tcMar>
+              <w:top w:type="dxa" w:w="60"/>
+              <w:left w:type="dxa" w:w="100"/>
+              <w:bottom w:type="dxa" w:w="60"/>
+              <w:right w:type="dxa" w:w="100"/>
+            </w:tcMar>
+          </w:tcPr>
+          <w:p>
+            <w:r>
+              <w:t xml:space="preserve">↳ Crear AppDatabase y convertidores de tipos</w:t>
+            </w:r>
+          </w:p>
+        </w:tc>
+        <w:tc>
+          <w:tcPr>
+            <w:tcW w:type="dxa" w:w="1400"/>
+            <w:tcBorders>
+              <w:top w:val="single" w:color="BFBFBF" w:sz="4"/>
+              <w:left w:val="single" w:color="BFBFBF" w:sz="4"/>
+              <w:bottom w:val="single" w:color="BFBFBF" w:sz="4"/>
+              <w:right w:val="single" w:color="BFBFBF" w:sz="4"/>
+            </w:tcBorders>
+            <w:shd w:fill="F2F2F2" w:color="auto" w:val="clear"/>
+            <w:tcMar>
+              <w:top w:type="dxa" w:w="60"/>
+              <w:left w:type="dxa" w:w="100"/>
+              <w:bottom w:type="dxa" w:w="60"/>
+              <w:right w:type="dxa" w:w="100"/>
+            </w:tcMar>
+          </w:tcPr>
+          <w:p>
+            <w:r>
+              <w:t xml:space="preserve">Yeray</w:t>
+            </w:r>
+          </w:p>
+        </w:tc>
+        <w:tc>
+          <w:tcPr>
+            <w:tcW w:type="dxa" w:w="1500"/>
+            <w:tcBorders>
+              <w:top w:val="single" w:color="BFBFBF" w:sz="4"/>
+              <w:left w:val="single" w:color="BFBFBF" w:sz="4"/>
+              <w:bottom w:val="single" w:color="BFBFBF" w:sz="4"/>
+              <w:right w:val="single" w:color="BFBFBF" w:sz="4"/>
+            </w:tcBorders>
+            <w:shd w:fill="F2F2F2" w:color="auto" w:val="clear"/>
+            <w:tcMar>
+              <w:top w:type="dxa" w:w="60"/>
+              <w:left w:type="dxa" w:w="100"/>
+              <w:bottom w:type="dxa" w:w="60"/>
+              <w:right w:type="dxa" w:w="100"/>
+            </w:tcMar>
+          </w:tcPr>
+          <w:p>
+            <w:r>
+              <w:t xml:space="preserve">#34</w:t>
+            </w:r>
+          </w:p>
+        </w:tc>
+      </w:tr>
+      <w:tr>
+        <w:tc>
+          <w:tcPr>
+            <w:tcW w:type="dxa" w:w="800"/>
+            <w:tcBorders>
+              <w:top w:val="single" w:color="BFBFBF" w:sz="4"/>
+              <w:left w:val="single" w:color="BFBFBF" w:sz="4"/>
+              <w:bottom w:val="single" w:color="BFBFBF" w:sz="4"/>
+              <w:right w:val="single" w:color="BFBFBF" w:sz="4"/>
+            </w:tcBorders>
+            <w:tcMar>
+              <w:top w:type="dxa" w:w="60"/>
+              <w:left w:type="dxa" w:w="100"/>
+              <w:bottom w:type="dxa" w:w="60"/>
+              <w:right w:type="dxa" w:w="100"/>
+            </w:tcMar>
+          </w:tcPr>
+          <w:p>
+            <w:r>
+              <w:t xml:space="preserve">#39</w:t>
+            </w:r>
+          </w:p>
+        </w:tc>
+        <w:tc>
+          <w:tcPr>
+            <w:tcW w:type="dxa" w:w="5326"/>
+            <w:tcBorders>
+              <w:top w:val="single" w:color="BFBFBF" w:sz="4"/>
+              <w:left w:val="single" w:color="BFBFBF" w:sz="4"/>
+              <w:bottom w:val="single" w:color="BFBFBF" w:sz="4"/>
+              <w:right w:val="single" w:color="BFBFBF" w:sz="4"/>
+            </w:tcBorders>
+            <w:tcMar>
+              <w:top w:type="dxa" w:w="60"/>
+              <w:left w:type="dxa" w:w="100"/>
+              <w:bottom w:type="dxa" w:w="60"/>
+              <w:right w:type="dxa" w:w="100"/>
+            </w:tcMar>
+          </w:tcPr>
+          <w:p>
+            <w:r>
+              <w:t xml:space="preserve">↳ Contenedor de dependencias para la base de datos y los repositorios</w:t>
+            </w:r>
+          </w:p>
+        </w:tc>
+        <w:tc>
+          <w:tcPr>
+            <w:tcW w:type="dxa" w:w="1400"/>
+            <w:tcBorders>
+              <w:top w:val="single" w:color="BFBFBF" w:sz="4"/>
+              <w:left w:val="single" w:color="BFBFBF" w:sz="4"/>
+              <w:bottom w:val="single" w:color="BFBFBF" w:sz="4"/>
+              <w:right w:val="single" w:color="BFBFBF" w:sz="4"/>
+            </w:tcBorders>
+            <w:tcMar>
+              <w:top w:type="dxa" w:w="60"/>
+              <w:left w:type="dxa" w:w="100"/>
+              <w:bottom w:type="dxa" w:w="60"/>
+              <w:right w:type="dxa" w:w="100"/>
+            </w:tcMar>
+          </w:tcPr>
+          <w:p>
+            <w:r>
+              <w:t xml:space="preserve">Yeray</w:t>
+            </w:r>
+          </w:p>
+        </w:tc>
+        <w:tc>
+          <w:tcPr>
+            <w:tcW w:type="dxa" w:w="1500"/>
+            <w:tcBorders>
+              <w:top w:val="single" w:color="BFBFBF" w:sz="4"/>
+              <w:left w:val="single" w:color="BFBFBF" w:sz="4"/>
+              <w:bottom w:val="single" w:color="BFBFBF" w:sz="4"/>
+              <w:right w:val="single" w:color="BFBFBF" w:sz="4"/>
+            </w:tcBorders>
+            <w:tcMar>
+              <w:top w:type="dxa" w:w="60"/>
+              <w:left w:type="dxa" w:w="100"/>
+              <w:bottom w:type="dxa" w:w="60"/>
+              <w:right w:type="dxa" w:w="100"/>
+            </w:tcMar>
+          </w:tcPr>
+          <w:p>
+            <w:r>
+              <w:t xml:space="preserve">#38, #35</w:t>
+            </w:r>
+          </w:p>
+        </w:tc>
+      </w:tr>
+      <w:tr>
+        <w:tc>
+          <w:tcPr>
+            <w:tcW w:type="dxa" w:w="800"/>
+            <w:tcBorders>
+              <w:top w:val="single" w:color="BFBFBF" w:sz="4"/>
+              <w:left w:val="single" w:color="BFBFBF" w:sz="4"/>
+              <w:bottom w:val="single" w:color="BFBFBF" w:sz="4"/>
+              <w:right w:val="single" w:color="BFBFBF" w:sz="4"/>
+            </w:tcBorders>
+            <w:shd w:fill="F2F2F2" w:color="auto" w:val="clear"/>
+            <w:tcMar>
+              <w:top w:type="dxa" w:w="60"/>
+              <w:left w:type="dxa" w:w="100"/>
+              <w:bottom w:type="dxa" w:w="60"/>
+              <w:right w:type="dxa" w:w="100"/>
+            </w:tcMar>
+          </w:tcPr>
+          <w:p>
+            <w:r>
+              <w:t xml:space="preserve">#10</w:t>
+            </w:r>
+          </w:p>
+        </w:tc>
+        <w:tc>
+          <w:tcPr>
+            <w:tcW w:type="dxa" w:w="5326"/>
+            <w:tcBorders>
+              <w:top w:val="single" w:color="BFBFBF" w:sz="4"/>
+              <w:left w:val="single" w:color="BFBFBF" w:sz="4"/>
+              <w:bottom w:val="single" w:color="BFBFBF" w:sz="4"/>
+              <w:right w:val="single" w:color="BFBFBF" w:sz="4"/>
+            </w:tcBorders>
+            <w:shd w:fill="F2F2F2" w:color="auto" w:val="clear"/>
+            <w:tcMar>
+              <w:top w:type="dxa" w:w="60"/>
+              <w:left w:type="dxa" w:w="100"/>
+              <w:bottom w:type="dxa" w:w="60"/>
+              <w:right w:type="dxa" w:w="100"/>
+            </w:tcMar>
+          </w:tcPr>
+          <w:p>
+            <w:r>
+              <w:rPr>
+                <w:b/>
+                <w:bCs/>
+              </w:rPr>
+              <w:t xml:space="preserve">Bocetos de pantallas y recorrido principal</w:t>
+            </w:r>
+          </w:p>
+        </w:tc>
+        <w:tc>
+          <w:tcPr>
+            <w:tcW w:type="dxa" w:w="1400"/>
+            <w:tcBorders>
+              <w:top w:val="single" w:color="BFBFBF" w:sz="4"/>
+              <w:left w:val="single" w:color="BFBFBF" w:sz="4"/>
+              <w:bottom w:val="single" w:color="BFBFBF" w:sz="4"/>
+              <w:right w:val="single" w:color="BFBFBF" w:sz="4"/>
+            </w:tcBorders>
+            <w:shd w:fill="F2F2F2" w:color="auto" w:val="clear"/>
+            <w:tcMar>
+              <w:top w:type="dxa" w:w="60"/>
+              <w:left w:type="dxa" w:w="100"/>
+              <w:bottom w:type="dxa" w:w="60"/>
+              <w:right w:type="dxa" w:w="100"/>
+            </w:tcMar>
+          </w:tcPr>
+          <w:p>
+            <w:r>
+              <w:t xml:space="preserve">David</w:t>
+            </w:r>
+          </w:p>
+        </w:tc>
+        <w:tc>
+          <w:tcPr>
+            <w:tcW w:type="dxa" w:w="1500"/>
+            <w:tcBorders>
+              <w:top w:val="single" w:color="BFBFBF" w:sz="4"/>
+              <w:left w:val="single" w:color="BFBFBF" w:sz="4"/>
+              <w:bottom w:val="single" w:color="BFBFBF" w:sz="4"/>
+              <w:right w:val="single" w:color="BFBFBF" w:sz="4"/>
+            </w:tcBorders>
+            <w:shd w:fill="F2F2F2" w:color="auto" w:val="clear"/>
+            <w:tcMar>
+              <w:top w:type="dxa" w:w="60"/>
+              <w:left w:type="dxa" w:w="100"/>
+              <w:bottom w:type="dxa" w:w="60"/>
+              <w:right w:type="dxa" w:w="100"/>
+            </w:tcMar>
+          </w:tcPr>
+          <w:p>
+            <w:r>
+              <w:t xml:space="preserve">#6</w:t>
+            </w:r>
+          </w:p>
+        </w:tc>
+      </w:tr>
+      <w:tr>
+        <w:tc>
+          <w:tcPr>
+            <w:tcW w:type="dxa" w:w="800"/>
+            <w:tcBorders>
+              <w:top w:val="single" w:color="BFBFBF" w:sz="4"/>
+              <w:left w:val="single" w:color="BFBFBF" w:sz="4"/>
+              <w:bottom w:val="single" w:color="BFBFBF" w:sz="4"/>
+              <w:right w:val="single" w:color="BFBFBF" w:sz="4"/>
+            </w:tcBorders>
+            <w:tcMar>
+              <w:top w:type="dxa" w:w="60"/>
+              <w:left w:type="dxa" w:w="100"/>
+              <w:bottom w:type="dxa" w:w="60"/>
+              <w:right w:type="dxa" w:w="100"/>
+            </w:tcMar>
+          </w:tcPr>
+          <w:p>
+            <w:r>
+              <w:t xml:space="preserve">#40</w:t>
+            </w:r>
+          </w:p>
+        </w:tc>
+        <w:tc>
+          <w:tcPr>
+            <w:tcW w:type="dxa" w:w="5326"/>
+            <w:tcBorders>
+              <w:top w:val="single" w:color="BFBFBF" w:sz="4"/>
+              <w:left w:val="single" w:color="BFBFBF" w:sz="4"/>
+              <w:bottom w:val="single" w:color="BFBFBF" w:sz="4"/>
+              <w:right w:val="single" w:color="BFBFBF" w:sz="4"/>
+            </w:tcBorders>
+            <w:tcMar>
+              <w:top w:type="dxa" w:w="60"/>
+              <w:left w:type="dxa" w:w="100"/>
+              <w:bottom w:type="dxa" w:w="60"/>
+              <w:right w:type="dxa" w:w="100"/>
+            </w:tcMar>
+          </w:tcPr>
+          <w:p>
+            <w:r>
+              <w:t xml:space="preserve">↳ Boceto de la pantalla de Perfil</w:t>
+            </w:r>
+          </w:p>
+        </w:tc>
+        <w:tc>
+          <w:tcPr>
+            <w:tcW w:type="dxa" w:w="1400"/>
+            <w:tcBorders>
+              <w:top w:val="single" w:color="BFBFBF" w:sz="4"/>
+              <w:left w:val="single" w:color="BFBFBF" w:sz="4"/>
+              <w:bottom w:val="single" w:color="BFBFBF" w:sz="4"/>
+              <w:right w:val="single" w:color="BFBFBF" w:sz="4"/>
+            </w:tcBorders>
+            <w:tcMar>
+              <w:top w:type="dxa" w:w="60"/>
+              <w:left w:type="dxa" w:w="100"/>
+              <w:bottom w:type="dxa" w:w="60"/>
+              <w:right w:type="dxa" w:w="100"/>
+            </w:tcMar>
+          </w:tcPr>
+          <w:p>
+            <w:r>
+              <w:t xml:space="preserve">David</w:t>
+            </w:r>
+          </w:p>
+        </w:tc>
+        <w:tc>
+          <w:tcPr>
+            <w:tcW w:type="dxa" w:w="1500"/>
+            <w:tcBorders>
+              <w:top w:val="single" w:color="BFBFBF" w:sz="4"/>
+              <w:left w:val="single" w:color="BFBFBF" w:sz="4"/>
+              <w:bottom w:val="single" w:color="BFBFBF" w:sz="4"/>
+              <w:right w:val="single" w:color="BFBFBF" w:sz="4"/>
+            </w:tcBorders>
+            <w:tcMar>
+              <w:top w:type="dxa" w:w="60"/>
+              <w:left w:type="dxa" w:w="100"/>
+              <w:bottom w:type="dxa" w:w="60"/>
+              <w:right w:type="dxa" w:w="100"/>
+            </w:tcMar>
+          </w:tcPr>
+          <w:p>
+            <w:r>
+              <w:t xml:space="preserve">#6</w:t>
+            </w:r>
+          </w:p>
+        </w:tc>
+      </w:tr>
+      <w:tr>
+        <w:tc>
+          <w:tcPr>
+            <w:tcW w:type="dxa" w:w="800"/>
+            <w:tcBorders>
+              <w:top w:val="single" w:color="BFBFBF" w:sz="4"/>
+              <w:left w:val="single" w:color="BFBFBF" w:sz="4"/>
+              <w:bottom w:val="single" w:color="BFBFBF" w:sz="4"/>
+              <w:right w:val="single" w:color="BFBFBF" w:sz="4"/>
+            </w:tcBorders>
+            <w:shd w:fill="F2F2F2" w:color="auto" w:val="clear"/>
+            <w:tcMar>
+              <w:top w:type="dxa" w:w="60"/>
+              <w:left w:type="dxa" w:w="100"/>
+              <w:bottom w:type="dxa" w:w="60"/>
+              <w:right w:type="dxa" w:w="100"/>
+            </w:tcMar>
+          </w:tcPr>
+          <w:p>
+            <w:r>
+              <w:t xml:space="preserve">#41</w:t>
+            </w:r>
+          </w:p>
+        </w:tc>
+        <w:tc>
+          <w:tcPr>
+            <w:tcW w:type="dxa" w:w="5326"/>
+            <w:tcBorders>
+              <w:top w:val="single" w:color="BFBFBF" w:sz="4"/>
+              <w:left w:val="single" w:color="BFBFBF" w:sz="4"/>
+              <w:bottom w:val="single" w:color="BFBFBF" w:sz="4"/>
+              <w:right w:val="single" w:color="BFBFBF" w:sz="4"/>
+            </w:tcBorders>
+            <w:shd w:fill="F2F2F2" w:color="auto" w:val="clear"/>
+            <w:tcMar>
+              <w:top w:type="dxa" w:w="60"/>
+              <w:left w:type="dxa" w:w="100"/>
+              <w:bottom w:type="dxa" w:w="60"/>
+              <w:right w:type="dxa" w:w="100"/>
+            </w:tcMar>
+          </w:tcPr>
+          <w:p>
+            <w:r>
+              <w:t xml:space="preserve">↳ Boceto del Muro y de nueva publicación</w:t>
+            </w:r>
+          </w:p>
+        </w:tc>
+        <w:tc>
+          <w:tcPr>
+            <w:tcW w:type="dxa" w:w="1400"/>
+            <w:tcBorders>
+              <w:top w:val="single" w:color="BFBFBF" w:sz="4"/>
+              <w:left w:val="single" w:color="BFBFBF" w:sz="4"/>
+              <w:bottom w:val="single" w:color="BFBFBF" w:sz="4"/>
+              <w:right w:val="single" w:color="BFBFBF" w:sz="4"/>
+            </w:tcBorders>
+            <w:shd w:fill="F2F2F2" w:color="auto" w:val="clear"/>
+            <w:tcMar>
+              <w:top w:type="dxa" w:w="60"/>
+              <w:left w:type="dxa" w:w="100"/>
+              <w:bottom w:type="dxa" w:w="60"/>
+              <w:right w:type="dxa" w:w="100"/>
+            </w:tcMar>
+          </w:tcPr>
+          <w:p>
+            <w:r>
+              <w:t xml:space="preserve">David</w:t>
+            </w:r>
+          </w:p>
+        </w:tc>
+        <w:tc>
+          <w:tcPr>
+            <w:tcW w:type="dxa" w:w="1500"/>
+            <w:tcBorders>
+              <w:top w:val="single" w:color="BFBFBF" w:sz="4"/>
+              <w:left w:val="single" w:color="BFBFBF" w:sz="4"/>
+              <w:bottom w:val="single" w:color="BFBFBF" w:sz="4"/>
+              <w:right w:val="single" w:color="BFBFBF" w:sz="4"/>
+            </w:tcBorders>
+            <w:shd w:fill="F2F2F2" w:color="auto" w:val="clear"/>
+            <w:tcMar>
+              <w:top w:type="dxa" w:w="60"/>
+              <w:left w:type="dxa" w:w="100"/>
+              <w:bottom w:type="dxa" w:w="60"/>
+              <w:right w:type="dxa" w:w="100"/>
+            </w:tcMar>
+          </w:tcPr>
+          <w:p>
+            <w:r>
+              <w:t xml:space="preserve">#6</w:t>
+            </w:r>
+          </w:p>
+        </w:tc>
+      </w:tr>
+      <w:tr>
+        <w:tc>
+          <w:tcPr>
+            <w:tcW w:type="dxa" w:w="800"/>
+            <w:tcBorders>
+              <w:top w:val="single" w:color="BFBFBF" w:sz="4"/>
+              <w:left w:val="single" w:color="BFBFBF" w:sz="4"/>
+              <w:bottom w:val="single" w:color="BFBFBF" w:sz="4"/>
+              <w:right w:val="single" w:color="BFBFBF" w:sz="4"/>
+            </w:tcBorders>
+            <w:tcMar>
+              <w:top w:type="dxa" w:w="60"/>
+              <w:left w:type="dxa" w:w="100"/>
+              <w:bottom w:type="dxa" w:w="60"/>
+              <w:right w:type="dxa" w:w="100"/>
+            </w:tcMar>
+          </w:tcPr>
+          <w:p>
+            <w:r>
+              <w:t xml:space="preserve">#42</w:t>
+            </w:r>
+          </w:p>
+        </w:tc>
+        <w:tc>
+          <w:tcPr>
+            <w:tcW w:type="dxa" w:w="5326"/>
+            <w:tcBorders>
+              <w:top w:val="single" w:color="BFBFBF" w:sz="4"/>
+              <w:left w:val="single" w:color="BFBFBF" w:sz="4"/>
+              <w:bottom w:val="single" w:color="BFBFBF" w:sz="4"/>
+              <w:right w:val="single" w:color="BFBFBF" w:sz="4"/>
+            </w:tcBorders>
+            <w:tcMar>
+              <w:top w:type="dxa" w:w="60"/>
+              <w:left w:type="dxa" w:w="100"/>
+              <w:bottom w:type="dxa" w:w="60"/>
+              <w:right w:type="dxa" w:w="100"/>
+            </w:tcMar>
+          </w:tcPr>
+          <w:p>
+            <w:r>
+              <w:t xml:space="preserve">↳ Boceto de la Galería y del detalle de álbum</w:t>
+            </w:r>
+          </w:p>
+        </w:tc>
+        <w:tc>
+          <w:tcPr>
+            <w:tcW w:type="dxa" w:w="1400"/>
+            <w:tcBorders>
+              <w:top w:val="single" w:color="BFBFBF" w:sz="4"/>
+              <w:left w:val="single" w:color="BFBFBF" w:sz="4"/>
+              <w:bottom w:val="single" w:color="BFBFBF" w:sz="4"/>
+              <w:right w:val="single" w:color="BFBFBF" w:sz="4"/>
+            </w:tcBorders>
+            <w:tcMar>
+              <w:top w:type="dxa" w:w="60"/>
+              <w:left w:type="dxa" w:w="100"/>
+              <w:bottom w:type="dxa" w:w="60"/>
+              <w:right w:type="dxa" w:w="100"/>
+            </w:tcMar>
+          </w:tcPr>
+          <w:p>
+            <w:r>
+              <w:t xml:space="preserve">David</w:t>
+            </w:r>
+          </w:p>
+        </w:tc>
+        <w:tc>
+          <w:tcPr>
+            <w:tcW w:type="dxa" w:w="1500"/>
+            <w:tcBorders>
+              <w:top w:val="single" w:color="BFBFBF" w:sz="4"/>
+              <w:left w:val="single" w:color="BFBFBF" w:sz="4"/>
+              <w:bottom w:val="single" w:color="BFBFBF" w:sz="4"/>
+              <w:right w:val="single" w:color="BFBFBF" w:sz="4"/>
+            </w:tcBorders>
+            <w:tcMar>
+              <w:top w:type="dxa" w:w="60"/>
+              <w:left w:type="dxa" w:w="100"/>
+              <w:bottom w:type="dxa" w:w="60"/>
+              <w:right w:type="dxa" w:w="100"/>
+            </w:tcMar>
+          </w:tcPr>
+          <w:p>
+            <w:r>
+              <w:t xml:space="preserve">#6</w:t>
+            </w:r>
+          </w:p>
+        </w:tc>
+      </w:tr>
+      <w:tr>
+        <w:tc>
+          <w:tcPr>
+            <w:tcW w:type="dxa" w:w="800"/>
+            <w:tcBorders>
+              <w:top w:val="single" w:color="BFBFBF" w:sz="4"/>
+              <w:left w:val="single" w:color="BFBFBF" w:sz="4"/>
+              <w:bottom w:val="single" w:color="BFBFBF" w:sz="4"/>
+              <w:right w:val="single" w:color="BFBFBF" w:sz="4"/>
+            </w:tcBorders>
+            <w:shd w:fill="F2F2F2" w:color="auto" w:val="clear"/>
+            <w:tcMar>
+              <w:top w:type="dxa" w:w="60"/>
+              <w:left w:type="dxa" w:w="100"/>
+              <w:bottom w:type="dxa" w:w="60"/>
+              <w:right w:type="dxa" w:w="100"/>
+            </w:tcMar>
+          </w:tcPr>
+          <w:p>
+            <w:r>
+              <w:t xml:space="preserve">#43</w:t>
+            </w:r>
+          </w:p>
+        </w:tc>
+        <w:tc>
+          <w:tcPr>
+            <w:tcW w:type="dxa" w:w="5326"/>
+            <w:tcBorders>
+              <w:top w:val="single" w:color="BFBFBF" w:sz="4"/>
+              <w:left w:val="single" w:color="BFBFBF" w:sz="4"/>
+              <w:bottom w:val="single" w:color="BFBFBF" w:sz="4"/>
+              <w:right w:val="single" w:color="BFBFBF" w:sz="4"/>
+            </w:tcBorders>
+            <w:shd w:fill="F2F2F2" w:color="auto" w:val="clear"/>
+            <w:tcMar>
+              <w:top w:type="dxa" w:w="60"/>
+              <w:left w:type="dxa" w:w="100"/>
+              <w:bottom w:type="dxa" w:w="60"/>
+              <w:right w:type="dxa" w:w="100"/>
+            </w:tcMar>
+          </w:tcPr>
+          <w:p>
+            <w:r>
+              <w:t xml:space="preserve">↳ Diagrama de navegación y recorrido principal</w:t>
+            </w:r>
+          </w:p>
+        </w:tc>
+        <w:tc>
+          <w:tcPr>
+            <w:tcW w:type="dxa" w:w="1400"/>
+            <w:tcBorders>
+              <w:top w:val="single" w:color="BFBFBF" w:sz="4"/>
+              <w:left w:val="single" w:color="BFBFBF" w:sz="4"/>
+              <w:bottom w:val="single" w:color="BFBFBF" w:sz="4"/>
+              <w:right w:val="single" w:color="BFBFBF" w:sz="4"/>
+            </w:tcBorders>
+            <w:shd w:fill="F2F2F2" w:color="auto" w:val="clear"/>
+            <w:tcMar>
+              <w:top w:type="dxa" w:w="60"/>
+              <w:left w:type="dxa" w:w="100"/>
+              <w:bottom w:type="dxa" w:w="60"/>
+              <w:right w:type="dxa" w:w="100"/>
+            </w:tcMar>
+          </w:tcPr>
+          <w:p>
+            <w:r>
+              <w:t xml:space="preserve">David</w:t>
+            </w:r>
+          </w:p>
+        </w:tc>
+        <w:tc>
+          <w:tcPr>
+            <w:tcW w:type="dxa" w:w="1500"/>
+            <w:tcBorders>
+              <w:top w:val="single" w:color="BFBFBF" w:sz="4"/>
+              <w:left w:val="single" w:color="BFBFBF" w:sz="4"/>
+              <w:bottom w:val="single" w:color="BFBFBF" w:sz="4"/>
+              <w:right w:val="single" w:color="BFBFBF" w:sz="4"/>
+            </w:tcBorders>
+            <w:shd w:fill="F2F2F2" w:color="auto" w:val="clear"/>
+            <w:tcMar>
+              <w:top w:type="dxa" w:w="60"/>
+              <w:left w:type="dxa" w:w="100"/>
+              <w:bottom w:type="dxa" w:w="60"/>
+              <w:right w:type="dxa" w:w="100"/>
+            </w:tcMar>
+          </w:tcPr>
+          <w:p>
+            <w:r>
+              <w:t xml:space="preserve">#40, #41, #42</w:t>
+            </w:r>
+          </w:p>
+        </w:tc>
+      </w:tr>
+      <w:tr>
+        <w:tc>
+          <w:tcPr>
+            <w:tcW w:type="dxa" w:w="800"/>
+            <w:tcBorders>
+              <w:top w:val="single" w:color="BFBFBF" w:sz="4"/>
+              <w:left w:val="single" w:color="BFBFBF" w:sz="4"/>
+              <w:bottom w:val="single" w:color="BFBFBF" w:sz="4"/>
+              <w:right w:val="single" w:color="BFBFBF" w:sz="4"/>
+            </w:tcBorders>
+            <w:tcMar>
+              <w:top w:type="dxa" w:w="60"/>
+              <w:left w:type="dxa" w:w="100"/>
+              <w:bottom w:type="dxa" w:w="60"/>
+              <w:right w:type="dxa" w:w="100"/>
+            </w:tcMar>
+          </w:tcPr>
+          <w:p>
+            <w:r>
+              <w:t xml:space="preserve">#11</w:t>
+            </w:r>
+          </w:p>
+        </w:tc>
+        <w:tc>
+          <w:tcPr>
+            <w:tcW w:type="dxa" w:w="5326"/>
+            <w:tcBorders>
+              <w:top w:val="single" w:color="BFBFBF" w:sz="4"/>
+              <w:left w:val="single" w:color="BFBFBF" w:sz="4"/>
+              <w:bottom w:val="single" w:color="BFBFBF" w:sz="4"/>
+              <w:right w:val="single" w:color="BFBFBF" w:sz="4"/>
+            </w:tcBorders>
+            <w:tcMar>
+              <w:top w:type="dxa" w:w="60"/>
+              <w:left w:type="dxa" w:w="100"/>
+              <w:bottom w:type="dxa" w:w="60"/>
+              <w:right w:type="dxa" w:w="100"/>
+            </w:tcMar>
+          </w:tcPr>
+          <w:p>
+            <w:r>
+              <w:rPr>
+                <w:b/>
+                <w:bCs/>
+              </w:rPr>
+              <w:t xml:space="preserve">Esquema de datos (entidades y relaciones)</w:t>
+            </w:r>
+          </w:p>
+        </w:tc>
+        <w:tc>
+          <w:tcPr>
+            <w:tcW w:type="dxa" w:w="1400"/>
+            <w:tcBorders>
+              <w:top w:val="single" w:color="BFBFBF" w:sz="4"/>
+              <w:left w:val="single" w:color="BFBFBF" w:sz="4"/>
+              <w:bottom w:val="single" w:color="BFBFBF" w:sz="4"/>
+              <w:right w:val="single" w:color="BFBFBF" w:sz="4"/>
+            </w:tcBorders>
+            <w:tcMar>
+              <w:top w:type="dxa" w:w="60"/>
+              <w:left w:type="dxa" w:w="100"/>
+              <w:bottom w:type="dxa" w:w="60"/>
+              <w:right w:type="dxa" w:w="100"/>
+            </w:tcMar>
+          </w:tcPr>
+          <w:p>
+            <w:r>
+              <w:t xml:space="preserve">David</w:t>
+            </w:r>
+          </w:p>
+        </w:tc>
+        <w:tc>
+          <w:tcPr>
+            <w:tcW w:type="dxa" w:w="1500"/>
+            <w:tcBorders>
+              <w:top w:val="single" w:color="BFBFBF" w:sz="4"/>
+              <w:left w:val="single" w:color="BFBFBF" w:sz="4"/>
+              <w:bottom w:val="single" w:color="BFBFBF" w:sz="4"/>
+              <w:right w:val="single" w:color="BFBFBF" w:sz="4"/>
+            </w:tcBorders>
+            <w:tcMar>
+              <w:top w:type="dxa" w:w="60"/>
+              <w:left w:type="dxa" w:w="100"/>
+              <w:bottom w:type="dxa" w:w="60"/>
+              <w:right w:type="dxa" w:w="100"/>
+            </w:tcMar>
+          </w:tcPr>
+          <w:p>
+            <w:r>
+              <w:t xml:space="preserve">—</w:t>
+            </w:r>
+          </w:p>
+        </w:tc>
+      </w:tr>
+      <w:tr>
+        <w:tc>
+          <w:tcPr>
+            <w:tcW w:type="dxa" w:w="800"/>
+            <w:tcBorders>
+              <w:top w:val="single" w:color="BFBFBF" w:sz="4"/>
+              <w:left w:val="single" w:color="BFBFBF" w:sz="4"/>
+              <w:bottom w:val="single" w:color="BFBFBF" w:sz="4"/>
+              <w:right w:val="single" w:color="BFBFBF" w:sz="4"/>
+            </w:tcBorders>
+            <w:shd w:fill="F2F2F2" w:color="auto" w:val="clear"/>
+            <w:tcMar>
+              <w:top w:type="dxa" w:w="60"/>
+              <w:left w:type="dxa" w:w="100"/>
+              <w:bottom w:type="dxa" w:w="60"/>
+              <w:right w:type="dxa" w:w="100"/>
+            </w:tcMar>
+          </w:tcPr>
+          <w:p>
+            <w:r>
+              <w:t xml:space="preserve">#44</w:t>
+            </w:r>
+          </w:p>
+        </w:tc>
+        <w:tc>
+          <w:tcPr>
+            <w:tcW w:type="dxa" w:w="5326"/>
+            <w:tcBorders>
+              <w:top w:val="single" w:color="BFBFBF" w:sz="4"/>
+              <w:left w:val="single" w:color="BFBFBF" w:sz="4"/>
+              <w:bottom w:val="single" w:color="BFBFBF" w:sz="4"/>
+              <w:right w:val="single" w:color="BFBFBF" w:sz="4"/>
+            </w:tcBorders>
+            <w:shd w:fill="F2F2F2" w:color="auto" w:val="clear"/>
+            <w:tcMar>
+              <w:top w:type="dxa" w:w="60"/>
+              <w:left w:type="dxa" w:w="100"/>
+              <w:bottom w:type="dxa" w:w="60"/>
+              <w:right w:type="dxa" w:w="100"/>
+            </w:tcMar>
+          </w:tcPr>
+          <w:p>
+            <w:r>
+              <w:t xml:space="preserve">↳ Diagrama entidad-relación de la base de datos</w:t>
+            </w:r>
+          </w:p>
+        </w:tc>
+        <w:tc>
+          <w:tcPr>
+            <w:tcW w:type="dxa" w:w="1400"/>
+            <w:tcBorders>
+              <w:top w:val="single" w:color="BFBFBF" w:sz="4"/>
+              <w:left w:val="single" w:color="BFBFBF" w:sz="4"/>
+              <w:bottom w:val="single" w:color="BFBFBF" w:sz="4"/>
+              <w:right w:val="single" w:color="BFBFBF" w:sz="4"/>
+            </w:tcBorders>
+            <w:shd w:fill="F2F2F2" w:color="auto" w:val="clear"/>
+            <w:tcMar>
+              <w:top w:type="dxa" w:w="60"/>
+              <w:left w:type="dxa" w:w="100"/>
+              <w:bottom w:type="dxa" w:w="60"/>
+              <w:right w:type="dxa" w:w="100"/>
+            </w:tcMar>
+          </w:tcPr>
+          <w:p>
+            <w:r>
+              <w:t xml:space="preserve">David</w:t>
+            </w:r>
+          </w:p>
+        </w:tc>
+        <w:tc>
+          <w:tcPr>
+            <w:tcW w:type="dxa" w:w="1500"/>
+            <w:tcBorders>
+              <w:top w:val="single" w:color="BFBFBF" w:sz="4"/>
+              <w:left w:val="single" w:color="BFBFBF" w:sz="4"/>
+              <w:bottom w:val="single" w:color="BFBFBF" w:sz="4"/>
+              <w:right w:val="single" w:color="BFBFBF" w:sz="4"/>
+            </w:tcBorders>
+            <w:shd w:fill="F2F2F2" w:color="auto" w:val="clear"/>
+            <w:tcMar>
+              <w:top w:type="dxa" w:w="60"/>
+              <w:left w:type="dxa" w:w="100"/>
+              <w:bottom w:type="dxa" w:w="60"/>
+              <w:right w:type="dxa" w:w="100"/>
+            </w:tcMar>
+          </w:tcPr>
+          <w:p>
+            <w:r>
+              <w:t xml:space="preserve">—</w:t>
+            </w:r>
+          </w:p>
+        </w:tc>
+      </w:tr>
+      <w:tr>
+        <w:tc>
+          <w:tcPr>
+            <w:tcW w:type="dxa" w:w="800"/>
+            <w:tcBorders>
+              <w:top w:val="single" w:color="BFBFBF" w:sz="4"/>
+              <w:left w:val="single" w:color="BFBFBF" w:sz="4"/>
+              <w:bottom w:val="single" w:color="BFBFBF" w:sz="4"/>
+              <w:right w:val="single" w:color="BFBFBF" w:sz="4"/>
+            </w:tcBorders>
+            <w:tcMar>
+              <w:top w:type="dxa" w:w="60"/>
+              <w:left w:type="dxa" w:w="100"/>
+              <w:bottom w:type="dxa" w:w="60"/>
+              <w:right w:type="dxa" w:w="100"/>
+            </w:tcMar>
+          </w:tcPr>
+          <w:p>
+            <w:r>
+              <w:t xml:space="preserve">#45</w:t>
+            </w:r>
+          </w:p>
+        </w:tc>
+        <w:tc>
+          <w:tcPr>
+            <w:tcW w:type="dxa" w:w="5326"/>
+            <w:tcBorders>
+              <w:top w:val="single" w:color="BFBFBF" w:sz="4"/>
+              <w:left w:val="single" w:color="BFBFBF" w:sz="4"/>
+              <w:bottom w:val="single" w:color="BFBFBF" w:sz="4"/>
+              <w:right w:val="single" w:color="BFBFBF" w:sz="4"/>
+            </w:tcBorders>
+            <w:tcMar>
+              <w:top w:type="dxa" w:w="60"/>
+              <w:left w:type="dxa" w:w="100"/>
+              <w:bottom w:type="dxa" w:w="60"/>
+              <w:right w:type="dxa" w:w="100"/>
+            </w:tcMar>
+          </w:tcPr>
+          <w:p>
+            <w:r>
+              <w:t xml:space="preserve">↳ Justificar qué guarda Room y qué guarda DataStore</w:t>
+            </w:r>
+          </w:p>
+        </w:tc>
+        <w:tc>
+          <w:tcPr>
+            <w:tcW w:type="dxa" w:w="1400"/>
+            <w:tcBorders>
+              <w:top w:val="single" w:color="BFBFBF" w:sz="4"/>
+              <w:left w:val="single" w:color="BFBFBF" w:sz="4"/>
+              <w:bottom w:val="single" w:color="BFBFBF" w:sz="4"/>
+              <w:right w:val="single" w:color="BFBFBF" w:sz="4"/>
+            </w:tcBorders>
+            <w:tcMar>
+              <w:top w:type="dxa" w:w="60"/>
+              <w:left w:type="dxa" w:w="100"/>
+              <w:bottom w:type="dxa" w:w="60"/>
+              <w:right w:type="dxa" w:w="100"/>
+            </w:tcMar>
+          </w:tcPr>
+          <w:p>
+            <w:r>
+              <w:t xml:space="preserve">David</w:t>
+            </w:r>
+          </w:p>
+        </w:tc>
+        <w:tc>
+          <w:tcPr>
+            <w:tcW w:type="dxa" w:w="1500"/>
+            <w:tcBorders>
+              <w:top w:val="single" w:color="BFBFBF" w:sz="4"/>
+              <w:left w:val="single" w:color="BFBFBF" w:sz="4"/>
+              <w:bottom w:val="single" w:color="BFBFBF" w:sz="4"/>
+              <w:right w:val="single" w:color="BFBFBF" w:sz="4"/>
+            </w:tcBorders>
+            <w:tcMar>
+              <w:top w:type="dxa" w:w="60"/>
+              <w:left w:type="dxa" w:w="100"/>
+              <w:bottom w:type="dxa" w:w="60"/>
+              <w:right w:type="dxa" w:w="100"/>
+            </w:tcMar>
+          </w:tcPr>
+          <w:p>
+            <w:r>
+              <w:t xml:space="preserve">#44</w:t>
+            </w:r>
+          </w:p>
+        </w:tc>
+      </w:tr>
+      <w:tr>
+        <w:tc>
+          <w:tcPr>
+            <w:tcW w:type="dxa" w:w="800"/>
+            <w:tcBorders>
+              <w:top w:val="single" w:color="BFBFBF" w:sz="4"/>
+              <w:left w:val="single" w:color="BFBFBF" w:sz="4"/>
+              <w:bottom w:val="single" w:color="BFBFBF" w:sz="4"/>
+              <w:right w:val="single" w:color="BFBFBF" w:sz="4"/>
+            </w:tcBorders>
+            <w:shd w:fill="F2F2F2" w:color="auto" w:val="clear"/>
+            <w:tcMar>
+              <w:top w:type="dxa" w:w="60"/>
+              <w:left w:type="dxa" w:w="100"/>
+              <w:bottom w:type="dxa" w:w="60"/>
+              <w:right w:type="dxa" w:w="100"/>
+            </w:tcMar>
+          </w:tcPr>
+          <w:p>
+            <w:r>
               <w:t xml:space="preserve">#12</w:t>
             </w:r>
           </w:p>
@@ -5041,6 +6464,10 @@
           </w:tcPr>
           <w:p>
             <w:r>
+              <w:rPr>
+                <w:b/>
+                <w:bCs/>
+              </w:rPr>
               <w:t xml:space="preserve">Tema retro en Compose (colores, tipografía y componentes base)</w:t>
             </w:r>
           </w:p>
@@ -5088,6 +6515,566 @@
           <w:p>
             <w:r>
               <w:t xml:space="preserve">#6, #7</w:t>
+            </w:r>
+          </w:p>
+        </w:tc>
+      </w:tr>
+      <w:tr>
+        <w:tc>
+          <w:tcPr>
+            <w:tcW w:type="dxa" w:w="800"/>
+            <w:tcBorders>
+              <w:top w:val="single" w:color="BFBFBF" w:sz="4"/>
+              <w:left w:val="single" w:color="BFBFBF" w:sz="4"/>
+              <w:bottom w:val="single" w:color="BFBFBF" w:sz="4"/>
+              <w:right w:val="single" w:color="BFBFBF" w:sz="4"/>
+            </w:tcBorders>
+            <w:tcMar>
+              <w:top w:type="dxa" w:w="60"/>
+              <w:left w:type="dxa" w:w="100"/>
+              <w:bottom w:type="dxa" w:w="60"/>
+              <w:right w:type="dxa" w:w="100"/>
+            </w:tcMar>
+          </w:tcPr>
+          <w:p>
+            <w:r>
+              <w:t xml:space="preserve">#46</w:t>
+            </w:r>
+          </w:p>
+        </w:tc>
+        <w:tc>
+          <w:tcPr>
+            <w:tcW w:type="dxa" w:w="5326"/>
+            <w:tcBorders>
+              <w:top w:val="single" w:color="BFBFBF" w:sz="4"/>
+              <w:left w:val="single" w:color="BFBFBF" w:sz="4"/>
+              <w:bottom w:val="single" w:color="BFBFBF" w:sz="4"/>
+              <w:right w:val="single" w:color="BFBFBF" w:sz="4"/>
+            </w:tcBorders>
+            <w:tcMar>
+              <w:top w:type="dxa" w:w="60"/>
+              <w:left w:type="dxa" w:w="100"/>
+              <w:bottom w:type="dxa" w:w="60"/>
+              <w:right w:type="dxa" w:w="100"/>
+            </w:tcMar>
+          </w:tcPr>
+          <w:p>
+            <w:r>
+              <w:t xml:space="preserve">↳ Colores, tipografías y formas en el tema de Compose</w:t>
+            </w:r>
+          </w:p>
+        </w:tc>
+        <w:tc>
+          <w:tcPr>
+            <w:tcW w:type="dxa" w:w="1400"/>
+            <w:tcBorders>
+              <w:top w:val="single" w:color="BFBFBF" w:sz="4"/>
+              <w:left w:val="single" w:color="BFBFBF" w:sz="4"/>
+              <w:bottom w:val="single" w:color="BFBFBF" w:sz="4"/>
+              <w:right w:val="single" w:color="BFBFBF" w:sz="4"/>
+            </w:tcBorders>
+            <w:tcMar>
+              <w:top w:type="dxa" w:w="60"/>
+              <w:left w:type="dxa" w:w="100"/>
+              <w:bottom w:type="dxa" w:w="60"/>
+              <w:right w:type="dxa" w:w="100"/>
+            </w:tcMar>
+          </w:tcPr>
+          <w:p>
+            <w:r>
+              <w:t xml:space="preserve">David</w:t>
+            </w:r>
+          </w:p>
+        </w:tc>
+        <w:tc>
+          <w:tcPr>
+            <w:tcW w:type="dxa" w:w="1500"/>
+            <w:tcBorders>
+              <w:top w:val="single" w:color="BFBFBF" w:sz="4"/>
+              <w:left w:val="single" w:color="BFBFBF" w:sz="4"/>
+              <w:bottom w:val="single" w:color="BFBFBF" w:sz="4"/>
+              <w:right w:val="single" w:color="BFBFBF" w:sz="4"/>
+            </w:tcBorders>
+            <w:tcMar>
+              <w:top w:type="dxa" w:w="60"/>
+              <w:left w:type="dxa" w:w="100"/>
+              <w:bottom w:type="dxa" w:w="60"/>
+              <w:right w:type="dxa" w:w="100"/>
+            </w:tcMar>
+          </w:tcPr>
+          <w:p>
+            <w:r>
+              <w:t xml:space="preserve">#6, #35</w:t>
+            </w:r>
+          </w:p>
+        </w:tc>
+      </w:tr>
+      <w:tr>
+        <w:tc>
+          <w:tcPr>
+            <w:tcW w:type="dxa" w:w="800"/>
+            <w:tcBorders>
+              <w:top w:val="single" w:color="BFBFBF" w:sz="4"/>
+              <w:left w:val="single" w:color="BFBFBF" w:sz="4"/>
+              <w:bottom w:val="single" w:color="BFBFBF" w:sz="4"/>
+              <w:right w:val="single" w:color="BFBFBF" w:sz="4"/>
+            </w:tcBorders>
+            <w:shd w:fill="F2F2F2" w:color="auto" w:val="clear"/>
+            <w:tcMar>
+              <w:top w:type="dxa" w:w="60"/>
+              <w:left w:type="dxa" w:w="100"/>
+              <w:bottom w:type="dxa" w:w="60"/>
+              <w:right w:type="dxa" w:w="100"/>
+            </w:tcMar>
+          </w:tcPr>
+          <w:p>
+            <w:r>
+              <w:t xml:space="preserve">#47</w:t>
+            </w:r>
+          </w:p>
+        </w:tc>
+        <w:tc>
+          <w:tcPr>
+            <w:tcW w:type="dxa" w:w="5326"/>
+            <w:tcBorders>
+              <w:top w:val="single" w:color="BFBFBF" w:sz="4"/>
+              <w:left w:val="single" w:color="BFBFBF" w:sz="4"/>
+              <w:bottom w:val="single" w:color="BFBFBF" w:sz="4"/>
+              <w:right w:val="single" w:color="BFBFBF" w:sz="4"/>
+            </w:tcBorders>
+            <w:shd w:fill="F2F2F2" w:color="auto" w:val="clear"/>
+            <w:tcMar>
+              <w:top w:type="dxa" w:w="60"/>
+              <w:left w:type="dxa" w:w="100"/>
+              <w:bottom w:type="dxa" w:w="60"/>
+              <w:right w:type="dxa" w:w="100"/>
+            </w:tcMar>
+          </w:tcPr>
+          <w:p>
+            <w:r>
+              <w:t xml:space="preserve">↳ Componentes base: tarjeta, botón, cabecera y avatar</w:t>
+            </w:r>
+          </w:p>
+        </w:tc>
+        <w:tc>
+          <w:tcPr>
+            <w:tcW w:type="dxa" w:w="1400"/>
+            <w:tcBorders>
+              <w:top w:val="single" w:color="BFBFBF" w:sz="4"/>
+              <w:left w:val="single" w:color="BFBFBF" w:sz="4"/>
+              <w:bottom w:val="single" w:color="BFBFBF" w:sz="4"/>
+              <w:right w:val="single" w:color="BFBFBF" w:sz="4"/>
+            </w:tcBorders>
+            <w:shd w:fill="F2F2F2" w:color="auto" w:val="clear"/>
+            <w:tcMar>
+              <w:top w:type="dxa" w:w="60"/>
+              <w:left w:type="dxa" w:w="100"/>
+              <w:bottom w:type="dxa" w:w="60"/>
+              <w:right w:type="dxa" w:w="100"/>
+            </w:tcMar>
+          </w:tcPr>
+          <w:p>
+            <w:r>
+              <w:t xml:space="preserve">David</w:t>
+            </w:r>
+          </w:p>
+        </w:tc>
+        <w:tc>
+          <w:tcPr>
+            <w:tcW w:type="dxa" w:w="1500"/>
+            <w:tcBorders>
+              <w:top w:val="single" w:color="BFBFBF" w:sz="4"/>
+              <w:left w:val="single" w:color="BFBFBF" w:sz="4"/>
+              <w:bottom w:val="single" w:color="BFBFBF" w:sz="4"/>
+              <w:right w:val="single" w:color="BFBFBF" w:sz="4"/>
+            </w:tcBorders>
+            <w:shd w:fill="F2F2F2" w:color="auto" w:val="clear"/>
+            <w:tcMar>
+              <w:top w:type="dxa" w:w="60"/>
+              <w:left w:type="dxa" w:w="100"/>
+              <w:bottom w:type="dxa" w:w="60"/>
+              <w:right w:type="dxa" w:w="100"/>
+            </w:tcMar>
+          </w:tcPr>
+          <w:p>
+            <w:r>
+              <w:t xml:space="preserve">#46, #37</w:t>
+            </w:r>
+          </w:p>
+        </w:tc>
+      </w:tr>
+      <w:tr>
+        <w:tc>
+          <w:tcPr>
+            <w:tcW w:type="dxa" w:w="800"/>
+            <w:tcBorders>
+              <w:top w:val="single" w:color="BFBFBF" w:sz="4"/>
+              <w:left w:val="single" w:color="BFBFBF" w:sz="4"/>
+              <w:bottom w:val="single" w:color="BFBFBF" w:sz="4"/>
+              <w:right w:val="single" w:color="BFBFBF" w:sz="4"/>
+            </w:tcBorders>
+            <w:tcMar>
+              <w:top w:type="dxa" w:w="60"/>
+              <w:left w:type="dxa" w:w="100"/>
+              <w:bottom w:type="dxa" w:w="60"/>
+              <w:right w:type="dxa" w:w="100"/>
+            </w:tcMar>
+          </w:tcPr>
+          <w:p>
+            <w:r>
+              <w:t xml:space="preserve">#48</w:t>
+            </w:r>
+          </w:p>
+        </w:tc>
+        <w:tc>
+          <w:tcPr>
+            <w:tcW w:type="dxa" w:w="5326"/>
+            <w:tcBorders>
+              <w:top w:val="single" w:color="BFBFBF" w:sz="4"/>
+              <w:left w:val="single" w:color="BFBFBF" w:sz="4"/>
+              <w:bottom w:val="single" w:color="BFBFBF" w:sz="4"/>
+              <w:right w:val="single" w:color="BFBFBF" w:sz="4"/>
+            </w:tcBorders>
+            <w:tcMar>
+              <w:top w:type="dxa" w:w="60"/>
+              <w:left w:type="dxa" w:w="100"/>
+              <w:bottom w:type="dxa" w:w="60"/>
+              <w:right w:type="dxa" w:w="100"/>
+            </w:tcMar>
+          </w:tcPr>
+          <w:p>
+            <w:r>
+              <w:rPr>
+                <w:b/>
+                <w:bCs/>
+              </w:rPr>
+              <w:t xml:space="preserve">Memoria v2: requisitos, navegación, datos y arquitectura</w:t>
+            </w:r>
+          </w:p>
+        </w:tc>
+        <w:tc>
+          <w:tcPr>
+            <w:tcW w:type="dxa" w:w="1400"/>
+            <w:tcBorders>
+              <w:top w:val="single" w:color="BFBFBF" w:sz="4"/>
+              <w:left w:val="single" w:color="BFBFBF" w:sz="4"/>
+              <w:bottom w:val="single" w:color="BFBFBF" w:sz="4"/>
+              <w:right w:val="single" w:color="BFBFBF" w:sz="4"/>
+            </w:tcBorders>
+            <w:tcMar>
+              <w:top w:type="dxa" w:w="60"/>
+              <w:left w:type="dxa" w:w="100"/>
+              <w:bottom w:type="dxa" w:w="60"/>
+              <w:right w:type="dxa" w:w="100"/>
+            </w:tcMar>
+          </w:tcPr>
+          <w:p>
+            <w:r>
+              <w:t xml:space="preserve">David</w:t>
+            </w:r>
+          </w:p>
+        </w:tc>
+        <w:tc>
+          <w:tcPr>
+            <w:tcW w:type="dxa" w:w="1500"/>
+            <w:tcBorders>
+              <w:top w:val="single" w:color="BFBFBF" w:sz="4"/>
+              <w:left w:val="single" w:color="BFBFBF" w:sz="4"/>
+              <w:bottom w:val="single" w:color="BFBFBF" w:sz="4"/>
+              <w:right w:val="single" w:color="BFBFBF" w:sz="4"/>
+            </w:tcBorders>
+            <w:tcMar>
+              <w:top w:type="dxa" w:w="60"/>
+              <w:left w:type="dxa" w:w="100"/>
+              <w:bottom w:type="dxa" w:w="60"/>
+              <w:right w:type="dxa" w:w="100"/>
+            </w:tcMar>
+          </w:tcPr>
+          <w:p>
+            <w:r>
+              <w:t xml:space="preserve">#43, #45, #5</w:t>
+            </w:r>
+          </w:p>
+        </w:tc>
+      </w:tr>
+      <w:tr>
+        <w:tc>
+          <w:tcPr>
+            <w:tcW w:type="dxa" w:w="800"/>
+            <w:tcBorders>
+              <w:top w:val="single" w:color="BFBFBF" w:sz="4"/>
+              <w:left w:val="single" w:color="BFBFBF" w:sz="4"/>
+              <w:bottom w:val="single" w:color="BFBFBF" w:sz="4"/>
+              <w:right w:val="single" w:color="BFBFBF" w:sz="4"/>
+            </w:tcBorders>
+            <w:shd w:fill="F2F2F2" w:color="auto" w:val="clear"/>
+            <w:tcMar>
+              <w:top w:type="dxa" w:w="60"/>
+              <w:left w:type="dxa" w:w="100"/>
+              <w:bottom w:type="dxa" w:w="60"/>
+              <w:right w:type="dxa" w:w="100"/>
+            </w:tcMar>
+          </w:tcPr>
+          <w:p>
+            <w:r>
+              <w:t xml:space="preserve">#49</w:t>
+            </w:r>
+          </w:p>
+        </w:tc>
+        <w:tc>
+          <w:tcPr>
+            <w:tcW w:type="dxa" w:w="5326"/>
+            <w:tcBorders>
+              <w:top w:val="single" w:color="BFBFBF" w:sz="4"/>
+              <w:left w:val="single" w:color="BFBFBF" w:sz="4"/>
+              <w:bottom w:val="single" w:color="BFBFBF" w:sz="4"/>
+              <w:right w:val="single" w:color="BFBFBF" w:sz="4"/>
+            </w:tcBorders>
+            <w:shd w:fill="F2F2F2" w:color="auto" w:val="clear"/>
+            <w:tcMar>
+              <w:top w:type="dxa" w:w="60"/>
+              <w:left w:type="dxa" w:w="100"/>
+              <w:bottom w:type="dxa" w:w="60"/>
+              <w:right w:type="dxa" w:w="100"/>
+            </w:tcMar>
+          </w:tcPr>
+          <w:p>
+            <w:r>
+              <w:t xml:space="preserve">↳ Requisitos funcionales principales</w:t>
+            </w:r>
+          </w:p>
+        </w:tc>
+        <w:tc>
+          <w:tcPr>
+            <w:tcW w:type="dxa" w:w="1400"/>
+            <w:tcBorders>
+              <w:top w:val="single" w:color="BFBFBF" w:sz="4"/>
+              <w:left w:val="single" w:color="BFBFBF" w:sz="4"/>
+              <w:bottom w:val="single" w:color="BFBFBF" w:sz="4"/>
+              <w:right w:val="single" w:color="BFBFBF" w:sz="4"/>
+            </w:tcBorders>
+            <w:shd w:fill="F2F2F2" w:color="auto" w:val="clear"/>
+            <w:tcMar>
+              <w:top w:type="dxa" w:w="60"/>
+              <w:left w:type="dxa" w:w="100"/>
+              <w:bottom w:type="dxa" w:w="60"/>
+              <w:right w:type="dxa" w:w="100"/>
+            </w:tcMar>
+          </w:tcPr>
+          <w:p>
+            <w:r>
+              <w:t xml:space="preserve">Yeray</w:t>
+            </w:r>
+          </w:p>
+        </w:tc>
+        <w:tc>
+          <w:tcPr>
+            <w:tcW w:type="dxa" w:w="1500"/>
+            <w:tcBorders>
+              <w:top w:val="single" w:color="BFBFBF" w:sz="4"/>
+              <w:left w:val="single" w:color="BFBFBF" w:sz="4"/>
+              <w:bottom w:val="single" w:color="BFBFBF" w:sz="4"/>
+              <w:right w:val="single" w:color="BFBFBF" w:sz="4"/>
+            </w:tcBorders>
+            <w:shd w:fill="F2F2F2" w:color="auto" w:val="clear"/>
+            <w:tcMar>
+              <w:top w:type="dxa" w:w="60"/>
+              <w:left w:type="dxa" w:w="100"/>
+              <w:bottom w:type="dxa" w:w="60"/>
+              <w:right w:type="dxa" w:w="100"/>
+            </w:tcMar>
+          </w:tcPr>
+          <w:p>
+            <w:r>
+              <w:t xml:space="preserve">—</w:t>
+            </w:r>
+          </w:p>
+        </w:tc>
+      </w:tr>
+      <w:tr>
+        <w:tc>
+          <w:tcPr>
+            <w:tcW w:type="dxa" w:w="800"/>
+            <w:tcBorders>
+              <w:top w:val="single" w:color="BFBFBF" w:sz="4"/>
+              <w:left w:val="single" w:color="BFBFBF" w:sz="4"/>
+              <w:bottom w:val="single" w:color="BFBFBF" w:sz="4"/>
+              <w:right w:val="single" w:color="BFBFBF" w:sz="4"/>
+            </w:tcBorders>
+            <w:tcMar>
+              <w:top w:type="dxa" w:w="60"/>
+              <w:left w:type="dxa" w:w="100"/>
+              <w:bottom w:type="dxa" w:w="60"/>
+              <w:right w:type="dxa" w:w="100"/>
+            </w:tcMar>
+          </w:tcPr>
+          <w:p>
+            <w:r>
+              <w:t xml:space="preserve">#50</w:t>
+            </w:r>
+          </w:p>
+        </w:tc>
+        <w:tc>
+          <w:tcPr>
+            <w:tcW w:type="dxa" w:w="5326"/>
+            <w:tcBorders>
+              <w:top w:val="single" w:color="BFBFBF" w:sz="4"/>
+              <w:left w:val="single" w:color="BFBFBF" w:sz="4"/>
+              <w:bottom w:val="single" w:color="BFBFBF" w:sz="4"/>
+              <w:right w:val="single" w:color="BFBFBF" w:sz="4"/>
+            </w:tcBorders>
+            <w:tcMar>
+              <w:top w:type="dxa" w:w="60"/>
+              <w:left w:type="dxa" w:w="100"/>
+              <w:bottom w:type="dxa" w:w="60"/>
+              <w:right w:type="dxa" w:w="100"/>
+            </w:tcMar>
+          </w:tcPr>
+          <w:p>
+            <w:r>
+              <w:t xml:space="preserve">↳ Decisiones de arquitectura y tecnologías</w:t>
+            </w:r>
+          </w:p>
+        </w:tc>
+        <w:tc>
+          <w:tcPr>
+            <w:tcW w:type="dxa" w:w="1400"/>
+            <w:tcBorders>
+              <w:top w:val="single" w:color="BFBFBF" w:sz="4"/>
+              <w:left w:val="single" w:color="BFBFBF" w:sz="4"/>
+              <w:bottom w:val="single" w:color="BFBFBF" w:sz="4"/>
+              <w:right w:val="single" w:color="BFBFBF" w:sz="4"/>
+            </w:tcBorders>
+            <w:tcMar>
+              <w:top w:type="dxa" w:w="60"/>
+              <w:left w:type="dxa" w:w="100"/>
+              <w:bottom w:type="dxa" w:w="60"/>
+              <w:right w:type="dxa" w:w="100"/>
+            </w:tcMar>
+          </w:tcPr>
+          <w:p>
+            <w:r>
+              <w:t xml:space="preserve">Yeray</w:t>
+            </w:r>
+          </w:p>
+        </w:tc>
+        <w:tc>
+          <w:tcPr>
+            <w:tcW w:type="dxa" w:w="1500"/>
+            <w:tcBorders>
+              <w:top w:val="single" w:color="BFBFBF" w:sz="4"/>
+              <w:left w:val="single" w:color="BFBFBF" w:sz="4"/>
+              <w:bottom w:val="single" w:color="BFBFBF" w:sz="4"/>
+              <w:right w:val="single" w:color="BFBFBF" w:sz="4"/>
+            </w:tcBorders>
+            <w:tcMar>
+              <w:top w:type="dxa" w:w="60"/>
+              <w:left w:type="dxa" w:w="100"/>
+              <w:bottom w:type="dxa" w:w="60"/>
+              <w:right w:type="dxa" w:w="100"/>
+            </w:tcMar>
+          </w:tcPr>
+          <w:p>
+            <w:r>
+              <w:t xml:space="preserve">#39</w:t>
+            </w:r>
+          </w:p>
+        </w:tc>
+      </w:tr>
+      <w:tr>
+        <w:tc>
+          <w:tcPr>
+            <w:tcW w:type="dxa" w:w="800"/>
+            <w:tcBorders>
+              <w:top w:val="single" w:color="BFBFBF" w:sz="4"/>
+              <w:left w:val="single" w:color="BFBFBF" w:sz="4"/>
+              <w:bottom w:val="single" w:color="BFBFBF" w:sz="4"/>
+              <w:right w:val="single" w:color="BFBFBF" w:sz="4"/>
+            </w:tcBorders>
+            <w:shd w:fill="F2F2F2" w:color="auto" w:val="clear"/>
+            <w:tcMar>
+              <w:top w:type="dxa" w:w="60"/>
+              <w:left w:type="dxa" w:w="100"/>
+              <w:bottom w:type="dxa" w:w="60"/>
+              <w:right w:type="dxa" w:w="100"/>
+            </w:tcMar>
+          </w:tcPr>
+          <w:p>
+            <w:r>
+              <w:t xml:space="preserve">#51</w:t>
+            </w:r>
+          </w:p>
+        </w:tc>
+        <w:tc>
+          <w:tcPr>
+            <w:tcW w:type="dxa" w:w="5326"/>
+            <w:tcBorders>
+              <w:top w:val="single" w:color="BFBFBF" w:sz="4"/>
+              <w:left w:val="single" w:color="BFBFBF" w:sz="4"/>
+              <w:bottom w:val="single" w:color="BFBFBF" w:sz="4"/>
+              <w:right w:val="single" w:color="BFBFBF" w:sz="4"/>
+            </w:tcBorders>
+            <w:shd w:fill="F2F2F2" w:color="auto" w:val="clear"/>
+            <w:tcMar>
+              <w:top w:type="dxa" w:w="60"/>
+              <w:left w:type="dxa" w:w="100"/>
+              <w:bottom w:type="dxa" w:w="60"/>
+              <w:right w:type="dxa" w:w="100"/>
+            </w:tcMar>
+          </w:tcPr>
+          <w:p>
+            <w:r>
+              <w:rPr>
+                <w:b/>
+                <w:bCs/>
+              </w:rPr>
+              <w:t xml:space="preserve">Revisar tablero y README para la entrega 2</w:t>
+            </w:r>
+          </w:p>
+        </w:tc>
+        <w:tc>
+          <w:tcPr>
+            <w:tcW w:type="dxa" w:w="1400"/>
+            <w:tcBorders>
+              <w:top w:val="single" w:color="BFBFBF" w:sz="4"/>
+              <w:left w:val="single" w:color="BFBFBF" w:sz="4"/>
+              <w:bottom w:val="single" w:color="BFBFBF" w:sz="4"/>
+              <w:right w:val="single" w:color="BFBFBF" w:sz="4"/>
+            </w:tcBorders>
+            <w:shd w:fill="F2F2F2" w:color="auto" w:val="clear"/>
+            <w:tcMar>
+              <w:top w:type="dxa" w:w="60"/>
+              <w:left w:type="dxa" w:w="100"/>
+              <w:bottom w:type="dxa" w:w="60"/>
+              <w:right w:type="dxa" w:w="100"/>
+            </w:tcMar>
+          </w:tcPr>
+          <w:p>
+            <w:r>
+              <w:t xml:space="preserve">Yeray</w:t>
+            </w:r>
+          </w:p>
+        </w:tc>
+        <w:tc>
+          <w:tcPr>
+            <w:tcW w:type="dxa" w:w="1500"/>
+            <w:tcBorders>
+              <w:top w:val="single" w:color="BFBFBF" w:sz="4"/>
+              <w:left w:val="single" w:color="BFBFBF" w:sz="4"/>
+              <w:bottom w:val="single" w:color="BFBFBF" w:sz="4"/>
+              <w:right w:val="single" w:color="BFBFBF" w:sz="4"/>
+            </w:tcBorders>
+            <w:shd w:fill="F2F2F2" w:color="auto" w:val="clear"/>
+            <w:tcMar>
+              <w:top w:type="dxa" w:w="60"/>
+              <w:left w:type="dxa" w:w="100"/>
+              <w:bottom w:type="dxa" w:w="60"/>
+              <w:right w:type="dxa" w:w="100"/>
+            </w:tcMar>
+          </w:tcPr>
+          <w:p>
+            <w:r>
+              <w:t xml:space="preserve">#48</w:t>
             </w:r>
           </w:p>
         </w:tc>
@@ -5095,6 +7082,7 @@
     </w:tbl>
     <w:p>
       <w:pPr>
+        <w:keepNext/>
         <w:spacing w:after="100" w:before="200"/>
       </w:pPr>
       <w:r>
@@ -5279,6 +7267,10 @@
           </w:tcPr>
           <w:p>
             <w:r>
+              <w:rPr>
+                <w:b/>
+                <w:bCs/>
+              </w:rPr>
               <w:t xml:space="preserve">Entidad Usuario y DAO</w:t>
             </w:r>
           </w:p>
@@ -5348,7 +7340,7 @@
           </w:tcPr>
           <w:p>
             <w:r>
-              <w:t xml:space="preserve">#14</w:t>
+              <w:t xml:space="preserve">#52</w:t>
             </w:r>
           </w:p>
         </w:tc>
@@ -5371,7 +7363,7 @@
           </w:tcPr>
           <w:p>
             <w:r>
-              <w:t xml:space="preserve">Pantalla de perfil (avatar, biografía y estado)</w:t>
+              <w:t xml:space="preserve">↳ Crear el usuario local en el primer arranque</w:t>
             </w:r>
           </w:p>
         </w:tc>
@@ -5417,7 +7409,7 @@
           </w:tcPr>
           <w:p>
             <w:r>
-              <w:t xml:space="preserve">#8, #12, #13, #19</w:t>
+              <w:t xml:space="preserve">#39</w:t>
             </w:r>
           </w:p>
         </w:tc>
@@ -5441,7 +7433,7 @@
           </w:tcPr>
           <w:p>
             <w:r>
-              <w:t xml:space="preserve">#15</w:t>
+              <w:t xml:space="preserve">#14</w:t>
             </w:r>
           </w:p>
         </w:tc>
@@ -5463,7 +7455,11 @@
           </w:tcPr>
           <w:p>
             <w:r>
-              <w:t xml:space="preserve">Entidades Publicación y Comentario y DAO</w:t>
+              <w:rPr>
+                <w:b/>
+                <w:bCs/>
+              </w:rPr>
+              <w:t xml:space="preserve">Pantalla de perfil (avatar, biografía y estado)</w:t>
             </w:r>
           </w:p>
         </w:tc>
@@ -5485,7 +7481,7 @@
           </w:tcPr>
           <w:p>
             <w:r>
-              <w:t xml:space="preserve">David</w:t>
+              <w:t xml:space="preserve">Yeray</w:t>
             </w:r>
           </w:p>
         </w:tc>
@@ -5507,7 +7503,7 @@
           </w:tcPr>
           <w:p>
             <w:r>
-              <w:t xml:space="preserve">#9, #11</w:t>
+              <w:t xml:space="preserve">#8, #12, #13, #19</w:t>
             </w:r>
           </w:p>
         </w:tc>
@@ -5532,7 +7528,7 @@
           </w:tcPr>
           <w:p>
             <w:r>
-              <w:t xml:space="preserve">#16</w:t>
+              <w:t xml:space="preserve">#53</w:t>
             </w:r>
           </w:p>
         </w:tc>
@@ -5555,7 +7551,7 @@
           </w:tcPr>
           <w:p>
             <w:r>
-              <w:t xml:space="preserve">Pantalla del muro (lista cronológica)</w:t>
+              <w:t xml:space="preserve">↳ Vista del perfil con ViewModel</w:t>
             </w:r>
           </w:p>
         </w:tc>
@@ -5578,7 +7574,7 @@
           </w:tcPr>
           <w:p>
             <w:r>
-              <w:t xml:space="preserve">David</w:t>
+              <w:t xml:space="preserve">Yeray</w:t>
             </w:r>
           </w:p>
         </w:tc>
@@ -5601,7 +7597,7 @@
           </w:tcPr>
           <w:p>
             <w:r>
-              <w:t xml:space="preserve">#8, #12, #15</w:t>
+              <w:t xml:space="preserve">#52, #47</w:t>
             </w:r>
           </w:p>
         </w:tc>
@@ -5625,7 +7621,7 @@
           </w:tcPr>
           <w:p>
             <w:r>
-              <w:t xml:space="preserve">#17</w:t>
+              <w:t xml:space="preserve">#54</w:t>
             </w:r>
           </w:p>
         </w:tc>
@@ -5647,7 +7643,7 @@
           </w:tcPr>
           <w:p>
             <w:r>
-              <w:t xml:space="preserve">Crear publicación con texto e imagen</w:t>
+              <w:t xml:space="preserve">↳ Edición del perfil con validación</w:t>
             </w:r>
           </w:p>
         </w:tc>
@@ -5669,7 +7665,7 @@
           </w:tcPr>
           <w:p>
             <w:r>
-              <w:t xml:space="preserve">David</w:t>
+              <w:t xml:space="preserve">Yeray</w:t>
             </w:r>
           </w:p>
         </w:tc>
@@ -5691,7 +7687,7 @@
           </w:tcPr>
           <w:p>
             <w:r>
-              <w:t xml:space="preserve">#16, #19, #20</w:t>
+              <w:t xml:space="preserve">#53</w:t>
             </w:r>
           </w:p>
         </w:tc>
@@ -5716,7 +7712,7 @@
           </w:tcPr>
           <w:p>
             <w:r>
-              <w:t xml:space="preserve">#19</w:t>
+              <w:t xml:space="preserve">#55</w:t>
             </w:r>
           </w:p>
         </w:tc>
@@ -5739,7 +7735,7 @@
           </w:tcPr>
           <w:p>
             <w:r>
-              <w:t xml:space="preserve">Selección de imágenes con Photo Picker y permisos</w:t>
+              <w:t xml:space="preserve">↳ Cambiar el avatar con una foto del dispositivo</w:t>
             </w:r>
           </w:p>
         </w:tc>
@@ -5785,7 +7781,7 @@
           </w:tcPr>
           <w:p>
             <w:r>
-              <w:t xml:space="preserve">#7</w:t>
+              <w:t xml:space="preserve">#53, #19, #20</w:t>
             </w:r>
           </w:p>
         </w:tc>
@@ -5809,6 +7805,942 @@
           </w:tcPr>
           <w:p>
             <w:r>
+              <w:t xml:space="preserve">#15</w:t>
+            </w:r>
+          </w:p>
+        </w:tc>
+        <w:tc>
+          <w:tcPr>
+            <w:tcW w:type="dxa" w:w="5326"/>
+            <w:tcBorders>
+              <w:top w:val="single" w:color="BFBFBF" w:sz="4"/>
+              <w:left w:val="single" w:color="BFBFBF" w:sz="4"/>
+              <w:bottom w:val="single" w:color="BFBFBF" w:sz="4"/>
+              <w:right w:val="single" w:color="BFBFBF" w:sz="4"/>
+            </w:tcBorders>
+            <w:tcMar>
+              <w:top w:type="dxa" w:w="60"/>
+              <w:left w:type="dxa" w:w="100"/>
+              <w:bottom w:type="dxa" w:w="60"/>
+              <w:right w:type="dxa" w:w="100"/>
+            </w:tcMar>
+          </w:tcPr>
+          <w:p>
+            <w:r>
+              <w:rPr>
+                <w:b/>
+                <w:bCs/>
+              </w:rPr>
+              <w:t xml:space="preserve">Entidades Publicación y Comentario y DAO</w:t>
+            </w:r>
+          </w:p>
+        </w:tc>
+        <w:tc>
+          <w:tcPr>
+            <w:tcW w:type="dxa" w:w="1400"/>
+            <w:tcBorders>
+              <w:top w:val="single" w:color="BFBFBF" w:sz="4"/>
+              <w:left w:val="single" w:color="BFBFBF" w:sz="4"/>
+              <w:bottom w:val="single" w:color="BFBFBF" w:sz="4"/>
+              <w:right w:val="single" w:color="BFBFBF" w:sz="4"/>
+            </w:tcBorders>
+            <w:tcMar>
+              <w:top w:type="dxa" w:w="60"/>
+              <w:left w:type="dxa" w:w="100"/>
+              <w:bottom w:type="dxa" w:w="60"/>
+              <w:right w:type="dxa" w:w="100"/>
+            </w:tcMar>
+          </w:tcPr>
+          <w:p>
+            <w:r>
+              <w:t xml:space="preserve">David</w:t>
+            </w:r>
+          </w:p>
+        </w:tc>
+        <w:tc>
+          <w:tcPr>
+            <w:tcW w:type="dxa" w:w="1500"/>
+            <w:tcBorders>
+              <w:top w:val="single" w:color="BFBFBF" w:sz="4"/>
+              <w:left w:val="single" w:color="BFBFBF" w:sz="4"/>
+              <w:bottom w:val="single" w:color="BFBFBF" w:sz="4"/>
+              <w:right w:val="single" w:color="BFBFBF" w:sz="4"/>
+            </w:tcBorders>
+            <w:tcMar>
+              <w:top w:type="dxa" w:w="60"/>
+              <w:left w:type="dxa" w:w="100"/>
+              <w:bottom w:type="dxa" w:w="60"/>
+              <w:right w:type="dxa" w:w="100"/>
+            </w:tcMar>
+          </w:tcPr>
+          <w:p>
+            <w:r>
+              <w:t xml:space="preserve">#9, #11</w:t>
+            </w:r>
+          </w:p>
+        </w:tc>
+      </w:tr>
+      <w:tr>
+        <w:tc>
+          <w:tcPr>
+            <w:tcW w:type="dxa" w:w="800"/>
+            <w:tcBorders>
+              <w:top w:val="single" w:color="BFBFBF" w:sz="4"/>
+              <w:left w:val="single" w:color="BFBFBF" w:sz="4"/>
+              <w:bottom w:val="single" w:color="BFBFBF" w:sz="4"/>
+              <w:right w:val="single" w:color="BFBFBF" w:sz="4"/>
+            </w:tcBorders>
+            <w:shd w:fill="F2F2F2" w:color="auto" w:val="clear"/>
+            <w:tcMar>
+              <w:top w:type="dxa" w:w="60"/>
+              <w:left w:type="dxa" w:w="100"/>
+              <w:bottom w:type="dxa" w:w="60"/>
+              <w:right w:type="dxa" w:w="100"/>
+            </w:tcMar>
+          </w:tcPr>
+          <w:p>
+            <w:r>
+              <w:t xml:space="preserve">#56</w:t>
+            </w:r>
+          </w:p>
+        </w:tc>
+        <w:tc>
+          <w:tcPr>
+            <w:tcW w:type="dxa" w:w="5326"/>
+            <w:tcBorders>
+              <w:top w:val="single" w:color="BFBFBF" w:sz="4"/>
+              <w:left w:val="single" w:color="BFBFBF" w:sz="4"/>
+              <w:bottom w:val="single" w:color="BFBFBF" w:sz="4"/>
+              <w:right w:val="single" w:color="BFBFBF" w:sz="4"/>
+            </w:tcBorders>
+            <w:shd w:fill="F2F2F2" w:color="auto" w:val="clear"/>
+            <w:tcMar>
+              <w:top w:type="dxa" w:w="60"/>
+              <w:left w:type="dxa" w:w="100"/>
+              <w:bottom w:type="dxa" w:w="60"/>
+              <w:right w:type="dxa" w:w="100"/>
+            </w:tcMar>
+          </w:tcPr>
+          <w:p>
+            <w:r>
+              <w:t xml:space="preserve">↳ Entidad Publicación y su DAO</w:t>
+            </w:r>
+          </w:p>
+        </w:tc>
+        <w:tc>
+          <w:tcPr>
+            <w:tcW w:type="dxa" w:w="1400"/>
+            <w:tcBorders>
+              <w:top w:val="single" w:color="BFBFBF" w:sz="4"/>
+              <w:left w:val="single" w:color="BFBFBF" w:sz="4"/>
+              <w:bottom w:val="single" w:color="BFBFBF" w:sz="4"/>
+              <w:right w:val="single" w:color="BFBFBF" w:sz="4"/>
+            </w:tcBorders>
+            <w:shd w:fill="F2F2F2" w:color="auto" w:val="clear"/>
+            <w:tcMar>
+              <w:top w:type="dxa" w:w="60"/>
+              <w:left w:type="dxa" w:w="100"/>
+              <w:bottom w:type="dxa" w:w="60"/>
+              <w:right w:type="dxa" w:w="100"/>
+            </w:tcMar>
+          </w:tcPr>
+          <w:p>
+            <w:r>
+              <w:t xml:space="preserve">David</w:t>
+            </w:r>
+          </w:p>
+        </w:tc>
+        <w:tc>
+          <w:tcPr>
+            <w:tcW w:type="dxa" w:w="1500"/>
+            <w:tcBorders>
+              <w:top w:val="single" w:color="BFBFBF" w:sz="4"/>
+              <w:left w:val="single" w:color="BFBFBF" w:sz="4"/>
+              <w:bottom w:val="single" w:color="BFBFBF" w:sz="4"/>
+              <w:right w:val="single" w:color="BFBFBF" w:sz="4"/>
+            </w:tcBorders>
+            <w:shd w:fill="F2F2F2" w:color="auto" w:val="clear"/>
+            <w:tcMar>
+              <w:top w:type="dxa" w:w="60"/>
+              <w:left w:type="dxa" w:w="100"/>
+              <w:bottom w:type="dxa" w:w="60"/>
+              <w:right w:type="dxa" w:w="100"/>
+            </w:tcMar>
+          </w:tcPr>
+          <w:p>
+            <w:r>
+              <w:t xml:space="preserve">#38, #44</w:t>
+            </w:r>
+          </w:p>
+        </w:tc>
+      </w:tr>
+      <w:tr>
+        <w:tc>
+          <w:tcPr>
+            <w:tcW w:type="dxa" w:w="800"/>
+            <w:tcBorders>
+              <w:top w:val="single" w:color="BFBFBF" w:sz="4"/>
+              <w:left w:val="single" w:color="BFBFBF" w:sz="4"/>
+              <w:bottom w:val="single" w:color="BFBFBF" w:sz="4"/>
+              <w:right w:val="single" w:color="BFBFBF" w:sz="4"/>
+            </w:tcBorders>
+            <w:tcMar>
+              <w:top w:type="dxa" w:w="60"/>
+              <w:left w:type="dxa" w:w="100"/>
+              <w:bottom w:type="dxa" w:w="60"/>
+              <w:right w:type="dxa" w:w="100"/>
+            </w:tcMar>
+          </w:tcPr>
+          <w:p>
+            <w:r>
+              <w:t xml:space="preserve">#57</w:t>
+            </w:r>
+          </w:p>
+        </w:tc>
+        <w:tc>
+          <w:tcPr>
+            <w:tcW w:type="dxa" w:w="5326"/>
+            <w:tcBorders>
+              <w:top w:val="single" w:color="BFBFBF" w:sz="4"/>
+              <w:left w:val="single" w:color="BFBFBF" w:sz="4"/>
+              <w:bottom w:val="single" w:color="BFBFBF" w:sz="4"/>
+              <w:right w:val="single" w:color="BFBFBF" w:sz="4"/>
+            </w:tcBorders>
+            <w:tcMar>
+              <w:top w:type="dxa" w:w="60"/>
+              <w:left w:type="dxa" w:w="100"/>
+              <w:bottom w:type="dxa" w:w="60"/>
+              <w:right w:type="dxa" w:w="100"/>
+            </w:tcMar>
+          </w:tcPr>
+          <w:p>
+            <w:r>
+              <w:t xml:space="preserve">↳ Entidad Comentario y su DAO</w:t>
+            </w:r>
+          </w:p>
+        </w:tc>
+        <w:tc>
+          <w:tcPr>
+            <w:tcW w:type="dxa" w:w="1400"/>
+            <w:tcBorders>
+              <w:top w:val="single" w:color="BFBFBF" w:sz="4"/>
+              <w:left w:val="single" w:color="BFBFBF" w:sz="4"/>
+              <w:bottom w:val="single" w:color="BFBFBF" w:sz="4"/>
+              <w:right w:val="single" w:color="BFBFBF" w:sz="4"/>
+            </w:tcBorders>
+            <w:tcMar>
+              <w:top w:type="dxa" w:w="60"/>
+              <w:left w:type="dxa" w:w="100"/>
+              <w:bottom w:type="dxa" w:w="60"/>
+              <w:right w:type="dxa" w:w="100"/>
+            </w:tcMar>
+          </w:tcPr>
+          <w:p>
+            <w:r>
+              <w:t xml:space="preserve">David</w:t>
+            </w:r>
+          </w:p>
+        </w:tc>
+        <w:tc>
+          <w:tcPr>
+            <w:tcW w:type="dxa" w:w="1500"/>
+            <w:tcBorders>
+              <w:top w:val="single" w:color="BFBFBF" w:sz="4"/>
+              <w:left w:val="single" w:color="BFBFBF" w:sz="4"/>
+              <w:bottom w:val="single" w:color="BFBFBF" w:sz="4"/>
+              <w:right w:val="single" w:color="BFBFBF" w:sz="4"/>
+            </w:tcBorders>
+            <w:tcMar>
+              <w:top w:type="dxa" w:w="60"/>
+              <w:left w:type="dxa" w:w="100"/>
+              <w:bottom w:type="dxa" w:w="60"/>
+              <w:right w:type="dxa" w:w="100"/>
+            </w:tcMar>
+          </w:tcPr>
+          <w:p>
+            <w:r>
+              <w:t xml:space="preserve">#56</w:t>
+            </w:r>
+          </w:p>
+        </w:tc>
+      </w:tr>
+      <w:tr>
+        <w:tc>
+          <w:tcPr>
+            <w:tcW w:type="dxa" w:w="800"/>
+            <w:tcBorders>
+              <w:top w:val="single" w:color="BFBFBF" w:sz="4"/>
+              <w:left w:val="single" w:color="BFBFBF" w:sz="4"/>
+              <w:bottom w:val="single" w:color="BFBFBF" w:sz="4"/>
+              <w:right w:val="single" w:color="BFBFBF" w:sz="4"/>
+            </w:tcBorders>
+            <w:shd w:fill="F2F2F2" w:color="auto" w:val="clear"/>
+            <w:tcMar>
+              <w:top w:type="dxa" w:w="60"/>
+              <w:left w:type="dxa" w:w="100"/>
+              <w:bottom w:type="dxa" w:w="60"/>
+              <w:right w:type="dxa" w:w="100"/>
+            </w:tcMar>
+          </w:tcPr>
+          <w:p>
+            <w:r>
+              <w:t xml:space="preserve">#16</w:t>
+            </w:r>
+          </w:p>
+        </w:tc>
+        <w:tc>
+          <w:tcPr>
+            <w:tcW w:type="dxa" w:w="5326"/>
+            <w:tcBorders>
+              <w:top w:val="single" w:color="BFBFBF" w:sz="4"/>
+              <w:left w:val="single" w:color="BFBFBF" w:sz="4"/>
+              <w:bottom w:val="single" w:color="BFBFBF" w:sz="4"/>
+              <w:right w:val="single" w:color="BFBFBF" w:sz="4"/>
+            </w:tcBorders>
+            <w:shd w:fill="F2F2F2" w:color="auto" w:val="clear"/>
+            <w:tcMar>
+              <w:top w:type="dxa" w:w="60"/>
+              <w:left w:type="dxa" w:w="100"/>
+              <w:bottom w:type="dxa" w:w="60"/>
+              <w:right w:type="dxa" w:w="100"/>
+            </w:tcMar>
+          </w:tcPr>
+          <w:p>
+            <w:r>
+              <w:rPr>
+                <w:b/>
+                <w:bCs/>
+              </w:rPr>
+              <w:t xml:space="preserve">Pantalla del muro (lista cronológica)</w:t>
+            </w:r>
+          </w:p>
+        </w:tc>
+        <w:tc>
+          <w:tcPr>
+            <w:tcW w:type="dxa" w:w="1400"/>
+            <w:tcBorders>
+              <w:top w:val="single" w:color="BFBFBF" w:sz="4"/>
+              <w:left w:val="single" w:color="BFBFBF" w:sz="4"/>
+              <w:bottom w:val="single" w:color="BFBFBF" w:sz="4"/>
+              <w:right w:val="single" w:color="BFBFBF" w:sz="4"/>
+            </w:tcBorders>
+            <w:shd w:fill="F2F2F2" w:color="auto" w:val="clear"/>
+            <w:tcMar>
+              <w:top w:type="dxa" w:w="60"/>
+              <w:left w:type="dxa" w:w="100"/>
+              <w:bottom w:type="dxa" w:w="60"/>
+              <w:right w:type="dxa" w:w="100"/>
+            </w:tcMar>
+          </w:tcPr>
+          <w:p>
+            <w:r>
+              <w:t xml:space="preserve">David</w:t>
+            </w:r>
+          </w:p>
+        </w:tc>
+        <w:tc>
+          <w:tcPr>
+            <w:tcW w:type="dxa" w:w="1500"/>
+            <w:tcBorders>
+              <w:top w:val="single" w:color="BFBFBF" w:sz="4"/>
+              <w:left w:val="single" w:color="BFBFBF" w:sz="4"/>
+              <w:bottom w:val="single" w:color="BFBFBF" w:sz="4"/>
+              <w:right w:val="single" w:color="BFBFBF" w:sz="4"/>
+            </w:tcBorders>
+            <w:shd w:fill="F2F2F2" w:color="auto" w:val="clear"/>
+            <w:tcMar>
+              <w:top w:type="dxa" w:w="60"/>
+              <w:left w:type="dxa" w:w="100"/>
+              <w:bottom w:type="dxa" w:w="60"/>
+              <w:right w:type="dxa" w:w="100"/>
+            </w:tcMar>
+          </w:tcPr>
+          <w:p>
+            <w:r>
+              <w:t xml:space="preserve">#8, #12, #15</w:t>
+            </w:r>
+          </w:p>
+        </w:tc>
+      </w:tr>
+      <w:tr>
+        <w:tc>
+          <w:tcPr>
+            <w:tcW w:type="dxa" w:w="800"/>
+            <w:tcBorders>
+              <w:top w:val="single" w:color="BFBFBF" w:sz="4"/>
+              <w:left w:val="single" w:color="BFBFBF" w:sz="4"/>
+              <w:bottom w:val="single" w:color="BFBFBF" w:sz="4"/>
+              <w:right w:val="single" w:color="BFBFBF" w:sz="4"/>
+            </w:tcBorders>
+            <w:tcMar>
+              <w:top w:type="dxa" w:w="60"/>
+              <w:left w:type="dxa" w:w="100"/>
+              <w:bottom w:type="dxa" w:w="60"/>
+              <w:right w:type="dxa" w:w="100"/>
+            </w:tcMar>
+          </w:tcPr>
+          <w:p>
+            <w:r>
+              <w:t xml:space="preserve">#58</w:t>
+            </w:r>
+          </w:p>
+        </w:tc>
+        <w:tc>
+          <w:tcPr>
+            <w:tcW w:type="dxa" w:w="5326"/>
+            <w:tcBorders>
+              <w:top w:val="single" w:color="BFBFBF" w:sz="4"/>
+              <w:left w:val="single" w:color="BFBFBF" w:sz="4"/>
+              <w:bottom w:val="single" w:color="BFBFBF" w:sz="4"/>
+              <w:right w:val="single" w:color="BFBFBF" w:sz="4"/>
+            </w:tcBorders>
+            <w:tcMar>
+              <w:top w:type="dxa" w:w="60"/>
+              <w:left w:type="dxa" w:w="100"/>
+              <w:bottom w:type="dxa" w:w="60"/>
+              <w:right w:type="dxa" w:w="100"/>
+            </w:tcMar>
+          </w:tcPr>
+          <w:p>
+            <w:r>
+              <w:t xml:space="preserve">↳ Lista del muro con ViewModel</w:t>
+            </w:r>
+          </w:p>
+        </w:tc>
+        <w:tc>
+          <w:tcPr>
+            <w:tcW w:type="dxa" w:w="1400"/>
+            <w:tcBorders>
+              <w:top w:val="single" w:color="BFBFBF" w:sz="4"/>
+              <w:left w:val="single" w:color="BFBFBF" w:sz="4"/>
+              <w:bottom w:val="single" w:color="BFBFBF" w:sz="4"/>
+              <w:right w:val="single" w:color="BFBFBF" w:sz="4"/>
+            </w:tcBorders>
+            <w:tcMar>
+              <w:top w:type="dxa" w:w="60"/>
+              <w:left w:type="dxa" w:w="100"/>
+              <w:bottom w:type="dxa" w:w="60"/>
+              <w:right w:type="dxa" w:w="100"/>
+            </w:tcMar>
+          </w:tcPr>
+          <w:p>
+            <w:r>
+              <w:t xml:space="preserve">David</w:t>
+            </w:r>
+          </w:p>
+        </w:tc>
+        <w:tc>
+          <w:tcPr>
+            <w:tcW w:type="dxa" w:w="1500"/>
+            <w:tcBorders>
+              <w:top w:val="single" w:color="BFBFBF" w:sz="4"/>
+              <w:left w:val="single" w:color="BFBFBF" w:sz="4"/>
+              <w:bottom w:val="single" w:color="BFBFBF" w:sz="4"/>
+              <w:right w:val="single" w:color="BFBFBF" w:sz="4"/>
+            </w:tcBorders>
+            <w:tcMar>
+              <w:top w:type="dxa" w:w="60"/>
+              <w:left w:type="dxa" w:w="100"/>
+              <w:bottom w:type="dxa" w:w="60"/>
+              <w:right w:type="dxa" w:w="100"/>
+            </w:tcMar>
+          </w:tcPr>
+          <w:p>
+            <w:r>
+              <w:t xml:space="preserve">#56, #37</w:t>
+            </w:r>
+          </w:p>
+        </w:tc>
+      </w:tr>
+      <w:tr>
+        <w:tc>
+          <w:tcPr>
+            <w:tcW w:type="dxa" w:w="800"/>
+            <w:tcBorders>
+              <w:top w:val="single" w:color="BFBFBF" w:sz="4"/>
+              <w:left w:val="single" w:color="BFBFBF" w:sz="4"/>
+              <w:bottom w:val="single" w:color="BFBFBF" w:sz="4"/>
+              <w:right w:val="single" w:color="BFBFBF" w:sz="4"/>
+            </w:tcBorders>
+            <w:shd w:fill="F2F2F2" w:color="auto" w:val="clear"/>
+            <w:tcMar>
+              <w:top w:type="dxa" w:w="60"/>
+              <w:left w:type="dxa" w:w="100"/>
+              <w:bottom w:type="dxa" w:w="60"/>
+              <w:right w:type="dxa" w:w="100"/>
+            </w:tcMar>
+          </w:tcPr>
+          <w:p>
+            <w:r>
+              <w:t xml:space="preserve">#59</w:t>
+            </w:r>
+          </w:p>
+        </w:tc>
+        <w:tc>
+          <w:tcPr>
+            <w:tcW w:type="dxa" w:w="5326"/>
+            <w:tcBorders>
+              <w:top w:val="single" w:color="BFBFBF" w:sz="4"/>
+              <w:left w:val="single" w:color="BFBFBF" w:sz="4"/>
+              <w:bottom w:val="single" w:color="BFBFBF" w:sz="4"/>
+              <w:right w:val="single" w:color="BFBFBF" w:sz="4"/>
+            </w:tcBorders>
+            <w:shd w:fill="F2F2F2" w:color="auto" w:val="clear"/>
+            <w:tcMar>
+              <w:top w:type="dxa" w:w="60"/>
+              <w:left w:type="dxa" w:w="100"/>
+              <w:bottom w:type="dxa" w:w="60"/>
+              <w:right w:type="dxa" w:w="100"/>
+            </w:tcMar>
+          </w:tcPr>
+          <w:p>
+            <w:r>
+              <w:t xml:space="preserve">↳ Tarjeta de publicación y estado vacío</w:t>
+            </w:r>
+          </w:p>
+        </w:tc>
+        <w:tc>
+          <w:tcPr>
+            <w:tcW w:type="dxa" w:w="1400"/>
+            <w:tcBorders>
+              <w:top w:val="single" w:color="BFBFBF" w:sz="4"/>
+              <w:left w:val="single" w:color="BFBFBF" w:sz="4"/>
+              <w:bottom w:val="single" w:color="BFBFBF" w:sz="4"/>
+              <w:right w:val="single" w:color="BFBFBF" w:sz="4"/>
+            </w:tcBorders>
+            <w:shd w:fill="F2F2F2" w:color="auto" w:val="clear"/>
+            <w:tcMar>
+              <w:top w:type="dxa" w:w="60"/>
+              <w:left w:type="dxa" w:w="100"/>
+              <w:bottom w:type="dxa" w:w="60"/>
+              <w:right w:type="dxa" w:w="100"/>
+            </w:tcMar>
+          </w:tcPr>
+          <w:p>
+            <w:r>
+              <w:t xml:space="preserve">David</w:t>
+            </w:r>
+          </w:p>
+        </w:tc>
+        <w:tc>
+          <w:tcPr>
+            <w:tcW w:type="dxa" w:w="1500"/>
+            <w:tcBorders>
+              <w:top w:val="single" w:color="BFBFBF" w:sz="4"/>
+              <w:left w:val="single" w:color="BFBFBF" w:sz="4"/>
+              <w:bottom w:val="single" w:color="BFBFBF" w:sz="4"/>
+              <w:right w:val="single" w:color="BFBFBF" w:sz="4"/>
+            </w:tcBorders>
+            <w:shd w:fill="F2F2F2" w:color="auto" w:val="clear"/>
+            <w:tcMar>
+              <w:top w:type="dxa" w:w="60"/>
+              <w:left w:type="dxa" w:w="100"/>
+              <w:bottom w:type="dxa" w:w="60"/>
+              <w:right w:type="dxa" w:w="100"/>
+            </w:tcMar>
+          </w:tcPr>
+          <w:p>
+            <w:r>
+              <w:t xml:space="preserve">#47</w:t>
+            </w:r>
+          </w:p>
+        </w:tc>
+      </w:tr>
+      <w:tr>
+        <w:tc>
+          <w:tcPr>
+            <w:tcW w:type="dxa" w:w="800"/>
+            <w:tcBorders>
+              <w:top w:val="single" w:color="BFBFBF" w:sz="4"/>
+              <w:left w:val="single" w:color="BFBFBF" w:sz="4"/>
+              <w:bottom w:val="single" w:color="BFBFBF" w:sz="4"/>
+              <w:right w:val="single" w:color="BFBFBF" w:sz="4"/>
+            </w:tcBorders>
+            <w:tcMar>
+              <w:top w:type="dxa" w:w="60"/>
+              <w:left w:type="dxa" w:w="100"/>
+              <w:bottom w:type="dxa" w:w="60"/>
+              <w:right w:type="dxa" w:w="100"/>
+            </w:tcMar>
+          </w:tcPr>
+          <w:p>
+            <w:r>
+              <w:t xml:space="preserve">#17</w:t>
+            </w:r>
+          </w:p>
+        </w:tc>
+        <w:tc>
+          <w:tcPr>
+            <w:tcW w:type="dxa" w:w="5326"/>
+            <w:tcBorders>
+              <w:top w:val="single" w:color="BFBFBF" w:sz="4"/>
+              <w:left w:val="single" w:color="BFBFBF" w:sz="4"/>
+              <w:bottom w:val="single" w:color="BFBFBF" w:sz="4"/>
+              <w:right w:val="single" w:color="BFBFBF" w:sz="4"/>
+            </w:tcBorders>
+            <w:tcMar>
+              <w:top w:type="dxa" w:w="60"/>
+              <w:left w:type="dxa" w:w="100"/>
+              <w:bottom w:type="dxa" w:w="60"/>
+              <w:right w:type="dxa" w:w="100"/>
+            </w:tcMar>
+          </w:tcPr>
+          <w:p>
+            <w:r>
+              <w:rPr>
+                <w:b/>
+                <w:bCs/>
+              </w:rPr>
+              <w:t xml:space="preserve">Crear publicación con texto e imagen</w:t>
+            </w:r>
+          </w:p>
+        </w:tc>
+        <w:tc>
+          <w:tcPr>
+            <w:tcW w:type="dxa" w:w="1400"/>
+            <w:tcBorders>
+              <w:top w:val="single" w:color="BFBFBF" w:sz="4"/>
+              <w:left w:val="single" w:color="BFBFBF" w:sz="4"/>
+              <w:bottom w:val="single" w:color="BFBFBF" w:sz="4"/>
+              <w:right w:val="single" w:color="BFBFBF" w:sz="4"/>
+            </w:tcBorders>
+            <w:tcMar>
+              <w:top w:type="dxa" w:w="60"/>
+              <w:left w:type="dxa" w:w="100"/>
+              <w:bottom w:type="dxa" w:w="60"/>
+              <w:right w:type="dxa" w:w="100"/>
+            </w:tcMar>
+          </w:tcPr>
+          <w:p>
+            <w:r>
+              <w:t xml:space="preserve">David</w:t>
+            </w:r>
+          </w:p>
+        </w:tc>
+        <w:tc>
+          <w:tcPr>
+            <w:tcW w:type="dxa" w:w="1500"/>
+            <w:tcBorders>
+              <w:top w:val="single" w:color="BFBFBF" w:sz="4"/>
+              <w:left w:val="single" w:color="BFBFBF" w:sz="4"/>
+              <w:bottom w:val="single" w:color="BFBFBF" w:sz="4"/>
+              <w:right w:val="single" w:color="BFBFBF" w:sz="4"/>
+            </w:tcBorders>
+            <w:tcMar>
+              <w:top w:type="dxa" w:w="60"/>
+              <w:left w:type="dxa" w:w="100"/>
+              <w:bottom w:type="dxa" w:w="60"/>
+              <w:right w:type="dxa" w:w="100"/>
+            </w:tcMar>
+          </w:tcPr>
+          <w:p>
+            <w:r>
+              <w:t xml:space="preserve">#16, #19, #20</w:t>
+            </w:r>
+          </w:p>
+        </w:tc>
+      </w:tr>
+      <w:tr>
+        <w:tc>
+          <w:tcPr>
+            <w:tcW w:type="dxa" w:w="800"/>
+            <w:tcBorders>
+              <w:top w:val="single" w:color="BFBFBF" w:sz="4"/>
+              <w:left w:val="single" w:color="BFBFBF" w:sz="4"/>
+              <w:bottom w:val="single" w:color="BFBFBF" w:sz="4"/>
+              <w:right w:val="single" w:color="BFBFBF" w:sz="4"/>
+            </w:tcBorders>
+            <w:shd w:fill="F2F2F2" w:color="auto" w:val="clear"/>
+            <w:tcMar>
+              <w:top w:type="dxa" w:w="60"/>
+              <w:left w:type="dxa" w:w="100"/>
+              <w:bottom w:type="dxa" w:w="60"/>
+              <w:right w:type="dxa" w:w="100"/>
+            </w:tcMar>
+          </w:tcPr>
+          <w:p>
+            <w:r>
+              <w:t xml:space="preserve">#60</w:t>
+            </w:r>
+          </w:p>
+        </w:tc>
+        <w:tc>
+          <w:tcPr>
+            <w:tcW w:type="dxa" w:w="5326"/>
+            <w:tcBorders>
+              <w:top w:val="single" w:color="BFBFBF" w:sz="4"/>
+              <w:left w:val="single" w:color="BFBFBF" w:sz="4"/>
+              <w:bottom w:val="single" w:color="BFBFBF" w:sz="4"/>
+              <w:right w:val="single" w:color="BFBFBF" w:sz="4"/>
+            </w:tcBorders>
+            <w:shd w:fill="F2F2F2" w:color="auto" w:val="clear"/>
+            <w:tcMar>
+              <w:top w:type="dxa" w:w="60"/>
+              <w:left w:type="dxa" w:w="100"/>
+              <w:bottom w:type="dxa" w:w="60"/>
+              <w:right w:type="dxa" w:w="100"/>
+            </w:tcMar>
+          </w:tcPr>
+          <w:p>
+            <w:r>
+              <w:t xml:space="preserve">↳ Formulario de nueva publicación con validación</w:t>
+            </w:r>
+          </w:p>
+        </w:tc>
+        <w:tc>
+          <w:tcPr>
+            <w:tcW w:type="dxa" w:w="1400"/>
+            <w:tcBorders>
+              <w:top w:val="single" w:color="BFBFBF" w:sz="4"/>
+              <w:left w:val="single" w:color="BFBFBF" w:sz="4"/>
+              <w:bottom w:val="single" w:color="BFBFBF" w:sz="4"/>
+              <w:right w:val="single" w:color="BFBFBF" w:sz="4"/>
+            </w:tcBorders>
+            <w:shd w:fill="F2F2F2" w:color="auto" w:val="clear"/>
+            <w:tcMar>
+              <w:top w:type="dxa" w:w="60"/>
+              <w:left w:type="dxa" w:w="100"/>
+              <w:bottom w:type="dxa" w:w="60"/>
+              <w:right w:type="dxa" w:w="100"/>
+            </w:tcMar>
+          </w:tcPr>
+          <w:p>
+            <w:r>
+              <w:t xml:space="preserve">David</w:t>
+            </w:r>
+          </w:p>
+        </w:tc>
+        <w:tc>
+          <w:tcPr>
+            <w:tcW w:type="dxa" w:w="1500"/>
+            <w:tcBorders>
+              <w:top w:val="single" w:color="BFBFBF" w:sz="4"/>
+              <w:left w:val="single" w:color="BFBFBF" w:sz="4"/>
+              <w:bottom w:val="single" w:color="BFBFBF" w:sz="4"/>
+              <w:right w:val="single" w:color="BFBFBF" w:sz="4"/>
+            </w:tcBorders>
+            <w:shd w:fill="F2F2F2" w:color="auto" w:val="clear"/>
+            <w:tcMar>
+              <w:top w:type="dxa" w:w="60"/>
+              <w:left w:type="dxa" w:w="100"/>
+              <w:bottom w:type="dxa" w:w="60"/>
+              <w:right w:type="dxa" w:w="100"/>
+            </w:tcMar>
+          </w:tcPr>
+          <w:p>
+            <w:r>
+              <w:t xml:space="preserve">#58</w:t>
+            </w:r>
+          </w:p>
+        </w:tc>
+      </w:tr>
+      <w:tr>
+        <w:tc>
+          <w:tcPr>
+            <w:tcW w:type="dxa" w:w="800"/>
+            <w:tcBorders>
+              <w:top w:val="single" w:color="BFBFBF" w:sz="4"/>
+              <w:left w:val="single" w:color="BFBFBF" w:sz="4"/>
+              <w:bottom w:val="single" w:color="BFBFBF" w:sz="4"/>
+              <w:right w:val="single" w:color="BFBFBF" w:sz="4"/>
+            </w:tcBorders>
+            <w:tcMar>
+              <w:top w:type="dxa" w:w="60"/>
+              <w:left w:type="dxa" w:w="100"/>
+              <w:bottom w:type="dxa" w:w="60"/>
+              <w:right w:type="dxa" w:w="100"/>
+            </w:tcMar>
+          </w:tcPr>
+          <w:p>
+            <w:r>
+              <w:t xml:space="preserve">#61</w:t>
+            </w:r>
+          </w:p>
+        </w:tc>
+        <w:tc>
+          <w:tcPr>
+            <w:tcW w:type="dxa" w:w="5326"/>
+            <w:tcBorders>
+              <w:top w:val="single" w:color="BFBFBF" w:sz="4"/>
+              <w:left w:val="single" w:color="BFBFBF" w:sz="4"/>
+              <w:bottom w:val="single" w:color="BFBFBF" w:sz="4"/>
+              <w:right w:val="single" w:color="BFBFBF" w:sz="4"/>
+            </w:tcBorders>
+            <w:tcMar>
+              <w:top w:type="dxa" w:w="60"/>
+              <w:left w:type="dxa" w:w="100"/>
+              <w:bottom w:type="dxa" w:w="60"/>
+              <w:right w:type="dxa" w:w="100"/>
+            </w:tcMar>
+          </w:tcPr>
+          <w:p>
+            <w:r>
+              <w:t xml:space="preserve">↳ Adjuntar una imagen a la publicación</w:t>
+            </w:r>
+          </w:p>
+        </w:tc>
+        <w:tc>
+          <w:tcPr>
+            <w:tcW w:type="dxa" w:w="1400"/>
+            <w:tcBorders>
+              <w:top w:val="single" w:color="BFBFBF" w:sz="4"/>
+              <w:left w:val="single" w:color="BFBFBF" w:sz="4"/>
+              <w:bottom w:val="single" w:color="BFBFBF" w:sz="4"/>
+              <w:right w:val="single" w:color="BFBFBF" w:sz="4"/>
+            </w:tcBorders>
+            <w:tcMar>
+              <w:top w:type="dxa" w:w="60"/>
+              <w:left w:type="dxa" w:w="100"/>
+              <w:bottom w:type="dxa" w:w="60"/>
+              <w:right w:type="dxa" w:w="100"/>
+            </w:tcMar>
+          </w:tcPr>
+          <w:p>
+            <w:r>
+              <w:t xml:space="preserve">David</w:t>
+            </w:r>
+          </w:p>
+        </w:tc>
+        <w:tc>
+          <w:tcPr>
+            <w:tcW w:type="dxa" w:w="1500"/>
+            <w:tcBorders>
+              <w:top w:val="single" w:color="BFBFBF" w:sz="4"/>
+              <w:left w:val="single" w:color="BFBFBF" w:sz="4"/>
+              <w:bottom w:val="single" w:color="BFBFBF" w:sz="4"/>
+              <w:right w:val="single" w:color="BFBFBF" w:sz="4"/>
+            </w:tcBorders>
+            <w:tcMar>
+              <w:top w:type="dxa" w:w="60"/>
+              <w:left w:type="dxa" w:w="100"/>
+              <w:bottom w:type="dxa" w:w="60"/>
+              <w:right w:type="dxa" w:w="100"/>
+            </w:tcMar>
+          </w:tcPr>
+          <w:p>
+            <w:r>
+              <w:t xml:space="preserve">#60, #19, #20</w:t>
+            </w:r>
+          </w:p>
+        </w:tc>
+      </w:tr>
+      <w:tr>
+        <w:tc>
+          <w:tcPr>
+            <w:tcW w:type="dxa" w:w="800"/>
+            <w:tcBorders>
+              <w:top w:val="single" w:color="BFBFBF" w:sz="4"/>
+              <w:left w:val="single" w:color="BFBFBF" w:sz="4"/>
+              <w:bottom w:val="single" w:color="BFBFBF" w:sz="4"/>
+              <w:right w:val="single" w:color="BFBFBF" w:sz="4"/>
+            </w:tcBorders>
+            <w:shd w:fill="F2F2F2" w:color="auto" w:val="clear"/>
+            <w:tcMar>
+              <w:top w:type="dxa" w:w="60"/>
+              <w:left w:type="dxa" w:w="100"/>
+              <w:bottom w:type="dxa" w:w="60"/>
+              <w:right w:type="dxa" w:w="100"/>
+            </w:tcMar>
+          </w:tcPr>
+          <w:p>
+            <w:r>
+              <w:t xml:space="preserve">#19</w:t>
+            </w:r>
+          </w:p>
+        </w:tc>
+        <w:tc>
+          <w:tcPr>
+            <w:tcW w:type="dxa" w:w="5326"/>
+            <w:tcBorders>
+              <w:top w:val="single" w:color="BFBFBF" w:sz="4"/>
+              <w:left w:val="single" w:color="BFBFBF" w:sz="4"/>
+              <w:bottom w:val="single" w:color="BFBFBF" w:sz="4"/>
+              <w:right w:val="single" w:color="BFBFBF" w:sz="4"/>
+            </w:tcBorders>
+            <w:shd w:fill="F2F2F2" w:color="auto" w:val="clear"/>
+            <w:tcMar>
+              <w:top w:type="dxa" w:w="60"/>
+              <w:left w:type="dxa" w:w="100"/>
+              <w:bottom w:type="dxa" w:w="60"/>
+              <w:right w:type="dxa" w:w="100"/>
+            </w:tcMar>
+          </w:tcPr>
+          <w:p>
+            <w:r>
+              <w:rPr>
+                <w:b/>
+                <w:bCs/>
+              </w:rPr>
+              <w:t xml:space="preserve">Selección de imágenes con Photo Picker y permisos</w:t>
+            </w:r>
+          </w:p>
+        </w:tc>
+        <w:tc>
+          <w:tcPr>
+            <w:tcW w:type="dxa" w:w="1400"/>
+            <w:tcBorders>
+              <w:top w:val="single" w:color="BFBFBF" w:sz="4"/>
+              <w:left w:val="single" w:color="BFBFBF" w:sz="4"/>
+              <w:bottom w:val="single" w:color="BFBFBF" w:sz="4"/>
+              <w:right w:val="single" w:color="BFBFBF" w:sz="4"/>
+            </w:tcBorders>
+            <w:shd w:fill="F2F2F2" w:color="auto" w:val="clear"/>
+            <w:tcMar>
+              <w:top w:type="dxa" w:w="60"/>
+              <w:left w:type="dxa" w:w="100"/>
+              <w:bottom w:type="dxa" w:w="60"/>
+              <w:right w:type="dxa" w:w="100"/>
+            </w:tcMar>
+          </w:tcPr>
+          <w:p>
+            <w:r>
+              <w:t xml:space="preserve">Yeray</w:t>
+            </w:r>
+          </w:p>
+        </w:tc>
+        <w:tc>
+          <w:tcPr>
+            <w:tcW w:type="dxa" w:w="1500"/>
+            <w:tcBorders>
+              <w:top w:val="single" w:color="BFBFBF" w:sz="4"/>
+              <w:left w:val="single" w:color="BFBFBF" w:sz="4"/>
+              <w:bottom w:val="single" w:color="BFBFBF" w:sz="4"/>
+              <w:right w:val="single" w:color="BFBFBF" w:sz="4"/>
+            </w:tcBorders>
+            <w:shd w:fill="F2F2F2" w:color="auto" w:val="clear"/>
+            <w:tcMar>
+              <w:top w:type="dxa" w:w="60"/>
+              <w:left w:type="dxa" w:w="100"/>
+              <w:bottom w:type="dxa" w:w="60"/>
+              <w:right w:type="dxa" w:w="100"/>
+            </w:tcMar>
+          </w:tcPr>
+          <w:p>
+            <w:r>
+              <w:t xml:space="preserve">#7</w:t>
+            </w:r>
+          </w:p>
+        </w:tc>
+      </w:tr>
+      <w:tr>
+        <w:tc>
+          <w:tcPr>
+            <w:tcW w:type="dxa" w:w="800"/>
+            <w:tcBorders>
+              <w:top w:val="single" w:color="BFBFBF" w:sz="4"/>
+              <w:left w:val="single" w:color="BFBFBF" w:sz="4"/>
+              <w:bottom w:val="single" w:color="BFBFBF" w:sz="4"/>
+              <w:right w:val="single" w:color="BFBFBF" w:sz="4"/>
+            </w:tcBorders>
+            <w:tcMar>
+              <w:top w:type="dxa" w:w="60"/>
+              <w:left w:type="dxa" w:w="100"/>
+              <w:bottom w:type="dxa" w:w="60"/>
+              <w:right w:type="dxa" w:w="100"/>
+            </w:tcMar>
+          </w:tcPr>
+          <w:p>
+            <w:r>
               <w:t xml:space="preserve">#20</w:t>
             </w:r>
           </w:p>
@@ -5831,6 +8763,10 @@
           </w:tcPr>
           <w:p>
             <w:r>
+              <w:rPr>
+                <w:b/>
+                <w:bCs/>
+              </w:rPr>
               <w:t xml:space="preserve">Reescalado de imágenes a 720p y guardado local</w:t>
             </w:r>
           </w:p>
@@ -5876,6 +8812,382 @@
           <w:p>
             <w:r>
               <w:t xml:space="preserve">#19</w:t>
+            </w:r>
+          </w:p>
+        </w:tc>
+      </w:tr>
+      <w:tr>
+        <w:tc>
+          <w:tcPr>
+            <w:tcW w:type="dxa" w:w="800"/>
+            <w:tcBorders>
+              <w:top w:val="single" w:color="BFBFBF" w:sz="4"/>
+              <w:left w:val="single" w:color="BFBFBF" w:sz="4"/>
+              <w:bottom w:val="single" w:color="BFBFBF" w:sz="4"/>
+              <w:right w:val="single" w:color="BFBFBF" w:sz="4"/>
+            </w:tcBorders>
+            <w:shd w:fill="F2F2F2" w:color="auto" w:val="clear"/>
+            <w:tcMar>
+              <w:top w:type="dxa" w:w="60"/>
+              <w:left w:type="dxa" w:w="100"/>
+              <w:bottom w:type="dxa" w:w="60"/>
+              <w:right w:type="dxa" w:w="100"/>
+            </w:tcMar>
+          </w:tcPr>
+          <w:p>
+            <w:r>
+              <w:t xml:space="preserve">#62</w:t>
+            </w:r>
+          </w:p>
+        </w:tc>
+        <w:tc>
+          <w:tcPr>
+            <w:tcW w:type="dxa" w:w="5326"/>
+            <w:tcBorders>
+              <w:top w:val="single" w:color="BFBFBF" w:sz="4"/>
+              <w:left w:val="single" w:color="BFBFBF" w:sz="4"/>
+              <w:bottom w:val="single" w:color="BFBFBF" w:sz="4"/>
+              <w:right w:val="single" w:color="BFBFBF" w:sz="4"/>
+            </w:tcBorders>
+            <w:shd w:fill="F2F2F2" w:color="auto" w:val="clear"/>
+            <w:tcMar>
+              <w:top w:type="dxa" w:w="60"/>
+              <w:left w:type="dxa" w:w="100"/>
+              <w:bottom w:type="dxa" w:w="60"/>
+              <w:right w:type="dxa" w:w="100"/>
+            </w:tcMar>
+          </w:tcPr>
+          <w:p>
+            <w:r>
+              <w:t xml:space="preserve">↳ Función de reescalado a 720p</w:t>
+            </w:r>
+          </w:p>
+        </w:tc>
+        <w:tc>
+          <w:tcPr>
+            <w:tcW w:type="dxa" w:w="1400"/>
+            <w:tcBorders>
+              <w:top w:val="single" w:color="BFBFBF" w:sz="4"/>
+              <w:left w:val="single" w:color="BFBFBF" w:sz="4"/>
+              <w:bottom w:val="single" w:color="BFBFBF" w:sz="4"/>
+              <w:right w:val="single" w:color="BFBFBF" w:sz="4"/>
+            </w:tcBorders>
+            <w:shd w:fill="F2F2F2" w:color="auto" w:val="clear"/>
+            <w:tcMar>
+              <w:top w:type="dxa" w:w="60"/>
+              <w:left w:type="dxa" w:w="100"/>
+              <w:bottom w:type="dxa" w:w="60"/>
+              <w:right w:type="dxa" w:w="100"/>
+            </w:tcMar>
+          </w:tcPr>
+          <w:p>
+            <w:r>
+              <w:t xml:space="preserve">Yeray</w:t>
+            </w:r>
+          </w:p>
+        </w:tc>
+        <w:tc>
+          <w:tcPr>
+            <w:tcW w:type="dxa" w:w="1500"/>
+            <w:tcBorders>
+              <w:top w:val="single" w:color="BFBFBF" w:sz="4"/>
+              <w:left w:val="single" w:color="BFBFBF" w:sz="4"/>
+              <w:bottom w:val="single" w:color="BFBFBF" w:sz="4"/>
+              <w:right w:val="single" w:color="BFBFBF" w:sz="4"/>
+            </w:tcBorders>
+            <w:shd w:fill="F2F2F2" w:color="auto" w:val="clear"/>
+            <w:tcMar>
+              <w:top w:type="dxa" w:w="60"/>
+              <w:left w:type="dxa" w:w="100"/>
+              <w:bottom w:type="dxa" w:w="60"/>
+              <w:right w:type="dxa" w:w="100"/>
+            </w:tcMar>
+          </w:tcPr>
+          <w:p>
+            <w:r>
+              <w:t xml:space="preserve">#19</w:t>
+            </w:r>
+          </w:p>
+        </w:tc>
+      </w:tr>
+      <w:tr>
+        <w:tc>
+          <w:tcPr>
+            <w:tcW w:type="dxa" w:w="800"/>
+            <w:tcBorders>
+              <w:top w:val="single" w:color="BFBFBF" w:sz="4"/>
+              <w:left w:val="single" w:color="BFBFBF" w:sz="4"/>
+              <w:bottom w:val="single" w:color="BFBFBF" w:sz="4"/>
+              <w:right w:val="single" w:color="BFBFBF" w:sz="4"/>
+            </w:tcBorders>
+            <w:tcMar>
+              <w:top w:type="dxa" w:w="60"/>
+              <w:left w:type="dxa" w:w="100"/>
+              <w:bottom w:type="dxa" w:w="60"/>
+              <w:right w:type="dxa" w:w="100"/>
+            </w:tcMar>
+          </w:tcPr>
+          <w:p>
+            <w:r>
+              <w:t xml:space="preserve">#63</w:t>
+            </w:r>
+          </w:p>
+        </w:tc>
+        <w:tc>
+          <w:tcPr>
+            <w:tcW w:type="dxa" w:w="5326"/>
+            <w:tcBorders>
+              <w:top w:val="single" w:color="BFBFBF" w:sz="4"/>
+              <w:left w:val="single" w:color="BFBFBF" w:sz="4"/>
+              <w:bottom w:val="single" w:color="BFBFBF" w:sz="4"/>
+              <w:right w:val="single" w:color="BFBFBF" w:sz="4"/>
+            </w:tcBorders>
+            <w:tcMar>
+              <w:top w:type="dxa" w:w="60"/>
+              <w:left w:type="dxa" w:w="100"/>
+              <w:bottom w:type="dxa" w:w="60"/>
+              <w:right w:type="dxa" w:w="100"/>
+            </w:tcMar>
+          </w:tcPr>
+          <w:p>
+            <w:r>
+              <w:t xml:space="preserve">↳ Guardar las imágenes en el almacenamiento interno</w:t>
+            </w:r>
+          </w:p>
+        </w:tc>
+        <w:tc>
+          <w:tcPr>
+            <w:tcW w:type="dxa" w:w="1400"/>
+            <w:tcBorders>
+              <w:top w:val="single" w:color="BFBFBF" w:sz="4"/>
+              <w:left w:val="single" w:color="BFBFBF" w:sz="4"/>
+              <w:bottom w:val="single" w:color="BFBFBF" w:sz="4"/>
+              <w:right w:val="single" w:color="BFBFBF" w:sz="4"/>
+            </w:tcBorders>
+            <w:tcMar>
+              <w:top w:type="dxa" w:w="60"/>
+              <w:left w:type="dxa" w:w="100"/>
+              <w:bottom w:type="dxa" w:w="60"/>
+              <w:right w:type="dxa" w:w="100"/>
+            </w:tcMar>
+          </w:tcPr>
+          <w:p>
+            <w:r>
+              <w:t xml:space="preserve">Yeray</w:t>
+            </w:r>
+          </w:p>
+        </w:tc>
+        <w:tc>
+          <w:tcPr>
+            <w:tcW w:type="dxa" w:w="1500"/>
+            <w:tcBorders>
+              <w:top w:val="single" w:color="BFBFBF" w:sz="4"/>
+              <w:left w:val="single" w:color="BFBFBF" w:sz="4"/>
+              <w:bottom w:val="single" w:color="BFBFBF" w:sz="4"/>
+              <w:right w:val="single" w:color="BFBFBF" w:sz="4"/>
+            </w:tcBorders>
+            <w:tcMar>
+              <w:top w:type="dxa" w:w="60"/>
+              <w:left w:type="dxa" w:w="100"/>
+              <w:bottom w:type="dxa" w:w="60"/>
+              <w:right w:type="dxa" w:w="100"/>
+            </w:tcMar>
+          </w:tcPr>
+          <w:p>
+            <w:r>
+              <w:t xml:space="preserve">#62</w:t>
+            </w:r>
+          </w:p>
+        </w:tc>
+      </w:tr>
+      <w:tr>
+        <w:tc>
+          <w:tcPr>
+            <w:tcW w:type="dxa" w:w="800"/>
+            <w:tcBorders>
+              <w:top w:val="single" w:color="BFBFBF" w:sz="4"/>
+              <w:left w:val="single" w:color="BFBFBF" w:sz="4"/>
+              <w:bottom w:val="single" w:color="BFBFBF" w:sz="4"/>
+              <w:right w:val="single" w:color="BFBFBF" w:sz="4"/>
+            </w:tcBorders>
+            <w:shd w:fill="F2F2F2" w:color="auto" w:val="clear"/>
+            <w:tcMar>
+              <w:top w:type="dxa" w:w="60"/>
+              <w:left w:type="dxa" w:w="100"/>
+              <w:bottom w:type="dxa" w:w="60"/>
+              <w:right w:type="dxa" w:w="100"/>
+            </w:tcMar>
+          </w:tcPr>
+          <w:p>
+            <w:r>
+              <w:t xml:space="preserve">#64</w:t>
+            </w:r>
+          </w:p>
+        </w:tc>
+        <w:tc>
+          <w:tcPr>
+            <w:tcW w:type="dxa" w:w="5326"/>
+            <w:tcBorders>
+              <w:top w:val="single" w:color="BFBFBF" w:sz="4"/>
+              <w:left w:val="single" w:color="BFBFBF" w:sz="4"/>
+              <w:bottom w:val="single" w:color="BFBFBF" w:sz="4"/>
+              <w:right w:val="single" w:color="BFBFBF" w:sz="4"/>
+            </w:tcBorders>
+            <w:shd w:fill="F2F2F2" w:color="auto" w:val="clear"/>
+            <w:tcMar>
+              <w:top w:type="dxa" w:w="60"/>
+              <w:left w:type="dxa" w:w="100"/>
+              <w:bottom w:type="dxa" w:w="60"/>
+              <w:right w:type="dxa" w:w="100"/>
+            </w:tcMar>
+          </w:tcPr>
+          <w:p>
+            <w:r>
+              <w:rPr>
+                <w:b/>
+                <w:bCs/>
+              </w:rPr>
+              <w:t xml:space="preserve">Memoria v3: arquitectura aplicada, cambios y problemas</w:t>
+            </w:r>
+          </w:p>
+        </w:tc>
+        <w:tc>
+          <w:tcPr>
+            <w:tcW w:type="dxa" w:w="1400"/>
+            <w:tcBorders>
+              <w:top w:val="single" w:color="BFBFBF" w:sz="4"/>
+              <w:left w:val="single" w:color="BFBFBF" w:sz="4"/>
+              <w:bottom w:val="single" w:color="BFBFBF" w:sz="4"/>
+              <w:right w:val="single" w:color="BFBFBF" w:sz="4"/>
+            </w:tcBorders>
+            <w:shd w:fill="F2F2F2" w:color="auto" w:val="clear"/>
+            <w:tcMar>
+              <w:top w:type="dxa" w:w="60"/>
+              <w:left w:type="dxa" w:w="100"/>
+              <w:bottom w:type="dxa" w:w="60"/>
+              <w:right w:type="dxa" w:w="100"/>
+            </w:tcMar>
+          </w:tcPr>
+          <w:p>
+            <w:r>
+              <w:t xml:space="preserve">David</w:t>
+            </w:r>
+          </w:p>
+        </w:tc>
+        <w:tc>
+          <w:tcPr>
+            <w:tcW w:type="dxa" w:w="1500"/>
+            <w:tcBorders>
+              <w:top w:val="single" w:color="BFBFBF" w:sz="4"/>
+              <w:left w:val="single" w:color="BFBFBF" w:sz="4"/>
+              <w:bottom w:val="single" w:color="BFBFBF" w:sz="4"/>
+              <w:right w:val="single" w:color="BFBFBF" w:sz="4"/>
+            </w:tcBorders>
+            <w:shd w:fill="F2F2F2" w:color="auto" w:val="clear"/>
+            <w:tcMar>
+              <w:top w:type="dxa" w:w="60"/>
+              <w:left w:type="dxa" w:w="100"/>
+              <w:bottom w:type="dxa" w:w="60"/>
+              <w:right w:type="dxa" w:w="100"/>
+            </w:tcMar>
+          </w:tcPr>
+          <w:p>
+            <w:r>
+              <w:t xml:space="preserve">#48</w:t>
+            </w:r>
+          </w:p>
+        </w:tc>
+      </w:tr>
+      <w:tr>
+        <w:tc>
+          <w:tcPr>
+            <w:tcW w:type="dxa" w:w="800"/>
+            <w:tcBorders>
+              <w:top w:val="single" w:color="BFBFBF" w:sz="4"/>
+              <w:left w:val="single" w:color="BFBFBF" w:sz="4"/>
+              <w:bottom w:val="single" w:color="BFBFBF" w:sz="4"/>
+              <w:right w:val="single" w:color="BFBFBF" w:sz="4"/>
+            </w:tcBorders>
+            <w:tcMar>
+              <w:top w:type="dxa" w:w="60"/>
+              <w:left w:type="dxa" w:w="100"/>
+              <w:bottom w:type="dxa" w:w="60"/>
+              <w:right w:type="dxa" w:w="100"/>
+            </w:tcMar>
+          </w:tcPr>
+          <w:p>
+            <w:r>
+              <w:t xml:space="preserve">#65</w:t>
+            </w:r>
+          </w:p>
+        </w:tc>
+        <w:tc>
+          <w:tcPr>
+            <w:tcW w:type="dxa" w:w="5326"/>
+            <w:tcBorders>
+              <w:top w:val="single" w:color="BFBFBF" w:sz="4"/>
+              <w:left w:val="single" w:color="BFBFBF" w:sz="4"/>
+              <w:bottom w:val="single" w:color="BFBFBF" w:sz="4"/>
+              <w:right w:val="single" w:color="BFBFBF" w:sz="4"/>
+            </w:tcBorders>
+            <w:tcMar>
+              <w:top w:type="dxa" w:w="60"/>
+              <w:left w:type="dxa" w:w="100"/>
+              <w:bottom w:type="dxa" w:w="60"/>
+              <w:right w:type="dxa" w:w="100"/>
+            </w:tcMar>
+          </w:tcPr>
+          <w:p>
+            <w:r>
+              <w:rPr>
+                <w:b/>
+                <w:bCs/>
+              </w:rPr>
+              <w:t xml:space="preserve">Cómo probar el flujo principal (entrega 3)</w:t>
+            </w:r>
+          </w:p>
+        </w:tc>
+        <w:tc>
+          <w:tcPr>
+            <w:tcW w:type="dxa" w:w="1400"/>
+            <w:tcBorders>
+              <w:top w:val="single" w:color="BFBFBF" w:sz="4"/>
+              <w:left w:val="single" w:color="BFBFBF" w:sz="4"/>
+              <w:bottom w:val="single" w:color="BFBFBF" w:sz="4"/>
+              <w:right w:val="single" w:color="BFBFBF" w:sz="4"/>
+            </w:tcBorders>
+            <w:tcMar>
+              <w:top w:type="dxa" w:w="60"/>
+              <w:left w:type="dxa" w:w="100"/>
+              <w:bottom w:type="dxa" w:w="60"/>
+              <w:right w:type="dxa" w:w="100"/>
+            </w:tcMar>
+          </w:tcPr>
+          <w:p>
+            <w:r>
+              <w:t xml:space="preserve">Yeray</w:t>
+            </w:r>
+          </w:p>
+        </w:tc>
+        <w:tc>
+          <w:tcPr>
+            <w:tcW w:type="dxa" w:w="1500"/>
+            <w:tcBorders>
+              <w:top w:val="single" w:color="BFBFBF" w:sz="4"/>
+              <w:left w:val="single" w:color="BFBFBF" w:sz="4"/>
+              <w:bottom w:val="single" w:color="BFBFBF" w:sz="4"/>
+              <w:right w:val="single" w:color="BFBFBF" w:sz="4"/>
+            </w:tcBorders>
+            <w:tcMar>
+              <w:top w:type="dxa" w:w="60"/>
+              <w:left w:type="dxa" w:w="100"/>
+              <w:bottom w:type="dxa" w:w="60"/>
+              <w:right w:type="dxa" w:w="100"/>
+            </w:tcMar>
+          </w:tcPr>
+          <w:p>
+            <w:r>
+              <w:t xml:space="preserve">#54, #61</w:t>
             </w:r>
           </w:p>
         </w:tc>
@@ -5883,6 +9195,7 @@
     </w:tbl>
     <w:p>
       <w:pPr>
+        <w:keepNext/>
         <w:spacing w:after="100" w:before="200"/>
       </w:pPr>
       <w:r>
@@ -6067,6 +9380,10 @@
           </w:tcPr>
           <w:p>
             <w:r>
+              <w:rPr>
+                <w:b/>
+                <w:bCs/>
+              </w:rPr>
               <w:t xml:space="preserve">Comentarios en publicaciones</w:t>
             </w:r>
           </w:p>
@@ -6136,7 +9453,7 @@
           </w:tcPr>
           <w:p>
             <w:r>
-              <w:t xml:space="preserve">#21</w:t>
+              <w:t xml:space="preserve">#66</w:t>
             </w:r>
           </w:p>
         </w:tc>
@@ -6159,7 +9476,7 @@
           </w:tcPr>
           <w:p>
             <w:r>
-              <w:t xml:space="preserve">Álbumes de fotos (crear, listar y ver)</w:t>
+              <w:t xml:space="preserve">↳ Detalle de publicación con sus comentarios</w:t>
             </w:r>
           </w:p>
         </w:tc>
@@ -6182,7 +9499,7 @@
           </w:tcPr>
           <w:p>
             <w:r>
-              <w:t xml:space="preserve">Yeray</w:t>
+              <w:t xml:space="preserve">David</w:t>
             </w:r>
           </w:p>
         </w:tc>
@@ -6205,7 +9522,7 @@
           </w:tcPr>
           <w:p>
             <w:r>
-              <w:t xml:space="preserve">#9, #20</w:t>
+              <w:t xml:space="preserve">#57, #59</w:t>
             </w:r>
           </w:p>
         </w:tc>
@@ -6229,7 +9546,7 @@
           </w:tcPr>
           <w:p>
             <w:r>
-              <w:t xml:space="preserve">#22</w:t>
+              <w:t xml:space="preserve">#67</w:t>
             </w:r>
           </w:p>
         </w:tc>
@@ -6251,7 +9568,7 @@
           </w:tcPr>
           <w:p>
             <w:r>
-              <w:t xml:space="preserve">Tablón de mensajes en el perfil</w:t>
+              <w:t xml:space="preserve">↳ Añadir comentarios y mostrar el contador</w:t>
             </w:r>
           </w:p>
         </w:tc>
@@ -6295,7 +9612,7 @@
           </w:tcPr>
           <w:p>
             <w:r>
-              <w:t xml:space="preserve">#11, #14</w:t>
+              <w:t xml:space="preserve">#66</w:t>
             </w:r>
           </w:p>
         </w:tc>
@@ -6320,7 +9637,7 @@
           </w:tcPr>
           <w:p>
             <w:r>
-              <w:t xml:space="preserve">#23</w:t>
+              <w:t xml:space="preserve">#21</w:t>
             </w:r>
           </w:p>
         </w:tc>
@@ -6343,7 +9660,11 @@
           </w:tcPr>
           <w:p>
             <w:r>
-              <w:t xml:space="preserve">Personalización del perfil con DataStore (color de fondo y tema)</w:t>
+              <w:rPr>
+                <w:b/>
+                <w:bCs/>
+              </w:rPr>
+              <w:t xml:space="preserve">Álbumes de fotos (crear, listar y ver)</w:t>
             </w:r>
           </w:p>
         </w:tc>
@@ -6389,7 +9710,7 @@
           </w:tcPr>
           <w:p>
             <w:r>
-              <w:t xml:space="preserve">#12, #14</w:t>
+              <w:t xml:space="preserve">#9, #20</w:t>
             </w:r>
           </w:p>
         </w:tc>
@@ -6413,7 +9734,7 @@
           </w:tcPr>
           <w:p>
             <w:r>
-              <w:t xml:space="preserve">#24</w:t>
+              <w:t xml:space="preserve">#68</w:t>
             </w:r>
           </w:p>
         </w:tc>
@@ -6435,7 +9756,7 @@
           </w:tcPr>
           <w:p>
             <w:r>
-              <w:t xml:space="preserve">Pruebas y accesibilidad de Perfil y Galería</w:t>
+              <w:t xml:space="preserve">↳ Entidades Álbum y Foto y sus DAO</w:t>
             </w:r>
           </w:p>
         </w:tc>
@@ -6479,7 +9800,7 @@
           </w:tcPr>
           <w:p>
             <w:r>
-              <w:t xml:space="preserve">#14, #21, #23</w:t>
+              <w:t xml:space="preserve">#38, #44</w:t>
             </w:r>
           </w:p>
         </w:tc>
@@ -6504,6 +9825,1215 @@
           </w:tcPr>
           <w:p>
             <w:r>
+              <w:t xml:space="preserve">#69</w:t>
+            </w:r>
+          </w:p>
+        </w:tc>
+        <w:tc>
+          <w:tcPr>
+            <w:tcW w:type="dxa" w:w="5326"/>
+            <w:tcBorders>
+              <w:top w:val="single" w:color="BFBFBF" w:sz="4"/>
+              <w:left w:val="single" w:color="BFBFBF" w:sz="4"/>
+              <w:bottom w:val="single" w:color="BFBFBF" w:sz="4"/>
+              <w:right w:val="single" w:color="BFBFBF" w:sz="4"/>
+            </w:tcBorders>
+            <w:shd w:fill="F2F2F2" w:color="auto" w:val="clear"/>
+            <w:tcMar>
+              <w:top w:type="dxa" w:w="60"/>
+              <w:left w:type="dxa" w:w="100"/>
+              <w:bottom w:type="dxa" w:w="60"/>
+              <w:right w:type="dxa" w:w="100"/>
+            </w:tcMar>
+          </w:tcPr>
+          <w:p>
+            <w:r>
+              <w:t xml:space="preserve">↳ Lista de álbumes y crear álbum</w:t>
+            </w:r>
+          </w:p>
+        </w:tc>
+        <w:tc>
+          <w:tcPr>
+            <w:tcW w:type="dxa" w:w="1400"/>
+            <w:tcBorders>
+              <w:top w:val="single" w:color="BFBFBF" w:sz="4"/>
+              <w:left w:val="single" w:color="BFBFBF" w:sz="4"/>
+              <w:bottom w:val="single" w:color="BFBFBF" w:sz="4"/>
+              <w:right w:val="single" w:color="BFBFBF" w:sz="4"/>
+            </w:tcBorders>
+            <w:shd w:fill="F2F2F2" w:color="auto" w:val="clear"/>
+            <w:tcMar>
+              <w:top w:type="dxa" w:w="60"/>
+              <w:left w:type="dxa" w:w="100"/>
+              <w:bottom w:type="dxa" w:w="60"/>
+              <w:right w:type="dxa" w:w="100"/>
+            </w:tcMar>
+          </w:tcPr>
+          <w:p>
+            <w:r>
+              <w:t xml:space="preserve">Yeray</w:t>
+            </w:r>
+          </w:p>
+        </w:tc>
+        <w:tc>
+          <w:tcPr>
+            <w:tcW w:type="dxa" w:w="1500"/>
+            <w:tcBorders>
+              <w:top w:val="single" w:color="BFBFBF" w:sz="4"/>
+              <w:left w:val="single" w:color="BFBFBF" w:sz="4"/>
+              <w:bottom w:val="single" w:color="BFBFBF" w:sz="4"/>
+              <w:right w:val="single" w:color="BFBFBF" w:sz="4"/>
+            </w:tcBorders>
+            <w:shd w:fill="F2F2F2" w:color="auto" w:val="clear"/>
+            <w:tcMar>
+              <w:top w:type="dxa" w:w="60"/>
+              <w:left w:type="dxa" w:w="100"/>
+              <w:bottom w:type="dxa" w:w="60"/>
+              <w:right w:type="dxa" w:w="100"/>
+            </w:tcMar>
+          </w:tcPr>
+          <w:p>
+            <w:r>
+              <w:t xml:space="preserve">#68, #37</w:t>
+            </w:r>
+          </w:p>
+        </w:tc>
+      </w:tr>
+      <w:tr>
+        <w:tc>
+          <w:tcPr>
+            <w:tcW w:type="dxa" w:w="800"/>
+            <w:tcBorders>
+              <w:top w:val="single" w:color="BFBFBF" w:sz="4"/>
+              <w:left w:val="single" w:color="BFBFBF" w:sz="4"/>
+              <w:bottom w:val="single" w:color="BFBFBF" w:sz="4"/>
+              <w:right w:val="single" w:color="BFBFBF" w:sz="4"/>
+            </w:tcBorders>
+            <w:tcMar>
+              <w:top w:type="dxa" w:w="60"/>
+              <w:left w:type="dxa" w:w="100"/>
+              <w:bottom w:type="dxa" w:w="60"/>
+              <w:right w:type="dxa" w:w="100"/>
+            </w:tcMar>
+          </w:tcPr>
+          <w:p>
+            <w:r>
+              <w:t xml:space="preserve">#70</w:t>
+            </w:r>
+          </w:p>
+        </w:tc>
+        <w:tc>
+          <w:tcPr>
+            <w:tcW w:type="dxa" w:w="5326"/>
+            <w:tcBorders>
+              <w:top w:val="single" w:color="BFBFBF" w:sz="4"/>
+              <w:left w:val="single" w:color="BFBFBF" w:sz="4"/>
+              <w:bottom w:val="single" w:color="BFBFBF" w:sz="4"/>
+              <w:right w:val="single" w:color="BFBFBF" w:sz="4"/>
+            </w:tcBorders>
+            <w:tcMar>
+              <w:top w:type="dxa" w:w="60"/>
+              <w:left w:type="dxa" w:w="100"/>
+              <w:bottom w:type="dxa" w:w="60"/>
+              <w:right w:type="dxa" w:w="100"/>
+            </w:tcMar>
+          </w:tcPr>
+          <w:p>
+            <w:r>
+              <w:t xml:space="preserve">↳ Detalle de álbum en cuadrícula</w:t>
+            </w:r>
+          </w:p>
+        </w:tc>
+        <w:tc>
+          <w:tcPr>
+            <w:tcW w:type="dxa" w:w="1400"/>
+            <w:tcBorders>
+              <w:top w:val="single" w:color="BFBFBF" w:sz="4"/>
+              <w:left w:val="single" w:color="BFBFBF" w:sz="4"/>
+              <w:bottom w:val="single" w:color="BFBFBF" w:sz="4"/>
+              <w:right w:val="single" w:color="BFBFBF" w:sz="4"/>
+            </w:tcBorders>
+            <w:tcMar>
+              <w:top w:type="dxa" w:w="60"/>
+              <w:left w:type="dxa" w:w="100"/>
+              <w:bottom w:type="dxa" w:w="60"/>
+              <w:right w:type="dxa" w:w="100"/>
+            </w:tcMar>
+          </w:tcPr>
+          <w:p>
+            <w:r>
+              <w:t xml:space="preserve">Yeray</w:t>
+            </w:r>
+          </w:p>
+        </w:tc>
+        <w:tc>
+          <w:tcPr>
+            <w:tcW w:type="dxa" w:w="1500"/>
+            <w:tcBorders>
+              <w:top w:val="single" w:color="BFBFBF" w:sz="4"/>
+              <w:left w:val="single" w:color="BFBFBF" w:sz="4"/>
+              <w:bottom w:val="single" w:color="BFBFBF" w:sz="4"/>
+              <w:right w:val="single" w:color="BFBFBF" w:sz="4"/>
+            </w:tcBorders>
+            <w:tcMar>
+              <w:top w:type="dxa" w:w="60"/>
+              <w:left w:type="dxa" w:w="100"/>
+              <w:bottom w:type="dxa" w:w="60"/>
+              <w:right w:type="dxa" w:w="100"/>
+            </w:tcMar>
+          </w:tcPr>
+          <w:p>
+            <w:r>
+              <w:t xml:space="preserve">#69</w:t>
+            </w:r>
+          </w:p>
+        </w:tc>
+      </w:tr>
+      <w:tr>
+        <w:tc>
+          <w:tcPr>
+            <w:tcW w:type="dxa" w:w="800"/>
+            <w:tcBorders>
+              <w:top w:val="single" w:color="BFBFBF" w:sz="4"/>
+              <w:left w:val="single" w:color="BFBFBF" w:sz="4"/>
+              <w:bottom w:val="single" w:color="BFBFBF" w:sz="4"/>
+              <w:right w:val="single" w:color="BFBFBF" w:sz="4"/>
+            </w:tcBorders>
+            <w:shd w:fill="F2F2F2" w:color="auto" w:val="clear"/>
+            <w:tcMar>
+              <w:top w:type="dxa" w:w="60"/>
+              <w:left w:type="dxa" w:w="100"/>
+              <w:bottom w:type="dxa" w:w="60"/>
+              <w:right w:type="dxa" w:w="100"/>
+            </w:tcMar>
+          </w:tcPr>
+          <w:p>
+            <w:r>
+              <w:t xml:space="preserve">#71</w:t>
+            </w:r>
+          </w:p>
+        </w:tc>
+        <w:tc>
+          <w:tcPr>
+            <w:tcW w:type="dxa" w:w="5326"/>
+            <w:tcBorders>
+              <w:top w:val="single" w:color="BFBFBF" w:sz="4"/>
+              <w:left w:val="single" w:color="BFBFBF" w:sz="4"/>
+              <w:bottom w:val="single" w:color="BFBFBF" w:sz="4"/>
+              <w:right w:val="single" w:color="BFBFBF" w:sz="4"/>
+            </w:tcBorders>
+            <w:shd w:fill="F2F2F2" w:color="auto" w:val="clear"/>
+            <w:tcMar>
+              <w:top w:type="dxa" w:w="60"/>
+              <w:left w:type="dxa" w:w="100"/>
+              <w:bottom w:type="dxa" w:w="60"/>
+              <w:right w:type="dxa" w:w="100"/>
+            </w:tcMar>
+          </w:tcPr>
+          <w:p>
+            <w:r>
+              <w:t xml:space="preserve">↳ Añadir y borrar fotos de un álbum</w:t>
+            </w:r>
+          </w:p>
+        </w:tc>
+        <w:tc>
+          <w:tcPr>
+            <w:tcW w:type="dxa" w:w="1400"/>
+            <w:tcBorders>
+              <w:top w:val="single" w:color="BFBFBF" w:sz="4"/>
+              <w:left w:val="single" w:color="BFBFBF" w:sz="4"/>
+              <w:bottom w:val="single" w:color="BFBFBF" w:sz="4"/>
+              <w:right w:val="single" w:color="BFBFBF" w:sz="4"/>
+            </w:tcBorders>
+            <w:shd w:fill="F2F2F2" w:color="auto" w:val="clear"/>
+            <w:tcMar>
+              <w:top w:type="dxa" w:w="60"/>
+              <w:left w:type="dxa" w:w="100"/>
+              <w:bottom w:type="dxa" w:w="60"/>
+              <w:right w:type="dxa" w:w="100"/>
+            </w:tcMar>
+          </w:tcPr>
+          <w:p>
+            <w:r>
+              <w:t xml:space="preserve">Yeray</w:t>
+            </w:r>
+          </w:p>
+        </w:tc>
+        <w:tc>
+          <w:tcPr>
+            <w:tcW w:type="dxa" w:w="1500"/>
+            <w:tcBorders>
+              <w:top w:val="single" w:color="BFBFBF" w:sz="4"/>
+              <w:left w:val="single" w:color="BFBFBF" w:sz="4"/>
+              <w:bottom w:val="single" w:color="BFBFBF" w:sz="4"/>
+              <w:right w:val="single" w:color="BFBFBF" w:sz="4"/>
+            </w:tcBorders>
+            <w:shd w:fill="F2F2F2" w:color="auto" w:val="clear"/>
+            <w:tcMar>
+              <w:top w:type="dxa" w:w="60"/>
+              <w:left w:type="dxa" w:w="100"/>
+              <w:bottom w:type="dxa" w:w="60"/>
+              <w:right w:type="dxa" w:w="100"/>
+            </w:tcMar>
+          </w:tcPr>
+          <w:p>
+            <w:r>
+              <w:t xml:space="preserve">#70, #63</w:t>
+            </w:r>
+          </w:p>
+        </w:tc>
+      </w:tr>
+      <w:tr>
+        <w:tc>
+          <w:tcPr>
+            <w:tcW w:type="dxa" w:w="800"/>
+            <w:tcBorders>
+              <w:top w:val="single" w:color="BFBFBF" w:sz="4"/>
+              <w:left w:val="single" w:color="BFBFBF" w:sz="4"/>
+              <w:bottom w:val="single" w:color="BFBFBF" w:sz="4"/>
+              <w:right w:val="single" w:color="BFBFBF" w:sz="4"/>
+            </w:tcBorders>
+            <w:tcMar>
+              <w:top w:type="dxa" w:w="60"/>
+              <w:left w:type="dxa" w:w="100"/>
+              <w:bottom w:type="dxa" w:w="60"/>
+              <w:right w:type="dxa" w:w="100"/>
+            </w:tcMar>
+          </w:tcPr>
+          <w:p>
+            <w:r>
+              <w:t xml:space="preserve">#22</w:t>
+            </w:r>
+          </w:p>
+        </w:tc>
+        <w:tc>
+          <w:tcPr>
+            <w:tcW w:type="dxa" w:w="5326"/>
+            <w:tcBorders>
+              <w:top w:val="single" w:color="BFBFBF" w:sz="4"/>
+              <w:left w:val="single" w:color="BFBFBF" w:sz="4"/>
+              <w:bottom w:val="single" w:color="BFBFBF" w:sz="4"/>
+              <w:right w:val="single" w:color="BFBFBF" w:sz="4"/>
+            </w:tcBorders>
+            <w:tcMar>
+              <w:top w:type="dxa" w:w="60"/>
+              <w:left w:type="dxa" w:w="100"/>
+              <w:bottom w:type="dxa" w:w="60"/>
+              <w:right w:type="dxa" w:w="100"/>
+            </w:tcMar>
+          </w:tcPr>
+          <w:p>
+            <w:r>
+              <w:rPr>
+                <w:b/>
+                <w:bCs/>
+              </w:rPr>
+              <w:t xml:space="preserve">Tablón de mensajes en el perfil</w:t>
+            </w:r>
+          </w:p>
+        </w:tc>
+        <w:tc>
+          <w:tcPr>
+            <w:tcW w:type="dxa" w:w="1400"/>
+            <w:tcBorders>
+              <w:top w:val="single" w:color="BFBFBF" w:sz="4"/>
+              <w:left w:val="single" w:color="BFBFBF" w:sz="4"/>
+              <w:bottom w:val="single" w:color="BFBFBF" w:sz="4"/>
+              <w:right w:val="single" w:color="BFBFBF" w:sz="4"/>
+            </w:tcBorders>
+            <w:tcMar>
+              <w:top w:type="dxa" w:w="60"/>
+              <w:left w:type="dxa" w:w="100"/>
+              <w:bottom w:type="dxa" w:w="60"/>
+              <w:right w:type="dxa" w:w="100"/>
+            </w:tcMar>
+          </w:tcPr>
+          <w:p>
+            <w:r>
+              <w:t xml:space="preserve">David</w:t>
+            </w:r>
+          </w:p>
+        </w:tc>
+        <w:tc>
+          <w:tcPr>
+            <w:tcW w:type="dxa" w:w="1500"/>
+            <w:tcBorders>
+              <w:top w:val="single" w:color="BFBFBF" w:sz="4"/>
+              <w:left w:val="single" w:color="BFBFBF" w:sz="4"/>
+              <w:bottom w:val="single" w:color="BFBFBF" w:sz="4"/>
+              <w:right w:val="single" w:color="BFBFBF" w:sz="4"/>
+            </w:tcBorders>
+            <w:tcMar>
+              <w:top w:type="dxa" w:w="60"/>
+              <w:left w:type="dxa" w:w="100"/>
+              <w:bottom w:type="dxa" w:w="60"/>
+              <w:right w:type="dxa" w:w="100"/>
+            </w:tcMar>
+          </w:tcPr>
+          <w:p>
+            <w:r>
+              <w:t xml:space="preserve">#11, #14</w:t>
+            </w:r>
+          </w:p>
+        </w:tc>
+      </w:tr>
+      <w:tr>
+        <w:tc>
+          <w:tcPr>
+            <w:tcW w:type="dxa" w:w="800"/>
+            <w:tcBorders>
+              <w:top w:val="single" w:color="BFBFBF" w:sz="4"/>
+              <w:left w:val="single" w:color="BFBFBF" w:sz="4"/>
+              <w:bottom w:val="single" w:color="BFBFBF" w:sz="4"/>
+              <w:right w:val="single" w:color="BFBFBF" w:sz="4"/>
+            </w:tcBorders>
+            <w:shd w:fill="F2F2F2" w:color="auto" w:val="clear"/>
+            <w:tcMar>
+              <w:top w:type="dxa" w:w="60"/>
+              <w:left w:type="dxa" w:w="100"/>
+              <w:bottom w:type="dxa" w:w="60"/>
+              <w:right w:type="dxa" w:w="100"/>
+            </w:tcMar>
+          </w:tcPr>
+          <w:p>
+            <w:r>
+              <w:t xml:space="preserve">#72</w:t>
+            </w:r>
+          </w:p>
+        </w:tc>
+        <w:tc>
+          <w:tcPr>
+            <w:tcW w:type="dxa" w:w="5326"/>
+            <w:tcBorders>
+              <w:top w:val="single" w:color="BFBFBF" w:sz="4"/>
+              <w:left w:val="single" w:color="BFBFBF" w:sz="4"/>
+              <w:bottom w:val="single" w:color="BFBFBF" w:sz="4"/>
+              <w:right w:val="single" w:color="BFBFBF" w:sz="4"/>
+            </w:tcBorders>
+            <w:shd w:fill="F2F2F2" w:color="auto" w:val="clear"/>
+            <w:tcMar>
+              <w:top w:type="dxa" w:w="60"/>
+              <w:left w:type="dxa" w:w="100"/>
+              <w:bottom w:type="dxa" w:w="60"/>
+              <w:right w:type="dxa" w:w="100"/>
+            </w:tcMar>
+          </w:tcPr>
+          <w:p>
+            <w:r>
+              <w:t xml:space="preserve">↳ Entidad Mensaje y su DAO</w:t>
+            </w:r>
+          </w:p>
+        </w:tc>
+        <w:tc>
+          <w:tcPr>
+            <w:tcW w:type="dxa" w:w="1400"/>
+            <w:tcBorders>
+              <w:top w:val="single" w:color="BFBFBF" w:sz="4"/>
+              <w:left w:val="single" w:color="BFBFBF" w:sz="4"/>
+              <w:bottom w:val="single" w:color="BFBFBF" w:sz="4"/>
+              <w:right w:val="single" w:color="BFBFBF" w:sz="4"/>
+            </w:tcBorders>
+            <w:shd w:fill="F2F2F2" w:color="auto" w:val="clear"/>
+            <w:tcMar>
+              <w:top w:type="dxa" w:w="60"/>
+              <w:left w:type="dxa" w:w="100"/>
+              <w:bottom w:type="dxa" w:w="60"/>
+              <w:right w:type="dxa" w:w="100"/>
+            </w:tcMar>
+          </w:tcPr>
+          <w:p>
+            <w:r>
+              <w:t xml:space="preserve">David</w:t>
+            </w:r>
+          </w:p>
+        </w:tc>
+        <w:tc>
+          <w:tcPr>
+            <w:tcW w:type="dxa" w:w="1500"/>
+            <w:tcBorders>
+              <w:top w:val="single" w:color="BFBFBF" w:sz="4"/>
+              <w:left w:val="single" w:color="BFBFBF" w:sz="4"/>
+              <w:bottom w:val="single" w:color="BFBFBF" w:sz="4"/>
+              <w:right w:val="single" w:color="BFBFBF" w:sz="4"/>
+            </w:tcBorders>
+            <w:shd w:fill="F2F2F2" w:color="auto" w:val="clear"/>
+            <w:tcMar>
+              <w:top w:type="dxa" w:w="60"/>
+              <w:left w:type="dxa" w:w="100"/>
+              <w:bottom w:type="dxa" w:w="60"/>
+              <w:right w:type="dxa" w:w="100"/>
+            </w:tcMar>
+          </w:tcPr>
+          <w:p>
+            <w:r>
+              <w:t xml:space="preserve">#38, #44</w:t>
+            </w:r>
+          </w:p>
+        </w:tc>
+      </w:tr>
+      <w:tr>
+        <w:tc>
+          <w:tcPr>
+            <w:tcW w:type="dxa" w:w="800"/>
+            <w:tcBorders>
+              <w:top w:val="single" w:color="BFBFBF" w:sz="4"/>
+              <w:left w:val="single" w:color="BFBFBF" w:sz="4"/>
+              <w:bottom w:val="single" w:color="BFBFBF" w:sz="4"/>
+              <w:right w:val="single" w:color="BFBFBF" w:sz="4"/>
+            </w:tcBorders>
+            <w:tcMar>
+              <w:top w:type="dxa" w:w="60"/>
+              <w:left w:type="dxa" w:w="100"/>
+              <w:bottom w:type="dxa" w:w="60"/>
+              <w:right w:type="dxa" w:w="100"/>
+            </w:tcMar>
+          </w:tcPr>
+          <w:p>
+            <w:r>
+              <w:t xml:space="preserve">#73</w:t>
+            </w:r>
+          </w:p>
+        </w:tc>
+        <w:tc>
+          <w:tcPr>
+            <w:tcW w:type="dxa" w:w="5326"/>
+            <w:tcBorders>
+              <w:top w:val="single" w:color="BFBFBF" w:sz="4"/>
+              <w:left w:val="single" w:color="BFBFBF" w:sz="4"/>
+              <w:bottom w:val="single" w:color="BFBFBF" w:sz="4"/>
+              <w:right w:val="single" w:color="BFBFBF" w:sz="4"/>
+            </w:tcBorders>
+            <w:tcMar>
+              <w:top w:type="dxa" w:w="60"/>
+              <w:left w:type="dxa" w:w="100"/>
+              <w:bottom w:type="dxa" w:w="60"/>
+              <w:right w:type="dxa" w:w="100"/>
+            </w:tcMar>
+          </w:tcPr>
+          <w:p>
+            <w:r>
+              <w:t xml:space="preserve">↳ Tablón de mensajes en la pantalla de perfil</w:t>
+            </w:r>
+          </w:p>
+        </w:tc>
+        <w:tc>
+          <w:tcPr>
+            <w:tcW w:type="dxa" w:w="1400"/>
+            <w:tcBorders>
+              <w:top w:val="single" w:color="BFBFBF" w:sz="4"/>
+              <w:left w:val="single" w:color="BFBFBF" w:sz="4"/>
+              <w:bottom w:val="single" w:color="BFBFBF" w:sz="4"/>
+              <w:right w:val="single" w:color="BFBFBF" w:sz="4"/>
+            </w:tcBorders>
+            <w:tcMar>
+              <w:top w:type="dxa" w:w="60"/>
+              <w:left w:type="dxa" w:w="100"/>
+              <w:bottom w:type="dxa" w:w="60"/>
+              <w:right w:type="dxa" w:w="100"/>
+            </w:tcMar>
+          </w:tcPr>
+          <w:p>
+            <w:r>
+              <w:t xml:space="preserve">David</w:t>
+            </w:r>
+          </w:p>
+        </w:tc>
+        <w:tc>
+          <w:tcPr>
+            <w:tcW w:type="dxa" w:w="1500"/>
+            <w:tcBorders>
+              <w:top w:val="single" w:color="BFBFBF" w:sz="4"/>
+              <w:left w:val="single" w:color="BFBFBF" w:sz="4"/>
+              <w:bottom w:val="single" w:color="BFBFBF" w:sz="4"/>
+              <w:right w:val="single" w:color="BFBFBF" w:sz="4"/>
+            </w:tcBorders>
+            <w:tcMar>
+              <w:top w:type="dxa" w:w="60"/>
+              <w:left w:type="dxa" w:w="100"/>
+              <w:bottom w:type="dxa" w:w="60"/>
+              <w:right w:type="dxa" w:w="100"/>
+            </w:tcMar>
+          </w:tcPr>
+          <w:p>
+            <w:r>
+              <w:t xml:space="preserve">#72, #53</w:t>
+            </w:r>
+          </w:p>
+        </w:tc>
+      </w:tr>
+      <w:tr>
+        <w:tc>
+          <w:tcPr>
+            <w:tcW w:type="dxa" w:w="800"/>
+            <w:tcBorders>
+              <w:top w:val="single" w:color="BFBFBF" w:sz="4"/>
+              <w:left w:val="single" w:color="BFBFBF" w:sz="4"/>
+              <w:bottom w:val="single" w:color="BFBFBF" w:sz="4"/>
+              <w:right w:val="single" w:color="BFBFBF" w:sz="4"/>
+            </w:tcBorders>
+            <w:shd w:fill="F2F2F2" w:color="auto" w:val="clear"/>
+            <w:tcMar>
+              <w:top w:type="dxa" w:w="60"/>
+              <w:left w:type="dxa" w:w="100"/>
+              <w:bottom w:type="dxa" w:w="60"/>
+              <w:right w:type="dxa" w:w="100"/>
+            </w:tcMar>
+          </w:tcPr>
+          <w:p>
+            <w:r>
+              <w:t xml:space="preserve">#74</w:t>
+            </w:r>
+          </w:p>
+        </w:tc>
+        <w:tc>
+          <w:tcPr>
+            <w:tcW w:type="dxa" w:w="5326"/>
+            <w:tcBorders>
+              <w:top w:val="single" w:color="BFBFBF" w:sz="4"/>
+              <w:left w:val="single" w:color="BFBFBF" w:sz="4"/>
+              <w:bottom w:val="single" w:color="BFBFBF" w:sz="4"/>
+              <w:right w:val="single" w:color="BFBFBF" w:sz="4"/>
+            </w:tcBorders>
+            <w:shd w:fill="F2F2F2" w:color="auto" w:val="clear"/>
+            <w:tcMar>
+              <w:top w:type="dxa" w:w="60"/>
+              <w:left w:type="dxa" w:w="100"/>
+              <w:bottom w:type="dxa" w:w="60"/>
+              <w:right w:type="dxa" w:w="100"/>
+            </w:tcMar>
+          </w:tcPr>
+          <w:p>
+            <w:r>
+              <w:t xml:space="preserve">↳ Escribir y borrar mensajes del tablón</w:t>
+            </w:r>
+          </w:p>
+        </w:tc>
+        <w:tc>
+          <w:tcPr>
+            <w:tcW w:type="dxa" w:w="1400"/>
+            <w:tcBorders>
+              <w:top w:val="single" w:color="BFBFBF" w:sz="4"/>
+              <w:left w:val="single" w:color="BFBFBF" w:sz="4"/>
+              <w:bottom w:val="single" w:color="BFBFBF" w:sz="4"/>
+              <w:right w:val="single" w:color="BFBFBF" w:sz="4"/>
+            </w:tcBorders>
+            <w:shd w:fill="F2F2F2" w:color="auto" w:val="clear"/>
+            <w:tcMar>
+              <w:top w:type="dxa" w:w="60"/>
+              <w:left w:type="dxa" w:w="100"/>
+              <w:bottom w:type="dxa" w:w="60"/>
+              <w:right w:type="dxa" w:w="100"/>
+            </w:tcMar>
+          </w:tcPr>
+          <w:p>
+            <w:r>
+              <w:t xml:space="preserve">David</w:t>
+            </w:r>
+          </w:p>
+        </w:tc>
+        <w:tc>
+          <w:tcPr>
+            <w:tcW w:type="dxa" w:w="1500"/>
+            <w:tcBorders>
+              <w:top w:val="single" w:color="BFBFBF" w:sz="4"/>
+              <w:left w:val="single" w:color="BFBFBF" w:sz="4"/>
+              <w:bottom w:val="single" w:color="BFBFBF" w:sz="4"/>
+              <w:right w:val="single" w:color="BFBFBF" w:sz="4"/>
+            </w:tcBorders>
+            <w:shd w:fill="F2F2F2" w:color="auto" w:val="clear"/>
+            <w:tcMar>
+              <w:top w:type="dxa" w:w="60"/>
+              <w:left w:type="dxa" w:w="100"/>
+              <w:bottom w:type="dxa" w:w="60"/>
+              <w:right w:type="dxa" w:w="100"/>
+            </w:tcMar>
+          </w:tcPr>
+          <w:p>
+            <w:r>
+              <w:t xml:space="preserve">#73</w:t>
+            </w:r>
+          </w:p>
+        </w:tc>
+      </w:tr>
+      <w:tr>
+        <w:tc>
+          <w:tcPr>
+            <w:tcW w:type="dxa" w:w="800"/>
+            <w:tcBorders>
+              <w:top w:val="single" w:color="BFBFBF" w:sz="4"/>
+              <w:left w:val="single" w:color="BFBFBF" w:sz="4"/>
+              <w:bottom w:val="single" w:color="BFBFBF" w:sz="4"/>
+              <w:right w:val="single" w:color="BFBFBF" w:sz="4"/>
+            </w:tcBorders>
+            <w:tcMar>
+              <w:top w:type="dxa" w:w="60"/>
+              <w:left w:type="dxa" w:w="100"/>
+              <w:bottom w:type="dxa" w:w="60"/>
+              <w:right w:type="dxa" w:w="100"/>
+            </w:tcMar>
+          </w:tcPr>
+          <w:p>
+            <w:r>
+              <w:t xml:space="preserve">#23</w:t>
+            </w:r>
+          </w:p>
+        </w:tc>
+        <w:tc>
+          <w:tcPr>
+            <w:tcW w:type="dxa" w:w="5326"/>
+            <w:tcBorders>
+              <w:top w:val="single" w:color="BFBFBF" w:sz="4"/>
+              <w:left w:val="single" w:color="BFBFBF" w:sz="4"/>
+              <w:bottom w:val="single" w:color="BFBFBF" w:sz="4"/>
+              <w:right w:val="single" w:color="BFBFBF" w:sz="4"/>
+            </w:tcBorders>
+            <w:tcMar>
+              <w:top w:type="dxa" w:w="60"/>
+              <w:left w:type="dxa" w:w="100"/>
+              <w:bottom w:type="dxa" w:w="60"/>
+              <w:right w:type="dxa" w:w="100"/>
+            </w:tcMar>
+          </w:tcPr>
+          <w:p>
+            <w:r>
+              <w:rPr>
+                <w:b/>
+                <w:bCs/>
+              </w:rPr>
+              <w:t xml:space="preserve">Personalización del perfil con DataStore (color de fondo y tema)</w:t>
+            </w:r>
+          </w:p>
+        </w:tc>
+        <w:tc>
+          <w:tcPr>
+            <w:tcW w:type="dxa" w:w="1400"/>
+            <w:tcBorders>
+              <w:top w:val="single" w:color="BFBFBF" w:sz="4"/>
+              <w:left w:val="single" w:color="BFBFBF" w:sz="4"/>
+              <w:bottom w:val="single" w:color="BFBFBF" w:sz="4"/>
+              <w:right w:val="single" w:color="BFBFBF" w:sz="4"/>
+            </w:tcBorders>
+            <w:tcMar>
+              <w:top w:type="dxa" w:w="60"/>
+              <w:left w:type="dxa" w:w="100"/>
+              <w:bottom w:type="dxa" w:w="60"/>
+              <w:right w:type="dxa" w:w="100"/>
+            </w:tcMar>
+          </w:tcPr>
+          <w:p>
+            <w:r>
+              <w:t xml:space="preserve">Yeray</w:t>
+            </w:r>
+          </w:p>
+        </w:tc>
+        <w:tc>
+          <w:tcPr>
+            <w:tcW w:type="dxa" w:w="1500"/>
+            <w:tcBorders>
+              <w:top w:val="single" w:color="BFBFBF" w:sz="4"/>
+              <w:left w:val="single" w:color="BFBFBF" w:sz="4"/>
+              <w:bottom w:val="single" w:color="BFBFBF" w:sz="4"/>
+              <w:right w:val="single" w:color="BFBFBF" w:sz="4"/>
+            </w:tcBorders>
+            <w:tcMar>
+              <w:top w:type="dxa" w:w="60"/>
+              <w:left w:type="dxa" w:w="100"/>
+              <w:bottom w:type="dxa" w:w="60"/>
+              <w:right w:type="dxa" w:w="100"/>
+            </w:tcMar>
+          </w:tcPr>
+          <w:p>
+            <w:r>
+              <w:t xml:space="preserve">#12, #14</w:t>
+            </w:r>
+          </w:p>
+        </w:tc>
+      </w:tr>
+      <w:tr>
+        <w:tc>
+          <w:tcPr>
+            <w:tcW w:type="dxa" w:w="800"/>
+            <w:tcBorders>
+              <w:top w:val="single" w:color="BFBFBF" w:sz="4"/>
+              <w:left w:val="single" w:color="BFBFBF" w:sz="4"/>
+              <w:bottom w:val="single" w:color="BFBFBF" w:sz="4"/>
+              <w:right w:val="single" w:color="BFBFBF" w:sz="4"/>
+            </w:tcBorders>
+            <w:shd w:fill="F2F2F2" w:color="auto" w:val="clear"/>
+            <w:tcMar>
+              <w:top w:type="dxa" w:w="60"/>
+              <w:left w:type="dxa" w:w="100"/>
+              <w:bottom w:type="dxa" w:w="60"/>
+              <w:right w:type="dxa" w:w="100"/>
+            </w:tcMar>
+          </w:tcPr>
+          <w:p>
+            <w:r>
+              <w:t xml:space="preserve">#75</w:t>
+            </w:r>
+          </w:p>
+        </w:tc>
+        <w:tc>
+          <w:tcPr>
+            <w:tcW w:type="dxa" w:w="5326"/>
+            <w:tcBorders>
+              <w:top w:val="single" w:color="BFBFBF" w:sz="4"/>
+              <w:left w:val="single" w:color="BFBFBF" w:sz="4"/>
+              <w:bottom w:val="single" w:color="BFBFBF" w:sz="4"/>
+              <w:right w:val="single" w:color="BFBFBF" w:sz="4"/>
+            </w:tcBorders>
+            <w:shd w:fill="F2F2F2" w:color="auto" w:val="clear"/>
+            <w:tcMar>
+              <w:top w:type="dxa" w:w="60"/>
+              <w:left w:type="dxa" w:w="100"/>
+              <w:bottom w:type="dxa" w:w="60"/>
+              <w:right w:type="dxa" w:w="100"/>
+            </w:tcMar>
+          </w:tcPr>
+          <w:p>
+            <w:r>
+              <w:t xml:space="preserve">↳ Repositorio de preferencias con DataStore</w:t>
+            </w:r>
+          </w:p>
+        </w:tc>
+        <w:tc>
+          <w:tcPr>
+            <w:tcW w:type="dxa" w:w="1400"/>
+            <w:tcBorders>
+              <w:top w:val="single" w:color="BFBFBF" w:sz="4"/>
+              <w:left w:val="single" w:color="BFBFBF" w:sz="4"/>
+              <w:bottom w:val="single" w:color="BFBFBF" w:sz="4"/>
+              <w:right w:val="single" w:color="BFBFBF" w:sz="4"/>
+            </w:tcBorders>
+            <w:shd w:fill="F2F2F2" w:color="auto" w:val="clear"/>
+            <w:tcMar>
+              <w:top w:type="dxa" w:w="60"/>
+              <w:left w:type="dxa" w:w="100"/>
+              <w:bottom w:type="dxa" w:w="60"/>
+              <w:right w:type="dxa" w:w="100"/>
+            </w:tcMar>
+          </w:tcPr>
+          <w:p>
+            <w:r>
+              <w:t xml:space="preserve">Yeray</w:t>
+            </w:r>
+          </w:p>
+        </w:tc>
+        <w:tc>
+          <w:tcPr>
+            <w:tcW w:type="dxa" w:w="1500"/>
+            <w:tcBorders>
+              <w:top w:val="single" w:color="BFBFBF" w:sz="4"/>
+              <w:left w:val="single" w:color="BFBFBF" w:sz="4"/>
+              <w:bottom w:val="single" w:color="BFBFBF" w:sz="4"/>
+              <w:right w:val="single" w:color="BFBFBF" w:sz="4"/>
+            </w:tcBorders>
+            <w:shd w:fill="F2F2F2" w:color="auto" w:val="clear"/>
+            <w:tcMar>
+              <w:top w:type="dxa" w:w="60"/>
+              <w:left w:type="dxa" w:w="100"/>
+              <w:bottom w:type="dxa" w:w="60"/>
+              <w:right w:type="dxa" w:w="100"/>
+            </w:tcMar>
+          </w:tcPr>
+          <w:p>
+            <w:r>
+              <w:t xml:space="preserve">#39</w:t>
+            </w:r>
+          </w:p>
+        </w:tc>
+      </w:tr>
+      <w:tr>
+        <w:tc>
+          <w:tcPr>
+            <w:tcW w:type="dxa" w:w="800"/>
+            <w:tcBorders>
+              <w:top w:val="single" w:color="BFBFBF" w:sz="4"/>
+              <w:left w:val="single" w:color="BFBFBF" w:sz="4"/>
+              <w:bottom w:val="single" w:color="BFBFBF" w:sz="4"/>
+              <w:right w:val="single" w:color="BFBFBF" w:sz="4"/>
+            </w:tcBorders>
+            <w:tcMar>
+              <w:top w:type="dxa" w:w="60"/>
+              <w:left w:type="dxa" w:w="100"/>
+              <w:bottom w:type="dxa" w:w="60"/>
+              <w:right w:type="dxa" w:w="100"/>
+            </w:tcMar>
+          </w:tcPr>
+          <w:p>
+            <w:r>
+              <w:t xml:space="preserve">#76</w:t>
+            </w:r>
+          </w:p>
+        </w:tc>
+        <w:tc>
+          <w:tcPr>
+            <w:tcW w:type="dxa" w:w="5326"/>
+            <w:tcBorders>
+              <w:top w:val="single" w:color="BFBFBF" w:sz="4"/>
+              <w:left w:val="single" w:color="BFBFBF" w:sz="4"/>
+              <w:bottom w:val="single" w:color="BFBFBF" w:sz="4"/>
+              <w:right w:val="single" w:color="BFBFBF" w:sz="4"/>
+            </w:tcBorders>
+            <w:tcMar>
+              <w:top w:type="dxa" w:w="60"/>
+              <w:left w:type="dxa" w:w="100"/>
+              <w:bottom w:type="dxa" w:w="60"/>
+              <w:right w:type="dxa" w:w="100"/>
+            </w:tcMar>
+          </w:tcPr>
+          <w:p>
+            <w:r>
+              <w:t xml:space="preserve">↳ Selector de color de fondo y tema del perfil</w:t>
+            </w:r>
+          </w:p>
+        </w:tc>
+        <w:tc>
+          <w:tcPr>
+            <w:tcW w:type="dxa" w:w="1400"/>
+            <w:tcBorders>
+              <w:top w:val="single" w:color="BFBFBF" w:sz="4"/>
+              <w:left w:val="single" w:color="BFBFBF" w:sz="4"/>
+              <w:bottom w:val="single" w:color="BFBFBF" w:sz="4"/>
+              <w:right w:val="single" w:color="BFBFBF" w:sz="4"/>
+            </w:tcBorders>
+            <w:tcMar>
+              <w:top w:type="dxa" w:w="60"/>
+              <w:left w:type="dxa" w:w="100"/>
+              <w:bottom w:type="dxa" w:w="60"/>
+              <w:right w:type="dxa" w:w="100"/>
+            </w:tcMar>
+          </w:tcPr>
+          <w:p>
+            <w:r>
+              <w:t xml:space="preserve">Yeray</w:t>
+            </w:r>
+          </w:p>
+        </w:tc>
+        <w:tc>
+          <w:tcPr>
+            <w:tcW w:type="dxa" w:w="1500"/>
+            <w:tcBorders>
+              <w:top w:val="single" w:color="BFBFBF" w:sz="4"/>
+              <w:left w:val="single" w:color="BFBFBF" w:sz="4"/>
+              <w:bottom w:val="single" w:color="BFBFBF" w:sz="4"/>
+              <w:right w:val="single" w:color="BFBFBF" w:sz="4"/>
+            </w:tcBorders>
+            <w:tcMar>
+              <w:top w:type="dxa" w:w="60"/>
+              <w:left w:type="dxa" w:w="100"/>
+              <w:bottom w:type="dxa" w:w="60"/>
+              <w:right w:type="dxa" w:w="100"/>
+            </w:tcMar>
+          </w:tcPr>
+          <w:p>
+            <w:r>
+              <w:t xml:space="preserve">#75, #53</w:t>
+            </w:r>
+          </w:p>
+        </w:tc>
+      </w:tr>
+      <w:tr>
+        <w:tc>
+          <w:tcPr>
+            <w:tcW w:type="dxa" w:w="800"/>
+            <w:tcBorders>
+              <w:top w:val="single" w:color="BFBFBF" w:sz="4"/>
+              <w:left w:val="single" w:color="BFBFBF" w:sz="4"/>
+              <w:bottom w:val="single" w:color="BFBFBF" w:sz="4"/>
+              <w:right w:val="single" w:color="BFBFBF" w:sz="4"/>
+            </w:tcBorders>
+            <w:shd w:fill="F2F2F2" w:color="auto" w:val="clear"/>
+            <w:tcMar>
+              <w:top w:type="dxa" w:w="60"/>
+              <w:left w:type="dxa" w:w="100"/>
+              <w:bottom w:type="dxa" w:w="60"/>
+              <w:right w:type="dxa" w:w="100"/>
+            </w:tcMar>
+          </w:tcPr>
+          <w:p>
+            <w:r>
+              <w:t xml:space="preserve">#24</w:t>
+            </w:r>
+          </w:p>
+        </w:tc>
+        <w:tc>
+          <w:tcPr>
+            <w:tcW w:type="dxa" w:w="5326"/>
+            <w:tcBorders>
+              <w:top w:val="single" w:color="BFBFBF" w:sz="4"/>
+              <w:left w:val="single" w:color="BFBFBF" w:sz="4"/>
+              <w:bottom w:val="single" w:color="BFBFBF" w:sz="4"/>
+              <w:right w:val="single" w:color="BFBFBF" w:sz="4"/>
+            </w:tcBorders>
+            <w:shd w:fill="F2F2F2" w:color="auto" w:val="clear"/>
+            <w:tcMar>
+              <w:top w:type="dxa" w:w="60"/>
+              <w:left w:type="dxa" w:w="100"/>
+              <w:bottom w:type="dxa" w:w="60"/>
+              <w:right w:type="dxa" w:w="100"/>
+            </w:tcMar>
+          </w:tcPr>
+          <w:p>
+            <w:r>
+              <w:rPr>
+                <w:b/>
+                <w:bCs/>
+              </w:rPr>
+              <w:t xml:space="preserve">Pruebas y accesibilidad de Perfil y Galería</w:t>
+            </w:r>
+          </w:p>
+        </w:tc>
+        <w:tc>
+          <w:tcPr>
+            <w:tcW w:type="dxa" w:w="1400"/>
+            <w:tcBorders>
+              <w:top w:val="single" w:color="BFBFBF" w:sz="4"/>
+              <w:left w:val="single" w:color="BFBFBF" w:sz="4"/>
+              <w:bottom w:val="single" w:color="BFBFBF" w:sz="4"/>
+              <w:right w:val="single" w:color="BFBFBF" w:sz="4"/>
+            </w:tcBorders>
+            <w:shd w:fill="F2F2F2" w:color="auto" w:val="clear"/>
+            <w:tcMar>
+              <w:top w:type="dxa" w:w="60"/>
+              <w:left w:type="dxa" w:w="100"/>
+              <w:bottom w:type="dxa" w:w="60"/>
+              <w:right w:type="dxa" w:w="100"/>
+            </w:tcMar>
+          </w:tcPr>
+          <w:p>
+            <w:r>
+              <w:t xml:space="preserve">Yeray</w:t>
+            </w:r>
+          </w:p>
+        </w:tc>
+        <w:tc>
+          <w:tcPr>
+            <w:tcW w:type="dxa" w:w="1500"/>
+            <w:tcBorders>
+              <w:top w:val="single" w:color="BFBFBF" w:sz="4"/>
+              <w:left w:val="single" w:color="BFBFBF" w:sz="4"/>
+              <w:bottom w:val="single" w:color="BFBFBF" w:sz="4"/>
+              <w:right w:val="single" w:color="BFBFBF" w:sz="4"/>
+            </w:tcBorders>
+            <w:shd w:fill="F2F2F2" w:color="auto" w:val="clear"/>
+            <w:tcMar>
+              <w:top w:type="dxa" w:w="60"/>
+              <w:left w:type="dxa" w:w="100"/>
+              <w:bottom w:type="dxa" w:w="60"/>
+              <w:right w:type="dxa" w:w="100"/>
+            </w:tcMar>
+          </w:tcPr>
+          <w:p>
+            <w:r>
+              <w:t xml:space="preserve">#14, #21, #23</w:t>
+            </w:r>
+          </w:p>
+        </w:tc>
+      </w:tr>
+      <w:tr>
+        <w:tc>
+          <w:tcPr>
+            <w:tcW w:type="dxa" w:w="800"/>
+            <w:tcBorders>
+              <w:top w:val="single" w:color="BFBFBF" w:sz="4"/>
+              <w:left w:val="single" w:color="BFBFBF" w:sz="4"/>
+              <w:bottom w:val="single" w:color="BFBFBF" w:sz="4"/>
+              <w:right w:val="single" w:color="BFBFBF" w:sz="4"/>
+            </w:tcBorders>
+            <w:tcMar>
+              <w:top w:type="dxa" w:w="60"/>
+              <w:left w:type="dxa" w:w="100"/>
+              <w:bottom w:type="dxa" w:w="60"/>
+              <w:right w:type="dxa" w:w="100"/>
+            </w:tcMar>
+          </w:tcPr>
+          <w:p>
+            <w:r>
+              <w:t xml:space="preserve">#77</w:t>
+            </w:r>
+          </w:p>
+        </w:tc>
+        <w:tc>
+          <w:tcPr>
+            <w:tcW w:type="dxa" w:w="5326"/>
+            <w:tcBorders>
+              <w:top w:val="single" w:color="BFBFBF" w:sz="4"/>
+              <w:left w:val="single" w:color="BFBFBF" w:sz="4"/>
+              <w:bottom w:val="single" w:color="BFBFBF" w:sz="4"/>
+              <w:right w:val="single" w:color="BFBFBF" w:sz="4"/>
+            </w:tcBorders>
+            <w:tcMar>
+              <w:top w:type="dxa" w:w="60"/>
+              <w:left w:type="dxa" w:w="100"/>
+              <w:bottom w:type="dxa" w:w="60"/>
+              <w:right w:type="dxa" w:w="100"/>
+            </w:tcMar>
+          </w:tcPr>
+          <w:p>
+            <w:r>
+              <w:t xml:space="preserve">↳ Pruebas unitarias de reescalado y de los DAOs de Perfil y Galería</w:t>
+            </w:r>
+          </w:p>
+        </w:tc>
+        <w:tc>
+          <w:tcPr>
+            <w:tcW w:type="dxa" w:w="1400"/>
+            <w:tcBorders>
+              <w:top w:val="single" w:color="BFBFBF" w:sz="4"/>
+              <w:left w:val="single" w:color="BFBFBF" w:sz="4"/>
+              <w:bottom w:val="single" w:color="BFBFBF" w:sz="4"/>
+              <w:right w:val="single" w:color="BFBFBF" w:sz="4"/>
+            </w:tcBorders>
+            <w:tcMar>
+              <w:top w:type="dxa" w:w="60"/>
+              <w:left w:type="dxa" w:w="100"/>
+              <w:bottom w:type="dxa" w:w="60"/>
+              <w:right w:type="dxa" w:w="100"/>
+            </w:tcMar>
+          </w:tcPr>
+          <w:p>
+            <w:r>
+              <w:t xml:space="preserve">Yeray</w:t>
+            </w:r>
+          </w:p>
+        </w:tc>
+        <w:tc>
+          <w:tcPr>
+            <w:tcW w:type="dxa" w:w="1500"/>
+            <w:tcBorders>
+              <w:top w:val="single" w:color="BFBFBF" w:sz="4"/>
+              <w:left w:val="single" w:color="BFBFBF" w:sz="4"/>
+              <w:bottom w:val="single" w:color="BFBFBF" w:sz="4"/>
+              <w:right w:val="single" w:color="BFBFBF" w:sz="4"/>
+            </w:tcBorders>
+            <w:tcMar>
+              <w:top w:type="dxa" w:w="60"/>
+              <w:left w:type="dxa" w:w="100"/>
+              <w:bottom w:type="dxa" w:w="60"/>
+              <w:right w:type="dxa" w:w="100"/>
+            </w:tcMar>
+          </w:tcPr>
+          <w:p>
+            <w:r>
+              <w:t xml:space="preserve">#62, #68</w:t>
+            </w:r>
+          </w:p>
+        </w:tc>
+      </w:tr>
+      <w:tr>
+        <w:tc>
+          <w:tcPr>
+            <w:tcW w:type="dxa" w:w="800"/>
+            <w:tcBorders>
+              <w:top w:val="single" w:color="BFBFBF" w:sz="4"/>
+              <w:left w:val="single" w:color="BFBFBF" w:sz="4"/>
+              <w:bottom w:val="single" w:color="BFBFBF" w:sz="4"/>
+              <w:right w:val="single" w:color="BFBFBF" w:sz="4"/>
+            </w:tcBorders>
+            <w:shd w:fill="F2F2F2" w:color="auto" w:val="clear"/>
+            <w:tcMar>
+              <w:top w:type="dxa" w:w="60"/>
+              <w:left w:type="dxa" w:w="100"/>
+              <w:bottom w:type="dxa" w:w="60"/>
+              <w:right w:type="dxa" w:w="100"/>
+            </w:tcMar>
+          </w:tcPr>
+          <w:p>
+            <w:r>
+              <w:t xml:space="preserve">#78</w:t>
+            </w:r>
+          </w:p>
+        </w:tc>
+        <w:tc>
+          <w:tcPr>
+            <w:tcW w:type="dxa" w:w="5326"/>
+            <w:tcBorders>
+              <w:top w:val="single" w:color="BFBFBF" w:sz="4"/>
+              <w:left w:val="single" w:color="BFBFBF" w:sz="4"/>
+              <w:bottom w:val="single" w:color="BFBFBF" w:sz="4"/>
+              <w:right w:val="single" w:color="BFBFBF" w:sz="4"/>
+            </w:tcBorders>
+            <w:shd w:fill="F2F2F2" w:color="auto" w:val="clear"/>
+            <w:tcMar>
+              <w:top w:type="dxa" w:w="60"/>
+              <w:left w:type="dxa" w:w="100"/>
+              <w:bottom w:type="dxa" w:w="60"/>
+              <w:right w:type="dxa" w:w="100"/>
+            </w:tcMar>
+          </w:tcPr>
+          <w:p>
+            <w:r>
+              <w:t xml:space="preserve">↳ Revisión de accesibilidad de Perfil y Galería</w:t>
+            </w:r>
+          </w:p>
+        </w:tc>
+        <w:tc>
+          <w:tcPr>
+            <w:tcW w:type="dxa" w:w="1400"/>
+            <w:tcBorders>
+              <w:top w:val="single" w:color="BFBFBF" w:sz="4"/>
+              <w:left w:val="single" w:color="BFBFBF" w:sz="4"/>
+              <w:bottom w:val="single" w:color="BFBFBF" w:sz="4"/>
+              <w:right w:val="single" w:color="BFBFBF" w:sz="4"/>
+            </w:tcBorders>
+            <w:shd w:fill="F2F2F2" w:color="auto" w:val="clear"/>
+            <w:tcMar>
+              <w:top w:type="dxa" w:w="60"/>
+              <w:left w:type="dxa" w:w="100"/>
+              <w:bottom w:type="dxa" w:w="60"/>
+              <w:right w:type="dxa" w:w="100"/>
+            </w:tcMar>
+          </w:tcPr>
+          <w:p>
+            <w:r>
+              <w:t xml:space="preserve">Yeray</w:t>
+            </w:r>
+          </w:p>
+        </w:tc>
+        <w:tc>
+          <w:tcPr>
+            <w:tcW w:type="dxa" w:w="1500"/>
+            <w:tcBorders>
+              <w:top w:val="single" w:color="BFBFBF" w:sz="4"/>
+              <w:left w:val="single" w:color="BFBFBF" w:sz="4"/>
+              <w:bottom w:val="single" w:color="BFBFBF" w:sz="4"/>
+              <w:right w:val="single" w:color="BFBFBF" w:sz="4"/>
+            </w:tcBorders>
+            <w:shd w:fill="F2F2F2" w:color="auto" w:val="clear"/>
+            <w:tcMar>
+              <w:top w:type="dxa" w:w="60"/>
+              <w:left w:type="dxa" w:w="100"/>
+              <w:bottom w:type="dxa" w:w="60"/>
+              <w:right w:type="dxa" w:w="100"/>
+            </w:tcMar>
+          </w:tcPr>
+          <w:p>
+            <w:r>
+              <w:t xml:space="preserve">#54, #71</w:t>
+            </w:r>
+          </w:p>
+        </w:tc>
+      </w:tr>
+      <w:tr>
+        <w:tc>
+          <w:tcPr>
+            <w:tcW w:type="dxa" w:w="800"/>
+            <w:tcBorders>
+              <w:top w:val="single" w:color="BFBFBF" w:sz="4"/>
+              <w:left w:val="single" w:color="BFBFBF" w:sz="4"/>
+              <w:bottom w:val="single" w:color="BFBFBF" w:sz="4"/>
+              <w:right w:val="single" w:color="BFBFBF" w:sz="4"/>
+            </w:tcBorders>
+            <w:tcMar>
+              <w:top w:type="dxa" w:w="60"/>
+              <w:left w:type="dxa" w:w="100"/>
+              <w:bottom w:type="dxa" w:w="60"/>
+              <w:right w:type="dxa" w:w="100"/>
+            </w:tcMar>
+          </w:tcPr>
+          <w:p>
+            <w:r>
               <w:t xml:space="preserve">#25</w:t>
             </w:r>
           </w:p>
@@ -6517,16 +11047,19 @@
               <w:bottom w:val="single" w:color="BFBFBF" w:sz="4"/>
               <w:right w:val="single" w:color="BFBFBF" w:sz="4"/>
             </w:tcBorders>
-            <w:shd w:fill="F2F2F2" w:color="auto" w:val="clear"/>
-            <w:tcMar>
-              <w:top w:type="dxa" w:w="60"/>
-              <w:left w:type="dxa" w:w="100"/>
-              <w:bottom w:type="dxa" w:w="60"/>
-              <w:right w:type="dxa" w:w="100"/>
-            </w:tcMar>
-          </w:tcPr>
-          <w:p>
-            <w:r>
+            <w:tcMar>
+              <w:top w:type="dxa" w:w="60"/>
+              <w:left w:type="dxa" w:w="100"/>
+              <w:bottom w:type="dxa" w:w="60"/>
+              <w:right w:type="dxa" w:w="100"/>
+            </w:tcMar>
+          </w:tcPr>
+          <w:p>
+            <w:r>
+              <w:rPr>
+                <w:b/>
+                <w:bCs/>
+              </w:rPr>
               <w:t xml:space="preserve">Pruebas y accesibilidad de Muro y Mensajes</w:t>
             </w:r>
           </w:p>
@@ -6540,7 +11073,6 @@
               <w:bottom w:val="single" w:color="BFBFBF" w:sz="4"/>
               <w:right w:val="single" w:color="BFBFBF" w:sz="4"/>
             </w:tcBorders>
-            <w:shd w:fill="F2F2F2" w:color="auto" w:val="clear"/>
             <w:tcMar>
               <w:top w:type="dxa" w:w="60"/>
               <w:left w:type="dxa" w:w="100"/>
@@ -6563,7 +11095,6 @@
               <w:bottom w:val="single" w:color="BFBFBF" w:sz="4"/>
               <w:right w:val="single" w:color="BFBFBF" w:sz="4"/>
             </w:tcBorders>
-            <w:shd w:fill="F2F2F2" w:color="auto" w:val="clear"/>
             <w:tcMar>
               <w:top w:type="dxa" w:w="60"/>
               <w:left w:type="dxa" w:w="100"/>
@@ -6574,6 +11105,382 @@
           <w:p>
             <w:r>
               <w:t xml:space="preserve">#17, #18, #22</w:t>
+            </w:r>
+          </w:p>
+        </w:tc>
+      </w:tr>
+      <w:tr>
+        <w:tc>
+          <w:tcPr>
+            <w:tcW w:type="dxa" w:w="800"/>
+            <w:tcBorders>
+              <w:top w:val="single" w:color="BFBFBF" w:sz="4"/>
+              <w:left w:val="single" w:color="BFBFBF" w:sz="4"/>
+              <w:bottom w:val="single" w:color="BFBFBF" w:sz="4"/>
+              <w:right w:val="single" w:color="BFBFBF" w:sz="4"/>
+            </w:tcBorders>
+            <w:shd w:fill="F2F2F2" w:color="auto" w:val="clear"/>
+            <w:tcMar>
+              <w:top w:type="dxa" w:w="60"/>
+              <w:left w:type="dxa" w:w="100"/>
+              <w:bottom w:type="dxa" w:w="60"/>
+              <w:right w:type="dxa" w:w="100"/>
+            </w:tcMar>
+          </w:tcPr>
+          <w:p>
+            <w:r>
+              <w:t xml:space="preserve">#79</w:t>
+            </w:r>
+          </w:p>
+        </w:tc>
+        <w:tc>
+          <w:tcPr>
+            <w:tcW w:type="dxa" w:w="5326"/>
+            <w:tcBorders>
+              <w:top w:val="single" w:color="BFBFBF" w:sz="4"/>
+              <w:left w:val="single" w:color="BFBFBF" w:sz="4"/>
+              <w:bottom w:val="single" w:color="BFBFBF" w:sz="4"/>
+              <w:right w:val="single" w:color="BFBFBF" w:sz="4"/>
+            </w:tcBorders>
+            <w:shd w:fill="F2F2F2" w:color="auto" w:val="clear"/>
+            <w:tcMar>
+              <w:top w:type="dxa" w:w="60"/>
+              <w:left w:type="dxa" w:w="100"/>
+              <w:bottom w:type="dxa" w:w="60"/>
+              <w:right w:type="dxa" w:w="100"/>
+            </w:tcMar>
+          </w:tcPr>
+          <w:p>
+            <w:r>
+              <w:t xml:space="preserve">↳ Pruebas de los DAOs de Muro y Mensajes</w:t>
+            </w:r>
+          </w:p>
+        </w:tc>
+        <w:tc>
+          <w:tcPr>
+            <w:tcW w:type="dxa" w:w="1400"/>
+            <w:tcBorders>
+              <w:top w:val="single" w:color="BFBFBF" w:sz="4"/>
+              <w:left w:val="single" w:color="BFBFBF" w:sz="4"/>
+              <w:bottom w:val="single" w:color="BFBFBF" w:sz="4"/>
+              <w:right w:val="single" w:color="BFBFBF" w:sz="4"/>
+            </w:tcBorders>
+            <w:shd w:fill="F2F2F2" w:color="auto" w:val="clear"/>
+            <w:tcMar>
+              <w:top w:type="dxa" w:w="60"/>
+              <w:left w:type="dxa" w:w="100"/>
+              <w:bottom w:type="dxa" w:w="60"/>
+              <w:right w:type="dxa" w:w="100"/>
+            </w:tcMar>
+          </w:tcPr>
+          <w:p>
+            <w:r>
+              <w:t xml:space="preserve">David</w:t>
+            </w:r>
+          </w:p>
+        </w:tc>
+        <w:tc>
+          <w:tcPr>
+            <w:tcW w:type="dxa" w:w="1500"/>
+            <w:tcBorders>
+              <w:top w:val="single" w:color="BFBFBF" w:sz="4"/>
+              <w:left w:val="single" w:color="BFBFBF" w:sz="4"/>
+              <w:bottom w:val="single" w:color="BFBFBF" w:sz="4"/>
+              <w:right w:val="single" w:color="BFBFBF" w:sz="4"/>
+            </w:tcBorders>
+            <w:shd w:fill="F2F2F2" w:color="auto" w:val="clear"/>
+            <w:tcMar>
+              <w:top w:type="dxa" w:w="60"/>
+              <w:left w:type="dxa" w:w="100"/>
+              <w:bottom w:type="dxa" w:w="60"/>
+              <w:right w:type="dxa" w:w="100"/>
+            </w:tcMar>
+          </w:tcPr>
+          <w:p>
+            <w:r>
+              <w:t xml:space="preserve">#57, #72</w:t>
+            </w:r>
+          </w:p>
+        </w:tc>
+      </w:tr>
+      <w:tr>
+        <w:tc>
+          <w:tcPr>
+            <w:tcW w:type="dxa" w:w="800"/>
+            <w:tcBorders>
+              <w:top w:val="single" w:color="BFBFBF" w:sz="4"/>
+              <w:left w:val="single" w:color="BFBFBF" w:sz="4"/>
+              <w:bottom w:val="single" w:color="BFBFBF" w:sz="4"/>
+              <w:right w:val="single" w:color="BFBFBF" w:sz="4"/>
+            </w:tcBorders>
+            <w:tcMar>
+              <w:top w:type="dxa" w:w="60"/>
+              <w:left w:type="dxa" w:w="100"/>
+              <w:bottom w:type="dxa" w:w="60"/>
+              <w:right w:type="dxa" w:w="100"/>
+            </w:tcMar>
+          </w:tcPr>
+          <w:p>
+            <w:r>
+              <w:t xml:space="preserve">#80</w:t>
+            </w:r>
+          </w:p>
+        </w:tc>
+        <w:tc>
+          <w:tcPr>
+            <w:tcW w:type="dxa" w:w="5326"/>
+            <w:tcBorders>
+              <w:top w:val="single" w:color="BFBFBF" w:sz="4"/>
+              <w:left w:val="single" w:color="BFBFBF" w:sz="4"/>
+              <w:bottom w:val="single" w:color="BFBFBF" w:sz="4"/>
+              <w:right w:val="single" w:color="BFBFBF" w:sz="4"/>
+            </w:tcBorders>
+            <w:tcMar>
+              <w:top w:type="dxa" w:w="60"/>
+              <w:left w:type="dxa" w:w="100"/>
+              <w:bottom w:type="dxa" w:w="60"/>
+              <w:right w:type="dxa" w:w="100"/>
+            </w:tcMar>
+          </w:tcPr>
+          <w:p>
+            <w:r>
+              <w:t xml:space="preserve">↳ Revisión de accesibilidad de Muro y Mensajes</w:t>
+            </w:r>
+          </w:p>
+        </w:tc>
+        <w:tc>
+          <w:tcPr>
+            <w:tcW w:type="dxa" w:w="1400"/>
+            <w:tcBorders>
+              <w:top w:val="single" w:color="BFBFBF" w:sz="4"/>
+              <w:left w:val="single" w:color="BFBFBF" w:sz="4"/>
+              <w:bottom w:val="single" w:color="BFBFBF" w:sz="4"/>
+              <w:right w:val="single" w:color="BFBFBF" w:sz="4"/>
+            </w:tcBorders>
+            <w:tcMar>
+              <w:top w:type="dxa" w:w="60"/>
+              <w:left w:type="dxa" w:w="100"/>
+              <w:bottom w:type="dxa" w:w="60"/>
+              <w:right w:type="dxa" w:w="100"/>
+            </w:tcMar>
+          </w:tcPr>
+          <w:p>
+            <w:r>
+              <w:t xml:space="preserve">David</w:t>
+            </w:r>
+          </w:p>
+        </w:tc>
+        <w:tc>
+          <w:tcPr>
+            <w:tcW w:type="dxa" w:w="1500"/>
+            <w:tcBorders>
+              <w:top w:val="single" w:color="BFBFBF" w:sz="4"/>
+              <w:left w:val="single" w:color="BFBFBF" w:sz="4"/>
+              <w:bottom w:val="single" w:color="BFBFBF" w:sz="4"/>
+              <w:right w:val="single" w:color="BFBFBF" w:sz="4"/>
+            </w:tcBorders>
+            <w:tcMar>
+              <w:top w:type="dxa" w:w="60"/>
+              <w:left w:type="dxa" w:w="100"/>
+              <w:bottom w:type="dxa" w:w="60"/>
+              <w:right w:type="dxa" w:w="100"/>
+            </w:tcMar>
+          </w:tcPr>
+          <w:p>
+            <w:r>
+              <w:t xml:space="preserve">#67, #74</w:t>
+            </w:r>
+          </w:p>
+        </w:tc>
+      </w:tr>
+      <w:tr>
+        <w:tc>
+          <w:tcPr>
+            <w:tcW w:type="dxa" w:w="800"/>
+            <w:tcBorders>
+              <w:top w:val="single" w:color="BFBFBF" w:sz="4"/>
+              <w:left w:val="single" w:color="BFBFBF" w:sz="4"/>
+              <w:bottom w:val="single" w:color="BFBFBF" w:sz="4"/>
+              <w:right w:val="single" w:color="BFBFBF" w:sz="4"/>
+            </w:tcBorders>
+            <w:shd w:fill="F2F2F2" w:color="auto" w:val="clear"/>
+            <w:tcMar>
+              <w:top w:type="dxa" w:w="60"/>
+              <w:left w:type="dxa" w:w="100"/>
+              <w:bottom w:type="dxa" w:w="60"/>
+              <w:right w:type="dxa" w:w="100"/>
+            </w:tcMar>
+          </w:tcPr>
+          <w:p>
+            <w:r>
+              <w:t xml:space="preserve">#81</w:t>
+            </w:r>
+          </w:p>
+        </w:tc>
+        <w:tc>
+          <w:tcPr>
+            <w:tcW w:type="dxa" w:w="5326"/>
+            <w:tcBorders>
+              <w:top w:val="single" w:color="BFBFBF" w:sz="4"/>
+              <w:left w:val="single" w:color="BFBFBF" w:sz="4"/>
+              <w:bottom w:val="single" w:color="BFBFBF" w:sz="4"/>
+              <w:right w:val="single" w:color="BFBFBF" w:sz="4"/>
+            </w:tcBorders>
+            <w:shd w:fill="F2F2F2" w:color="auto" w:val="clear"/>
+            <w:tcMar>
+              <w:top w:type="dxa" w:w="60"/>
+              <w:left w:type="dxa" w:w="100"/>
+              <w:bottom w:type="dxa" w:w="60"/>
+              <w:right w:type="dxa" w:w="100"/>
+            </w:tcMar>
+          </w:tcPr>
+          <w:p>
+            <w:r>
+              <w:rPr>
+                <w:b/>
+                <w:bCs/>
+              </w:rPr>
+              <w:t xml:space="preserve">Memoria v4: pruebas, diseño, usabilidad y accesibilidad</w:t>
+            </w:r>
+          </w:p>
+        </w:tc>
+        <w:tc>
+          <w:tcPr>
+            <w:tcW w:type="dxa" w:w="1400"/>
+            <w:tcBorders>
+              <w:top w:val="single" w:color="BFBFBF" w:sz="4"/>
+              <w:left w:val="single" w:color="BFBFBF" w:sz="4"/>
+              <w:bottom w:val="single" w:color="BFBFBF" w:sz="4"/>
+              <w:right w:val="single" w:color="BFBFBF" w:sz="4"/>
+            </w:tcBorders>
+            <w:shd w:fill="F2F2F2" w:color="auto" w:val="clear"/>
+            <w:tcMar>
+              <w:top w:type="dxa" w:w="60"/>
+              <w:left w:type="dxa" w:w="100"/>
+              <w:bottom w:type="dxa" w:w="60"/>
+              <w:right w:type="dxa" w:w="100"/>
+            </w:tcMar>
+          </w:tcPr>
+          <w:p>
+            <w:r>
+              <w:t xml:space="preserve">David</w:t>
+            </w:r>
+          </w:p>
+        </w:tc>
+        <w:tc>
+          <w:tcPr>
+            <w:tcW w:type="dxa" w:w="1500"/>
+            <w:tcBorders>
+              <w:top w:val="single" w:color="BFBFBF" w:sz="4"/>
+              <w:left w:val="single" w:color="BFBFBF" w:sz="4"/>
+              <w:bottom w:val="single" w:color="BFBFBF" w:sz="4"/>
+              <w:right w:val="single" w:color="BFBFBF" w:sz="4"/>
+            </w:tcBorders>
+            <w:shd w:fill="F2F2F2" w:color="auto" w:val="clear"/>
+            <w:tcMar>
+              <w:top w:type="dxa" w:w="60"/>
+              <w:left w:type="dxa" w:w="100"/>
+              <w:bottom w:type="dxa" w:w="60"/>
+              <w:right w:type="dxa" w:w="100"/>
+            </w:tcMar>
+          </w:tcPr>
+          <w:p>
+            <w:r>
+              <w:t xml:space="preserve">#64, #78, #80</w:t>
+            </w:r>
+          </w:p>
+        </w:tc>
+      </w:tr>
+      <w:tr>
+        <w:tc>
+          <w:tcPr>
+            <w:tcW w:type="dxa" w:w="800"/>
+            <w:tcBorders>
+              <w:top w:val="single" w:color="BFBFBF" w:sz="4"/>
+              <w:left w:val="single" w:color="BFBFBF" w:sz="4"/>
+              <w:bottom w:val="single" w:color="BFBFBF" w:sz="4"/>
+              <w:right w:val="single" w:color="BFBFBF" w:sz="4"/>
+            </w:tcBorders>
+            <w:tcMar>
+              <w:top w:type="dxa" w:w="60"/>
+              <w:left w:type="dxa" w:w="100"/>
+              <w:bottom w:type="dxa" w:w="60"/>
+              <w:right w:type="dxa" w:w="100"/>
+            </w:tcMar>
+          </w:tcPr>
+          <w:p>
+            <w:r>
+              <w:t xml:space="preserve">#82</w:t>
+            </w:r>
+          </w:p>
+        </w:tc>
+        <w:tc>
+          <w:tcPr>
+            <w:tcW w:type="dxa" w:w="5326"/>
+            <w:tcBorders>
+              <w:top w:val="single" w:color="BFBFBF" w:sz="4"/>
+              <w:left w:val="single" w:color="BFBFBF" w:sz="4"/>
+              <w:bottom w:val="single" w:color="BFBFBF" w:sz="4"/>
+              <w:right w:val="single" w:color="BFBFBF" w:sz="4"/>
+            </w:tcBorders>
+            <w:tcMar>
+              <w:top w:type="dxa" w:w="60"/>
+              <w:left w:type="dxa" w:w="100"/>
+              <w:bottom w:type="dxa" w:w="60"/>
+              <w:right w:type="dxa" w:w="100"/>
+            </w:tcMar>
+          </w:tcPr>
+          <w:p>
+            <w:r>
+              <w:rPr>
+                <w:b/>
+                <w:bCs/>
+              </w:rPr>
+              <w:t xml:space="preserve">Revisar tablero y README para la versión candidata</w:t>
+            </w:r>
+          </w:p>
+        </w:tc>
+        <w:tc>
+          <w:tcPr>
+            <w:tcW w:type="dxa" w:w="1400"/>
+            <w:tcBorders>
+              <w:top w:val="single" w:color="BFBFBF" w:sz="4"/>
+              <w:left w:val="single" w:color="BFBFBF" w:sz="4"/>
+              <w:bottom w:val="single" w:color="BFBFBF" w:sz="4"/>
+              <w:right w:val="single" w:color="BFBFBF" w:sz="4"/>
+            </w:tcBorders>
+            <w:tcMar>
+              <w:top w:type="dxa" w:w="60"/>
+              <w:left w:type="dxa" w:w="100"/>
+              <w:bottom w:type="dxa" w:w="60"/>
+              <w:right w:type="dxa" w:w="100"/>
+            </w:tcMar>
+          </w:tcPr>
+          <w:p>
+            <w:r>
+              <w:t xml:space="preserve">Yeray</w:t>
+            </w:r>
+          </w:p>
+        </w:tc>
+        <w:tc>
+          <w:tcPr>
+            <w:tcW w:type="dxa" w:w="1500"/>
+            <w:tcBorders>
+              <w:top w:val="single" w:color="BFBFBF" w:sz="4"/>
+              <w:left w:val="single" w:color="BFBFBF" w:sz="4"/>
+              <w:bottom w:val="single" w:color="BFBFBF" w:sz="4"/>
+              <w:right w:val="single" w:color="BFBFBF" w:sz="4"/>
+            </w:tcBorders>
+            <w:tcMar>
+              <w:top w:type="dxa" w:w="60"/>
+              <w:left w:type="dxa" w:w="100"/>
+              <w:bottom w:type="dxa" w:w="60"/>
+              <w:right w:type="dxa" w:w="100"/>
+            </w:tcMar>
+          </w:tcPr>
+          <w:p>
+            <w:r>
+              <w:t xml:space="preserve">#81</w:t>
             </w:r>
           </w:p>
         </w:tc>
@@ -6581,6 +11488,7 @@
     </w:tbl>
     <w:p>
       <w:pPr>
+        <w:keepNext/>
         <w:spacing w:after="100" w:before="200"/>
       </w:pPr>
       <w:r>
@@ -6765,6 +11673,10 @@
           </w:tcPr>
           <w:p>
             <w:r>
+              <w:rPr>
+                <w:b/>
+                <w:bCs/>
+              </w:rPr>
               <w:t xml:space="preserve">APK final y README definitivo</w:t>
             </w:r>
           </w:p>
@@ -6834,6 +11746,99 @@
           </w:tcPr>
           <w:p>
             <w:r>
+              <w:t xml:space="preserve">#83</w:t>
+            </w:r>
+          </w:p>
+        </w:tc>
+        <w:tc>
+          <w:tcPr>
+            <w:tcW w:type="dxa" w:w="5326"/>
+            <w:tcBorders>
+              <w:top w:val="single" w:color="BFBFBF" w:sz="4"/>
+              <w:left w:val="single" w:color="BFBFBF" w:sz="4"/>
+              <w:bottom w:val="single" w:color="BFBFBF" w:sz="4"/>
+              <w:right w:val="single" w:color="BFBFBF" w:sz="4"/>
+            </w:tcBorders>
+            <w:shd w:fill="F2F2F2" w:color="auto" w:val="clear"/>
+            <w:tcMar>
+              <w:top w:type="dxa" w:w="60"/>
+              <w:left w:type="dxa" w:w="100"/>
+              <w:bottom w:type="dxa" w:w="60"/>
+              <w:right w:type="dxa" w:w="100"/>
+            </w:tcMar>
+          </w:tcPr>
+          <w:p>
+            <w:r>
+              <w:t xml:space="preserve">↳ Generar APK firmado y publicar la Release</w:t>
+            </w:r>
+          </w:p>
+        </w:tc>
+        <w:tc>
+          <w:tcPr>
+            <w:tcW w:type="dxa" w:w="1400"/>
+            <w:tcBorders>
+              <w:top w:val="single" w:color="BFBFBF" w:sz="4"/>
+              <w:left w:val="single" w:color="BFBFBF" w:sz="4"/>
+              <w:bottom w:val="single" w:color="BFBFBF" w:sz="4"/>
+              <w:right w:val="single" w:color="BFBFBF" w:sz="4"/>
+            </w:tcBorders>
+            <w:shd w:fill="F2F2F2" w:color="auto" w:val="clear"/>
+            <w:tcMar>
+              <w:top w:type="dxa" w:w="60"/>
+              <w:left w:type="dxa" w:w="100"/>
+              <w:bottom w:type="dxa" w:w="60"/>
+              <w:right w:type="dxa" w:w="100"/>
+            </w:tcMar>
+          </w:tcPr>
+          <w:p>
+            <w:r>
+              <w:t xml:space="preserve">Yeray</w:t>
+            </w:r>
+          </w:p>
+        </w:tc>
+        <w:tc>
+          <w:tcPr>
+            <w:tcW w:type="dxa" w:w="1500"/>
+            <w:tcBorders>
+              <w:top w:val="single" w:color="BFBFBF" w:sz="4"/>
+              <w:left w:val="single" w:color="BFBFBF" w:sz="4"/>
+              <w:bottom w:val="single" w:color="BFBFBF" w:sz="4"/>
+              <w:right w:val="single" w:color="BFBFBF" w:sz="4"/>
+            </w:tcBorders>
+            <w:shd w:fill="F2F2F2" w:color="auto" w:val="clear"/>
+            <w:tcMar>
+              <w:top w:type="dxa" w:w="60"/>
+              <w:left w:type="dxa" w:w="100"/>
+              <w:bottom w:type="dxa" w:w="60"/>
+              <w:right w:type="dxa" w:w="100"/>
+            </w:tcMar>
+          </w:tcPr>
+          <w:p>
+            <w:r>
+              <w:t xml:space="preserve">#82</w:t>
+            </w:r>
+          </w:p>
+        </w:tc>
+      </w:tr>
+      <w:tr>
+        <w:tc>
+          <w:tcPr>
+            <w:tcW w:type="dxa" w:w="800"/>
+            <w:tcBorders>
+              <w:top w:val="single" w:color="BFBFBF" w:sz="4"/>
+              <w:left w:val="single" w:color="BFBFBF" w:sz="4"/>
+              <w:bottom w:val="single" w:color="BFBFBF" w:sz="4"/>
+              <w:right w:val="single" w:color="BFBFBF" w:sz="4"/>
+            </w:tcBorders>
+            <w:tcMar>
+              <w:top w:type="dxa" w:w="60"/>
+              <w:left w:type="dxa" w:w="100"/>
+              <w:bottom w:type="dxa" w:w="60"/>
+              <w:right w:type="dxa" w:w="100"/>
+            </w:tcMar>
+          </w:tcPr>
+          <w:p>
+            <w:r>
               <w:t xml:space="preserve">#27</w:t>
             </w:r>
           </w:p>
@@ -6847,16 +11852,19 @@
               <w:bottom w:val="single" w:color="BFBFBF" w:sz="4"/>
               <w:right w:val="single" w:color="BFBFBF" w:sz="4"/>
             </w:tcBorders>
-            <w:shd w:fill="F2F2F2" w:color="auto" w:val="clear"/>
-            <w:tcMar>
-              <w:top w:type="dxa" w:w="60"/>
-              <w:left w:type="dxa" w:w="100"/>
-              <w:bottom w:type="dxa" w:w="60"/>
-              <w:right w:type="dxa" w:w="100"/>
-            </w:tcMar>
-          </w:tcPr>
-          <w:p>
-            <w:r>
+            <w:tcMar>
+              <w:top w:type="dxa" w:w="60"/>
+              <w:left w:type="dxa" w:w="100"/>
+              <w:bottom w:type="dxa" w:w="60"/>
+              <w:right w:type="dxa" w:w="100"/>
+            </w:tcMar>
+          </w:tcPr>
+          <w:p>
+            <w:r>
+              <w:rPr>
+                <w:b/>
+                <w:bCs/>
+              </w:rPr>
               <w:t xml:space="preserve">Presentación de la exposición</w:t>
             </w:r>
           </w:p>
@@ -6870,7 +11878,6 @@
               <w:bottom w:val="single" w:color="BFBFBF" w:sz="4"/>
               <w:right w:val="single" w:color="BFBFBF" w:sz="4"/>
             </w:tcBorders>
-            <w:shd w:fill="F2F2F2" w:color="auto" w:val="clear"/>
             <w:tcMar>
               <w:top w:type="dxa" w:w="60"/>
               <w:left w:type="dxa" w:w="100"/>
@@ -6893,7 +11900,6 @@
               <w:bottom w:val="single" w:color="BFBFBF" w:sz="4"/>
               <w:right w:val="single" w:color="BFBFBF" w:sz="4"/>
             </w:tcBorders>
-            <w:shd w:fill="F2F2F2" w:color="auto" w:val="clear"/>
             <w:tcMar>
               <w:top w:type="dxa" w:w="60"/>
               <w:left w:type="dxa" w:w="100"/>
@@ -6904,6 +11910,194 @@
           <w:p>
             <w:r>
               <w:t xml:space="preserve">#24, #25</w:t>
+            </w:r>
+          </w:p>
+        </w:tc>
+      </w:tr>
+      <w:tr>
+        <w:tc>
+          <w:tcPr>
+            <w:tcW w:type="dxa" w:w="800"/>
+            <w:tcBorders>
+              <w:top w:val="single" w:color="BFBFBF" w:sz="4"/>
+              <w:left w:val="single" w:color="BFBFBF" w:sz="4"/>
+              <w:bottom w:val="single" w:color="BFBFBF" w:sz="4"/>
+              <w:right w:val="single" w:color="BFBFBF" w:sz="4"/>
+            </w:tcBorders>
+            <w:shd w:fill="F2F2F2" w:color="auto" w:val="clear"/>
+            <w:tcMar>
+              <w:top w:type="dxa" w:w="60"/>
+              <w:left w:type="dxa" w:w="100"/>
+              <w:bottom w:type="dxa" w:w="60"/>
+              <w:right w:type="dxa" w:w="100"/>
+            </w:tcMar>
+          </w:tcPr>
+          <w:p>
+            <w:r>
+              <w:t xml:space="preserve">#84</w:t>
+            </w:r>
+          </w:p>
+        </w:tc>
+        <w:tc>
+          <w:tcPr>
+            <w:tcW w:type="dxa" w:w="5326"/>
+            <w:tcBorders>
+              <w:top w:val="single" w:color="BFBFBF" w:sz="4"/>
+              <w:left w:val="single" w:color="BFBFBF" w:sz="4"/>
+              <w:bottom w:val="single" w:color="BFBFBF" w:sz="4"/>
+              <w:right w:val="single" w:color="BFBFBF" w:sz="4"/>
+            </w:tcBorders>
+            <w:shd w:fill="F2F2F2" w:color="auto" w:val="clear"/>
+            <w:tcMar>
+              <w:top w:type="dxa" w:w="60"/>
+              <w:left w:type="dxa" w:w="100"/>
+              <w:bottom w:type="dxa" w:w="60"/>
+              <w:right w:type="dxa" w:w="100"/>
+            </w:tcMar>
+          </w:tcPr>
+          <w:p>
+            <w:r>
+              <w:t xml:space="preserve">↳ Diapositivas y guion de la demo</w:t>
+            </w:r>
+          </w:p>
+        </w:tc>
+        <w:tc>
+          <w:tcPr>
+            <w:tcW w:type="dxa" w:w="1400"/>
+            <w:tcBorders>
+              <w:top w:val="single" w:color="BFBFBF" w:sz="4"/>
+              <w:left w:val="single" w:color="BFBFBF" w:sz="4"/>
+              <w:bottom w:val="single" w:color="BFBFBF" w:sz="4"/>
+              <w:right w:val="single" w:color="BFBFBF" w:sz="4"/>
+            </w:tcBorders>
+            <w:shd w:fill="F2F2F2" w:color="auto" w:val="clear"/>
+            <w:tcMar>
+              <w:top w:type="dxa" w:w="60"/>
+              <w:left w:type="dxa" w:w="100"/>
+              <w:bottom w:type="dxa" w:w="60"/>
+              <w:right w:type="dxa" w:w="100"/>
+            </w:tcMar>
+          </w:tcPr>
+          <w:p>
+            <w:r>
+              <w:t xml:space="preserve">David</w:t>
+            </w:r>
+          </w:p>
+        </w:tc>
+        <w:tc>
+          <w:tcPr>
+            <w:tcW w:type="dxa" w:w="1500"/>
+            <w:tcBorders>
+              <w:top w:val="single" w:color="BFBFBF" w:sz="4"/>
+              <w:left w:val="single" w:color="BFBFBF" w:sz="4"/>
+              <w:bottom w:val="single" w:color="BFBFBF" w:sz="4"/>
+              <w:right w:val="single" w:color="BFBFBF" w:sz="4"/>
+            </w:tcBorders>
+            <w:shd w:fill="F2F2F2" w:color="auto" w:val="clear"/>
+            <w:tcMar>
+              <w:top w:type="dxa" w:w="60"/>
+              <w:left w:type="dxa" w:w="100"/>
+              <w:bottom w:type="dxa" w:w="60"/>
+              <w:right w:type="dxa" w:w="100"/>
+            </w:tcMar>
+          </w:tcPr>
+          <w:p>
+            <w:r>
+              <w:t xml:space="preserve">#83</w:t>
+            </w:r>
+          </w:p>
+        </w:tc>
+      </w:tr>
+      <w:tr>
+        <w:tc>
+          <w:tcPr>
+            <w:tcW w:type="dxa" w:w="800"/>
+            <w:tcBorders>
+              <w:top w:val="single" w:color="BFBFBF" w:sz="4"/>
+              <w:left w:val="single" w:color="BFBFBF" w:sz="4"/>
+              <w:bottom w:val="single" w:color="BFBFBF" w:sz="4"/>
+              <w:right w:val="single" w:color="BFBFBF" w:sz="4"/>
+            </w:tcBorders>
+            <w:tcMar>
+              <w:top w:type="dxa" w:w="60"/>
+              <w:left w:type="dxa" w:w="100"/>
+              <w:bottom w:type="dxa" w:w="60"/>
+              <w:right w:type="dxa" w:w="100"/>
+            </w:tcMar>
+          </w:tcPr>
+          <w:p>
+            <w:r>
+              <w:t xml:space="preserve">#85</w:t>
+            </w:r>
+          </w:p>
+        </w:tc>
+        <w:tc>
+          <w:tcPr>
+            <w:tcW w:type="dxa" w:w="5326"/>
+            <w:tcBorders>
+              <w:top w:val="single" w:color="BFBFBF" w:sz="4"/>
+              <w:left w:val="single" w:color="BFBFBF" w:sz="4"/>
+              <w:bottom w:val="single" w:color="BFBFBF" w:sz="4"/>
+              <w:right w:val="single" w:color="BFBFBF" w:sz="4"/>
+            </w:tcBorders>
+            <w:tcMar>
+              <w:top w:type="dxa" w:w="60"/>
+              <w:left w:type="dxa" w:w="100"/>
+              <w:bottom w:type="dxa" w:w="60"/>
+              <w:right w:type="dxa" w:w="100"/>
+            </w:tcMar>
+          </w:tcPr>
+          <w:p>
+            <w:r>
+              <w:rPr>
+                <w:b/>
+                <w:bCs/>
+              </w:rPr>
+              <w:t xml:space="preserve">Memoria final</w:t>
+            </w:r>
+          </w:p>
+        </w:tc>
+        <w:tc>
+          <w:tcPr>
+            <w:tcW w:type="dxa" w:w="1400"/>
+            <w:tcBorders>
+              <w:top w:val="single" w:color="BFBFBF" w:sz="4"/>
+              <w:left w:val="single" w:color="BFBFBF" w:sz="4"/>
+              <w:bottom w:val="single" w:color="BFBFBF" w:sz="4"/>
+              <w:right w:val="single" w:color="BFBFBF" w:sz="4"/>
+            </w:tcBorders>
+            <w:tcMar>
+              <w:top w:type="dxa" w:w="60"/>
+              <w:left w:type="dxa" w:w="100"/>
+              <w:bottom w:type="dxa" w:w="60"/>
+              <w:right w:type="dxa" w:w="100"/>
+            </w:tcMar>
+          </w:tcPr>
+          <w:p>
+            <w:r>
+              <w:t xml:space="preserve">David</w:t>
+            </w:r>
+          </w:p>
+        </w:tc>
+        <w:tc>
+          <w:tcPr>
+            <w:tcW w:type="dxa" w:w="1500"/>
+            <w:tcBorders>
+              <w:top w:val="single" w:color="BFBFBF" w:sz="4"/>
+              <w:left w:val="single" w:color="BFBFBF" w:sz="4"/>
+              <w:bottom w:val="single" w:color="BFBFBF" w:sz="4"/>
+              <w:right w:val="single" w:color="BFBFBF" w:sz="4"/>
+            </w:tcBorders>
+            <w:tcMar>
+              <w:top w:type="dxa" w:w="60"/>
+              <w:left w:type="dxa" w:w="100"/>
+              <w:bottom w:type="dxa" w:w="60"/>
+              <w:right w:type="dxa" w:w="100"/>
+            </w:tcMar>
+          </w:tcPr>
+          <w:p>
+            <w:r>
+              <w:t xml:space="preserve">#81</w:t>
             </w:r>
           </w:p>
         </w:tc>
@@ -6911,6 +12105,7 @@
     </w:tbl>
     <w:p>
       <w:pPr>
+        <w:keepNext/>
         <w:spacing w:after="100" w:before="200"/>
       </w:pPr>
       <w:r>
@@ -7095,6 +12290,10 @@
           </w:tcPr>
           <w:p>
             <w:r>
+              <w:rPr>
+                <w:b/>
+                <w:bCs/>
+              </w:rPr>
               <w:t xml:space="preserve">Mensajes directos entre usuarios</w:t>
             </w:r>
           </w:p>
@@ -7187,6 +12386,10 @@
           </w:tcPr>
           <w:p>
             <w:r>
+              <w:rPr>
+                <w:b/>
+                <w:bCs/>
+              </w:rPr>
               <w:t xml:space="preserve">Comentarios anidados (respuestas)</w:t>
             </w:r>
           </w:p>
@@ -7279,6 +12482,10 @@
           </w:tcPr>
           <w:p>
             <w:r>
+              <w:rPr>
+                <w:b/>
+                <w:bCs/>
+              </w:rPr>
               <w:t xml:space="preserve">Temas clásicos y tipografías seleccionables por perfil</w:t>
             </w:r>
           </w:p>
@@ -7474,7 +12681,7 @@
         <w:spacing w:after="60"/>
       </w:pPr>
       <w:r>
-        <w:t xml:space="preserve">30 issues con responsable, criterios de terminado, milestone por entrega y dependencias.</w:t>
+        <w:t xml:space="preserve">82 issues (37 tareas principales y 45 subtareas) con responsable, criterios de terminado, milestone por entrega y dependencias.</w:t>
       </w:r>
     </w:p>
     <w:p>
